--- a/memoria/memoria.docx
+++ b/memoria/memoria.docx
@@ -9,13 +9,33 @@
           <w:bCs/>
         </w:rPr>
       </w:pPr>
+      <w:proofErr w:type="spellStart"/>
+      <w:proofErr w:type="gramStart"/>
       <w:r>
         <w:rPr>
           <w:b/>
           <w:bCs/>
         </w:rPr>
-        <w:t>TipoElectrolinera::CrearPuntoRecarga</w:t>
-      </w:r>
+        <w:t>TipoElectrolinera</w:t>
+      </w:r>
+      <w:proofErr w:type="spellEnd"/>
+      <w:r>
+        <w:rPr>
+          <w:b/>
+          <w:bCs/>
+        </w:rPr>
+        <w:t>::</w:t>
+      </w:r>
+      <w:proofErr w:type="spellStart"/>
+      <w:proofErr w:type="gramEnd"/>
+      <w:r>
+        <w:rPr>
+          <w:b/>
+          <w:bCs/>
+        </w:rPr>
+        <w:t>CrearPuntoRecarga</w:t>
+      </w:r>
+      <w:proofErr w:type="spellEnd"/>
     </w:p>
     <w:p>
       <w:r>
@@ -24,23 +44,166 @@
     </w:p>
     <w:p>
       <w:r>
-        <w:t>Para ello, primero se analiza el tipo de corriente (AC o DC) y en cada una de ellas se determina usando el rango de la potencia si es de nivel 1, nivel 2 o de nivel 3.</w:t>
+        <w:t xml:space="preserve">Para ello, primero se analiza </w:t>
+      </w:r>
+      <w:r>
+        <w:t>si el número de la electrolinera está entre 1 y 20.</w:t>
       </w:r>
     </w:p>
     <w:p>
       <w:r>
-        <w:t>Y para cada uno de los niveles, se comprueba si la electrolinera tiene capacidad para crear el punto con ese nivel de carga. Para ello, cuando se define la electrolinera se crean 3 propiedades con el numero de puntos disponibles de cada uno de los niveles y se utilizan como contador de los puntos disponibles. Cada vez que se crea correctamente un punto de ese nivel, el contador se decrementa de tal forma que cuando llega a 0 es que no se pueden crear más puntos de ese nivel de carga.</w:t>
+        <w:t xml:space="preserve">Después se comprueba </w:t>
+      </w:r>
+      <w:r>
+        <w:t>el tipo de corriente (AC o DC) y en cada una de ellas se determina usando el rango de la potencia si es de nivel 1, nivel 2 o de nivel 3.</w:t>
       </w:r>
     </w:p>
     <w:p>
       <w:r>
-        <w:t>En caso de que se pasen todas las validaciones , se llama al método propio del TADPunto::CrearPtoRecarga donde se crea realmente el punto de recarga</w:t>
+        <w:t>Y para cada uno de los niveles, se comprueba si la electrolinera tiene capacidad para crear el punto con ese nivel de carga. Para ello, cuando se define la electrolinera se crean 3 propiedades con el numero de puntos disponibles de cada uno de los niveles y se utilizan como contador de los puntos disponibles. Cada vez que se crea correctamente un punto de ese nivel, el contador se decrementa de tal forma que cuando llega a 0 es que no se pueden crear más puntos de ese nivel de carga.</w:t>
       </w:r>
     </w:p>
     <w:p>
       <w:r>
-        <w:t>En el caso de que cualquier de estas validaciones falle, se imprime por pantalla un mensaje de error indicando el fallo y se devuelve una excepción hacía el programa principal. Por simplicidad, todos los errores devuelven en mismo código (a través del throw 1) , pero se podrían indicar tantos códigos de error como tipos de errores necesitasen un tratamiento específico desde el menú principal.</w:t>
-      </w:r>
+        <w:t xml:space="preserve">En caso de que se pasen todas las validaciones , se llama al método propio del </w:t>
+      </w:r>
+      <w:proofErr w:type="spellStart"/>
+      <w:proofErr w:type="gramStart"/>
+      <w:r>
+        <w:t>TADPunto</w:t>
+      </w:r>
+      <w:proofErr w:type="spellEnd"/>
+      <w:r>
+        <w:t>::</w:t>
+      </w:r>
+      <w:proofErr w:type="spellStart"/>
+      <w:proofErr w:type="gramEnd"/>
+      <w:r>
+        <w:t>CrearPtoRecarga</w:t>
+      </w:r>
+      <w:proofErr w:type="spellEnd"/>
+      <w:r>
+        <w:t xml:space="preserve"> donde se crea realmente el punto de recarga</w:t>
+      </w:r>
+    </w:p>
+    <w:p>
+      <w:r>
+        <w:t xml:space="preserve">En el caso de que cualquier de estas validaciones falle, se imprime por pantalla un mensaje de error indicando el fallo y se devuelve una </w:t>
+      </w:r>
+      <w:r>
+        <w:rPr>
+          <w:b/>
+          <w:bCs/>
+        </w:rPr>
+        <w:t>excepción</w:t>
+      </w:r>
+      <w:r>
+        <w:t xml:space="preserve"> hacía el programa principal. Por simplicidad, todos los errores devuelven en mismo código (a través del </w:t>
+      </w:r>
+      <w:proofErr w:type="spellStart"/>
+      <w:r>
+        <w:t>throw</w:t>
+      </w:r>
+      <w:proofErr w:type="spellEnd"/>
+      <w:r>
+        <w:t xml:space="preserve"> 1) , pero se podrían indicar tantos códigos de error como tipos de errores necesitasen un tratamiento específico desde el menú principal.</w:t>
+      </w:r>
+    </w:p>
+    <w:p>
+      <w:pPr>
+        <w:rPr>
+          <w:color w:val="FF0000"/>
+        </w:rPr>
+      </w:pPr>
+      <w:r>
+        <w:rPr>
+          <w:color w:val="FF0000"/>
+        </w:rPr>
+        <w:t>Habría que comprobar si el punto que se quiere crear ya existe, preguntar si se quiere liberar y en caso afirmativo coger su nivel e incrementar el contador del slot de ese nivel , para poderlo liberar.</w:t>
+      </w:r>
+    </w:p>
+    <w:p>
+      <w:r>
+        <w:br w:type="page"/>
+      </w:r>
+    </w:p>
+    <w:p>
+      <w:proofErr w:type="spellStart"/>
+      <w:r>
+        <w:lastRenderedPageBreak/>
+        <w:t>m</w:t>
+      </w:r>
+      <w:r>
+        <w:t>inus_a_</w:t>
+      </w:r>
+      <w:r>
+        <w:t>m</w:t>
+      </w:r>
+      <w:r>
+        <w:t>ayus</w:t>
+      </w:r>
+      <w:r>
+        <w:t>_corriente</w:t>
+      </w:r>
+      <w:proofErr w:type="spellEnd"/>
+    </w:p>
+    <w:p>
+      <w:r>
+        <w:t xml:space="preserve">Como en C no hay ninguna función que convierta un </w:t>
+      </w:r>
+      <w:proofErr w:type="spellStart"/>
+      <w:r>
+        <w:t>string</w:t>
+      </w:r>
+      <w:proofErr w:type="spellEnd"/>
+      <w:r>
+        <w:t xml:space="preserve"> de minúsculas a mayúsculas y lo necesitamos para poder comprobar el tipo de corriente (AC , DC) nos la hemos creado nosotros en el </w:t>
+      </w:r>
+      <w:proofErr w:type="spellStart"/>
+      <w:r>
+        <w:t>modulo</w:t>
+      </w:r>
+      <w:proofErr w:type="spellEnd"/>
+      <w:r>
+        <w:t xml:space="preserve"> de utilidades.</w:t>
+      </w:r>
+    </w:p>
+    <w:p>
+      <w:proofErr w:type="spellStart"/>
+      <w:r>
+        <w:t>Asi</w:t>
+      </w:r>
+      <w:proofErr w:type="spellEnd"/>
+      <w:r>
+        <w:t xml:space="preserve"> que le pasamos por referencia la cadena de caracteres </w:t>
+      </w:r>
+      <w:r>
+        <w:t xml:space="preserve">del </w:t>
+      </w:r>
+      <w:proofErr w:type="spellStart"/>
+      <w:r>
+        <w:t>TipoCorriente</w:t>
+      </w:r>
+      <w:proofErr w:type="spellEnd"/>
+      <w:r>
+        <w:t xml:space="preserve"> </w:t>
+      </w:r>
+      <w:r>
+        <w:t xml:space="preserve">y dentro de la función hacemos un bucle que convierta todas las letras en mayúsculas con la función </w:t>
+      </w:r>
+      <w:proofErr w:type="spellStart"/>
+      <w:r>
+        <w:t>toupper</w:t>
+      </w:r>
+      <w:proofErr w:type="spellEnd"/>
+      <w:r>
+        <w:t xml:space="preserve"> de la librería </w:t>
+      </w:r>
+      <w:proofErr w:type="spellStart"/>
+      <w:r>
+        <w:t>ctype.h</w:t>
+      </w:r>
+      <w:proofErr w:type="spellEnd"/>
     </w:p>
     <w:p/>
     <w:p/>

--- a/memoria/memoria.docx
+++ b/memoria/memoria.docx
@@ -10,13 +10,12 @@
         </w:rPr>
       </w:pPr>
       <w:proofErr w:type="spellStart"/>
-      <w:proofErr w:type="gramStart"/>
       <w:r>
         <w:rPr>
           <w:b/>
           <w:bCs/>
         </w:rPr>
-        <w:t>TipoElectrolinera</w:t>
+        <w:t>Menu</w:t>
       </w:r>
       <w:proofErr w:type="spellEnd"/>
       <w:r>
@@ -24,77 +23,293 @@
           <w:b/>
           <w:bCs/>
         </w:rPr>
-        <w:t>::</w:t>
-      </w:r>
-      <w:proofErr w:type="spellStart"/>
-      <w:proofErr w:type="gramEnd"/>
-      <w:r>
+        <w:t xml:space="preserve"> principal</w:t>
+      </w:r>
+    </w:p>
+    <w:p>
+      <w:pPr>
         <w:rPr>
           <w:b/>
           <w:bCs/>
         </w:rPr>
-        <w:t>CrearPuntoRecarga</w:t>
-      </w:r>
-      <w:proofErr w:type="spellEnd"/>
-    </w:p>
-    <w:p>
-      <w:r>
-        <w:t>Esta es el método que valida los datos introducidos para definir el punto de recarga y hace las validaciones tanto de las características del punto, como de la capacidad de la electrolinera.</w:t>
-      </w:r>
-    </w:p>
-    <w:p>
-      <w:r>
-        <w:t xml:space="preserve">Para ello, primero se analiza </w:t>
-      </w:r>
-      <w:r>
-        <w:t>si el número de la electrolinera está entre 1 y 20.</w:t>
-      </w:r>
-    </w:p>
-    <w:p>
-      <w:r>
-        <w:t xml:space="preserve">Después se comprueba </w:t>
-      </w:r>
-      <w:r>
-        <w:t>el tipo de corriente (AC o DC) y en cada una de ellas se determina usando el rango de la potencia si es de nivel 1, nivel 2 o de nivel 3.</w:t>
-      </w:r>
-    </w:p>
-    <w:p>
-      <w:r>
-        <w:t>Y para cada uno de los niveles, se comprueba si la electrolinera tiene capacidad para crear el punto con ese nivel de carga. Para ello, cuando se define la electrolinera se crean 3 propiedades con el numero de puntos disponibles de cada uno de los niveles y se utilizan como contador de los puntos disponibles. Cada vez que se crea correctamente un punto de ese nivel, el contador se decrementa de tal forma que cuando llega a 0 es que no se pueden crear más puntos de ese nivel de carga.</w:t>
-      </w:r>
-    </w:p>
-    <w:p>
-      <w:r>
-        <w:t xml:space="preserve">En caso de que se pasen todas las validaciones , se llama al método propio del </w:t>
-      </w:r>
-      <w:proofErr w:type="spellStart"/>
-      <w:proofErr w:type="gramStart"/>
-      <w:r>
-        <w:t>TADPunto</w:t>
-      </w:r>
-      <w:proofErr w:type="spellEnd"/>
-      <w:r>
-        <w:t>::</w:t>
-      </w:r>
-      <w:proofErr w:type="spellStart"/>
-      <w:proofErr w:type="gramEnd"/>
-      <w:r>
-        <w:t>CrearPtoRecarga</w:t>
-      </w:r>
-      <w:proofErr w:type="spellEnd"/>
-      <w:r>
-        <w:t xml:space="preserve"> donde se crea realmente el punto de recarga</w:t>
-      </w:r>
-    </w:p>
-    <w:p>
-      <w:r>
-        <w:t xml:space="preserve">En el caso de que cualquier de estas validaciones falle, se imprime por pantalla un mensaje de error indicando el fallo y se devuelve una </w:t>
-      </w:r>
-      <w:r>
+      </w:pPr>
+    </w:p>
+    <w:p>
+      <w:pPr>
         <w:rPr>
           <w:b/>
           <w:bCs/>
         </w:rPr>
+      </w:pPr>
+      <w:proofErr w:type="spellStart"/>
+      <w:r>
+        <w:rPr>
+          <w:b/>
+          <w:bCs/>
+        </w:rPr>
+        <w:t>reservar_pto_recarga</w:t>
+      </w:r>
+      <w:proofErr w:type="spellEnd"/>
+    </w:p>
+    <w:p>
+      <w:r>
+        <w:rPr>
+          <w:b/>
+          <w:bCs/>
+        </w:rPr>
+        <w:t>En este procedimiento se crean las reservas.</w:t>
+      </w:r>
+      <w:r>
+        <w:t xml:space="preserve"> Tras las introducción de los datos, se hacen unas comprobaciones básicas de que son correctos y se le asigna a la Electrolinera elegida la tarea de comprobar si hay disponibilidad de algún punto de recargas en la franja horaria seleccionada usando el método </w:t>
+      </w:r>
+      <w:proofErr w:type="spellStart"/>
+      <w:r>
+        <w:t>TADElectrolinera</w:t>
+      </w:r>
+      <w:proofErr w:type="spellEnd"/>
+      <w:r>
+        <w:t>::</w:t>
+      </w:r>
+      <w:proofErr w:type="spellStart"/>
+      <w:r>
+        <w:t>BuscarHuecoReserva</w:t>
+      </w:r>
+      <w:proofErr w:type="spellEnd"/>
+    </w:p>
+    <w:p>
+      <w:r>
+        <w:t>Si no se ha podido asignar la recarga, se podrá detectar por el tratamiento del try catch y usando el código de error devuelto se podrán hacer distintos tratamientos de errores.</w:t>
+      </w:r>
+    </w:p>
+    <w:p>
+      <w:pPr>
+        <w:rPr>
+          <w:b/>
+          <w:bCs/>
+        </w:rPr>
+      </w:pPr>
+      <w:r>
+        <w:rPr>
+          <w:b/>
+          <w:bCs/>
+        </w:rPr>
+        <w:br w:type="page"/>
+      </w:r>
+    </w:p>
+    <w:p>
+      <w:pPr>
+        <w:rPr>
+          <w:b/>
+          <w:bCs/>
+        </w:rPr>
+      </w:pPr>
+      <w:proofErr w:type="spellStart"/>
+      <w:r>
+        <w:rPr>
+          <w:b/>
+          <w:bCs/>
+        </w:rPr>
+        <w:lastRenderedPageBreak/>
+        <w:t>TADElectrolinera</w:t>
+      </w:r>
+      <w:proofErr w:type="spellEnd"/>
+    </w:p>
+    <w:p>
+      <w:pPr>
+        <w:rPr>
+          <w:b/>
+          <w:bCs/>
+        </w:rPr>
+      </w:pPr>
+    </w:p>
+    <w:p>
+      <w:pPr>
+        <w:rPr>
+          <w:b/>
+          <w:bCs/>
+        </w:rPr>
+      </w:pPr>
+      <w:proofErr w:type="spellStart"/>
+      <w:r>
+        <w:rPr>
+          <w:b/>
+          <w:bCs/>
+        </w:rPr>
+        <w:t>TipoElectrolinera</w:t>
+      </w:r>
+      <w:proofErr w:type="spellEnd"/>
+      <w:r>
+        <w:rPr>
+          <w:b/>
+          <w:bCs/>
+        </w:rPr>
+        <w:t>::</w:t>
+      </w:r>
+      <w:proofErr w:type="spellStart"/>
+      <w:r>
+        <w:rPr>
+          <w:b/>
+          <w:bCs/>
+        </w:rPr>
+        <w:t>BuscarHuecoReserva</w:t>
+      </w:r>
+      <w:proofErr w:type="spellEnd"/>
+      <w:r>
+        <w:rPr>
+          <w:b/>
+          <w:bCs/>
+        </w:rPr>
+        <w:t>(</w:t>
+      </w:r>
+      <w:r>
+        <w:rPr>
+          <w:b/>
+          <w:bCs/>
+        </w:rPr>
+        <w:t xml:space="preserve"> </w:t>
+      </w:r>
+    </w:p>
+    <w:p>
+      <w:r>
+        <w:t>En esta función se inten</w:t>
+      </w:r>
+      <w:r>
+        <w:t>t</w:t>
+      </w:r>
+      <w:r>
+        <w:t xml:space="preserve">ará buscar el hueco para </w:t>
+      </w:r>
+      <w:r>
+        <w:t>hacer</w:t>
+      </w:r>
+      <w:r>
+        <w:t xml:space="preserve"> la reserva</w:t>
+      </w:r>
+      <w:r>
+        <w:t>.</w:t>
+      </w:r>
+      <w:r>
+        <w:t xml:space="preserve"> Para ello haremos un bucle por todos los puntos de recarga de la electrolinera, y para aquellos que sean del nivel necesario</w:t>
+      </w:r>
+      <w:r>
+        <w:t xml:space="preserve"> </w:t>
+      </w:r>
+      <w:r>
+        <w:t xml:space="preserve"> le pasaremos a ese punto que intente buscar el hueco </w:t>
+      </w:r>
+      <w:r>
+        <w:t xml:space="preserve">utilizando el método </w:t>
+      </w:r>
+      <w:proofErr w:type="spellStart"/>
+      <w:r>
+        <w:t>TipoPunto</w:t>
+      </w:r>
+      <w:proofErr w:type="spellEnd"/>
+      <w:r>
+        <w:t>::</w:t>
+      </w:r>
+      <w:proofErr w:type="spellStart"/>
+      <w:r>
+        <w:t>AnadirReserva</w:t>
+      </w:r>
+      <w:proofErr w:type="spellEnd"/>
+      <w:r>
+        <w:t xml:space="preserve"> </w:t>
+      </w:r>
+      <w:r>
+        <w:br w:type="page"/>
+      </w:r>
+    </w:p>
+    <w:p>
+      <w:pPr>
+        <w:rPr>
+          <w:b/>
+          <w:bCs/>
+        </w:rPr>
+      </w:pPr>
+      <w:proofErr w:type="spellStart"/>
+      <w:r>
+        <w:rPr>
+          <w:b/>
+          <w:bCs/>
+        </w:rPr>
+        <w:lastRenderedPageBreak/>
+        <w:t>TipoElectrolinera</w:t>
+      </w:r>
+      <w:proofErr w:type="spellEnd"/>
+      <w:r>
+        <w:rPr>
+          <w:b/>
+          <w:bCs/>
+        </w:rPr>
+        <w:t>::</w:t>
+      </w:r>
+      <w:proofErr w:type="spellStart"/>
+      <w:r>
+        <w:rPr>
+          <w:b/>
+          <w:bCs/>
+        </w:rPr>
+        <w:t>CrearPuntoRecarga</w:t>
+      </w:r>
+      <w:proofErr w:type="spellEnd"/>
+    </w:p>
+    <w:p>
+      <w:r>
+        <w:t>Esta es el método que valida los datos introducidos para definir el punto de recarga y hace las validaciones tanto de las características del punto, como de la capacidad de la electrolinera.</w:t>
+      </w:r>
+    </w:p>
+    <w:p>
+      <w:r>
+        <w:t xml:space="preserve">Para ello, primero se analiza </w:t>
+      </w:r>
+      <w:r>
+        <w:t>si el número de la electrolinera está entre 1 y 20.</w:t>
+      </w:r>
+    </w:p>
+    <w:p>
+      <w:r>
+        <w:t xml:space="preserve">Después se comprueba </w:t>
+      </w:r>
+      <w:r>
+        <w:t>el tipo de corriente (AC o DC) y en cada una de ellas se determina usando el rango de la potencia si es de nivel 1, nivel 2 o de nivel 3.</w:t>
+      </w:r>
+    </w:p>
+    <w:p>
+      <w:r>
+        <w:t>Y para cada uno de los niveles, se comprueba si la electrolinera tiene capacidad para crear el punto con ese nivel de carga. Para ello, cuando se define la electrolinera se crean 3 propiedades con el numero de puntos disponibles de cada uno de los niveles y se utilizan como contador de los puntos disponibles. Cada vez que se crea correctamente un punto de ese nivel, el contador se decrementa de tal forma que cuando llega a 0 es que no se pueden crear más puntos de ese nivel de carga.</w:t>
+      </w:r>
+    </w:p>
+    <w:p>
+      <w:r>
+        <w:t xml:space="preserve">En caso de que se pasen todas las validaciones , se llama al método propio del </w:t>
+      </w:r>
+      <w:proofErr w:type="spellStart"/>
+      <w:r>
+        <w:t>TADPunto</w:t>
+      </w:r>
+      <w:proofErr w:type="spellEnd"/>
+      <w:r>
+        <w:t>::</w:t>
+      </w:r>
+      <w:proofErr w:type="spellStart"/>
+      <w:r>
+        <w:t>CrearPtoRecarga</w:t>
+      </w:r>
+      <w:proofErr w:type="spellEnd"/>
+      <w:r>
+        <w:t xml:space="preserve"> donde se crea realmente el punto de recarga</w:t>
+      </w:r>
+    </w:p>
+    <w:p>
+      <w:r>
+        <w:t xml:space="preserve">En el caso de que cualquier de estas validaciones falle, se imprime por pantalla un mensaje de error indicando el fallo y se devuelve una </w:t>
+      </w:r>
+      <w:r>
+        <w:rPr>
+          <w:b/>
+          <w:bCs/>
+        </w:rPr>
         <w:t>excepción</w:t>
       </w:r>
       <w:r>
@@ -131,6 +346,103 @@
       <w:proofErr w:type="spellStart"/>
       <w:r>
         <w:lastRenderedPageBreak/>
+        <w:t>TADPunto</w:t>
+      </w:r>
+      <w:proofErr w:type="spellEnd"/>
+    </w:p>
+    <w:p>
+      <w:proofErr w:type="spellStart"/>
+      <w:r>
+        <w:t>Bool</w:t>
+      </w:r>
+      <w:proofErr w:type="spellEnd"/>
+      <w:r>
+        <w:t xml:space="preserve"> </w:t>
+      </w:r>
+      <w:proofErr w:type="spellStart"/>
+      <w:r>
+        <w:t>TipoPunto</w:t>
+      </w:r>
+      <w:proofErr w:type="spellEnd"/>
+      <w:r>
+        <w:t>::</w:t>
+      </w:r>
+      <w:proofErr w:type="spellStart"/>
+      <w:r>
+        <w:t>AnadirReserva</w:t>
+      </w:r>
+      <w:proofErr w:type="spellEnd"/>
+    </w:p>
+    <w:p>
+      <w:r>
+        <w:t xml:space="preserve">En este método se intentará añadir la </w:t>
+      </w:r>
+      <w:r>
+        <w:t xml:space="preserve">nueva </w:t>
+      </w:r>
+      <w:r>
+        <w:t xml:space="preserve">reserva al punto de reserva. </w:t>
+      </w:r>
+    </w:p>
+    <w:p>
+      <w:r>
+        <w:t>Primero se calcularán los</w:t>
+      </w:r>
+      <w:r>
+        <w:t xml:space="preserve"> minutos</w:t>
+      </w:r>
+      <w:r>
+        <w:t xml:space="preserve"> de inicio y de final hueco a reservar. Para calcular el final se tendrá en cuenta la “rodaja mínima” del punto de recarga en cuestión.</w:t>
+      </w:r>
+    </w:p>
+    <w:p>
+      <w:r>
+        <w:t xml:space="preserve">Llamaremos “minutos de inicio y de final” al numero de minutos que han transcurrido desde el 01/Enero/2025 a las 00:00 y se calcula en la función </w:t>
+      </w:r>
+      <w:proofErr w:type="spellStart"/>
+      <w:r>
+        <w:t>TADCalendario</w:t>
+      </w:r>
+      <w:proofErr w:type="spellEnd"/>
+      <w:r>
+        <w:t>::</w:t>
+      </w:r>
+      <w:proofErr w:type="spellStart"/>
+      <w:r>
+        <w:t>ReservaSecuencia</w:t>
+      </w:r>
+      <w:proofErr w:type="spellEnd"/>
+    </w:p>
+    <w:p>
+      <w:r>
+        <w:t>Una vez que tenemos los minutos del intervalo, nos recorremos las reservas del punto buscando que no haya ninguna reserva previa que se solape con el hueco que queremos reservar.</w:t>
+      </w:r>
+    </w:p>
+    <w:p>
+      <w:r>
+        <w:t>Si hemos encontrado alguna reserva previa incompatible, esta función devolverá un false y será desde la electrolinera donde tendrán que buscar en otro punto de recarga.</w:t>
+      </w:r>
+    </w:p>
+    <w:p>
+      <w:r>
+        <w:t xml:space="preserve">Por el contrario, si no hay ninguna reserva incompatible con la nueva, procederemos a crear la reserva, </w:t>
+      </w:r>
+      <w:proofErr w:type="spellStart"/>
+      <w:r>
+        <w:t>imprimeremos</w:t>
+      </w:r>
+      <w:proofErr w:type="spellEnd"/>
+      <w:r>
+        <w:t xml:space="preserve"> el código de reserva y devolveremos un True para que desde la Electrolinera ya no se sigan buscando en el resto de los puntos de recarga.</w:t>
+      </w:r>
+      <w:r>
+        <w:br w:type="page"/>
+      </w:r>
+    </w:p>
+    <w:p/>
+    <w:p>
+      <w:proofErr w:type="spellStart"/>
+      <w:r>
         <w:t>m</w:t>
       </w:r>
       <w:r>

--- a/memoria/memoria.docx
+++ b/memoria/memoria.docx
@@ -9,21 +9,12 @@
           <w:bCs/>
         </w:rPr>
       </w:pPr>
-      <w:proofErr w:type="spellStart"/>
       <w:r>
         <w:rPr>
           <w:b/>
           <w:bCs/>
         </w:rPr>
-        <w:t>Menu</w:t>
-      </w:r>
-      <w:proofErr w:type="spellEnd"/>
-      <w:r>
-        <w:rPr>
-          <w:b/>
-          <w:bCs/>
-        </w:rPr>
-        <w:t xml:space="preserve"> principal</w:t>
+        <w:t>Menu principal</w:t>
       </w:r>
     </w:p>
     <w:p>
@@ -41,7 +32,6 @@
           <w:bCs/>
         </w:rPr>
       </w:pPr>
-      <w:proofErr w:type="spellStart"/>
       <w:r>
         <w:rPr>
           <w:b/>
@@ -49,7 +39,6 @@
         </w:rPr>
         <w:t>reservar_pto_recarga</w:t>
       </w:r>
-      <w:proofErr w:type="spellEnd"/>
     </w:p>
     <w:p>
       <w:r>
@@ -60,21 +49,24 @@
         <w:t>En este procedimiento se crean las reservas.</w:t>
       </w:r>
       <w:r>
-        <w:t xml:space="preserve"> Tras las introducción de los datos, se hacen unas comprobaciones básicas de que son correctos y se le asigna a la Electrolinera elegida la tarea de comprobar si hay disponibilidad de algún punto de recargas en la franja horaria seleccionada usando el método </w:t>
-      </w:r>
-      <w:proofErr w:type="spellStart"/>
-      <w:r>
-        <w:t>TADElectrolinera</w:t>
-      </w:r>
-      <w:proofErr w:type="spellEnd"/>
-      <w:r>
-        <w:t>::</w:t>
-      </w:r>
-      <w:proofErr w:type="spellStart"/>
+        <w:t xml:space="preserve"> Tras </w:t>
+      </w:r>
+      <w:proofErr w:type="gramStart"/>
+      <w:r>
+        <w:t>las introducción</w:t>
+      </w:r>
+      <w:proofErr w:type="gramEnd"/>
+      <w:r>
+        <w:t xml:space="preserve"> de los datos, se hacen unas comprobaciones básicas de que son correctos y se le asigna a la Electrolinera elegida la tarea de comprobar si hay disponibilidad de algún punto de recargas en la franja horaria seleccionada usando el método </w:t>
+      </w:r>
+      <w:proofErr w:type="gramStart"/>
+      <w:r>
+        <w:t>TADElectrolinera::</w:t>
+      </w:r>
+      <w:proofErr w:type="gramEnd"/>
       <w:r>
         <w:t>BuscarHuecoReserva</w:t>
       </w:r>
-      <w:proofErr w:type="spellEnd"/>
     </w:p>
     <w:p>
       <w:r>
@@ -103,7 +95,6 @@
           <w:bCs/>
         </w:rPr>
       </w:pPr>
-      <w:proofErr w:type="spellStart"/>
       <w:r>
         <w:rPr>
           <w:b/>
@@ -112,7 +103,6 @@
         <w:lastRenderedPageBreak/>
         <w:t>TADElectrolinera</w:t>
       </w:r>
-      <w:proofErr w:type="spellEnd"/>
     </w:p>
     <w:p>
       <w:pPr>
@@ -129,37 +119,21 @@
           <w:bCs/>
         </w:rPr>
       </w:pPr>
-      <w:proofErr w:type="spellStart"/>
+      <w:proofErr w:type="gramStart"/>
       <w:r>
         <w:rPr>
           <w:b/>
           <w:bCs/>
         </w:rPr>
-        <w:t>TipoElectrolinera</w:t>
-      </w:r>
-      <w:proofErr w:type="spellEnd"/>
+        <w:t>TipoElectrolinera::</w:t>
+      </w:r>
+      <w:proofErr w:type="gramEnd"/>
       <w:r>
         <w:rPr>
           <w:b/>
           <w:bCs/>
         </w:rPr>
-        <w:t>::</w:t>
-      </w:r>
-      <w:proofErr w:type="spellStart"/>
-      <w:r>
-        <w:rPr>
-          <w:b/>
-          <w:bCs/>
-        </w:rPr>
-        <w:t>BuscarHuecoReserva</w:t>
-      </w:r>
-      <w:proofErr w:type="spellEnd"/>
-      <w:r>
-        <w:rPr>
-          <w:b/>
-          <w:bCs/>
-        </w:rPr>
-        <w:t>(</w:t>
+        <w:t>BuscarHuecoReserva(</w:t>
       </w:r>
       <w:r>
         <w:rPr>
@@ -188,33 +162,54 @@
       <w:r>
         <w:t>.</w:t>
       </w:r>
-      <w:r>
-        <w:t xml:space="preserve"> Para ello haremos un bucle por todos los puntos de recarga de la electrolinera, y para aquellos que sean del nivel necesario</w:t>
+    </w:p>
+    <w:p>
+      <w:r>
+        <w:t>Lo primero que haremos será calcular la duración en función a la rodaja mínima que tenga el punto de recarga.</w:t>
+      </w:r>
+    </w:p>
+    <w:p>
+      <w:proofErr w:type="gramStart"/>
+      <w:r>
+        <w:t xml:space="preserve">Posteriormente </w:t>
+      </w:r>
+      <w:r>
+        <w:t xml:space="preserve"> haremos</w:t>
+      </w:r>
+      <w:proofErr w:type="gramEnd"/>
+      <w:r>
+        <w:t xml:space="preserve"> un bucle por todos los puntos de recarga de la electrolinera, y para aquellos que sean del nivel </w:t>
+      </w:r>
+      <w:proofErr w:type="gramStart"/>
+      <w:r>
+        <w:t>necesario</w:t>
       </w:r>
       <w:r>
         <w:t xml:space="preserve"> </w:t>
       </w:r>
       <w:r>
-        <w:t xml:space="preserve"> le pasaremos a ese punto que intente buscar el hueco </w:t>
+        <w:t xml:space="preserve"> le</w:t>
+      </w:r>
+      <w:proofErr w:type="gramEnd"/>
+      <w:r>
+        <w:t xml:space="preserve"> pasaremos a ese punto que intente buscar el hueco </w:t>
       </w:r>
       <w:r>
         <w:t xml:space="preserve">utilizando el método </w:t>
       </w:r>
-      <w:proofErr w:type="spellStart"/>
-      <w:r>
-        <w:t>TipoPunto</w:t>
-      </w:r>
-      <w:proofErr w:type="spellEnd"/>
-      <w:r>
-        <w:t>::</w:t>
-      </w:r>
-      <w:proofErr w:type="spellStart"/>
+      <w:proofErr w:type="gramStart"/>
+      <w:r>
+        <w:t>TipoPunto::</w:t>
+      </w:r>
+      <w:proofErr w:type="gramEnd"/>
       <w:r>
         <w:t>AnadirReserva</w:t>
       </w:r>
-      <w:proofErr w:type="spellEnd"/>
       <w:r>
         <w:t xml:space="preserve"> </w:t>
+      </w:r>
+      <w:r>
+        <w:t>y como parámetros le pasaremos la fecha/hora del inicio de la recarga y la duración adaptada a la rodaja.</w:t>
       </w:r>
       <w:r>
         <w:br w:type="page"/>
@@ -227,24 +222,16 @@
           <w:bCs/>
         </w:rPr>
       </w:pPr>
-      <w:proofErr w:type="spellStart"/>
+      <w:proofErr w:type="gramStart"/>
       <w:r>
         <w:rPr>
           <w:b/>
           <w:bCs/>
         </w:rPr>
         <w:lastRenderedPageBreak/>
-        <w:t>TipoElectrolinera</w:t>
-      </w:r>
-      <w:proofErr w:type="spellEnd"/>
-      <w:r>
-        <w:rPr>
-          <w:b/>
-          <w:bCs/>
-        </w:rPr>
-        <w:t>::</w:t>
-      </w:r>
-      <w:proofErr w:type="spellStart"/>
+        <w:t>TipoElectrolinera::</w:t>
+      </w:r>
+      <w:proofErr w:type="gramEnd"/>
       <w:r>
         <w:rPr>
           <w:b/>
@@ -252,7 +239,6 @@
         </w:rPr>
         <w:t>CrearPuntoRecarga</w:t>
       </w:r>
-      <w:proofErr w:type="spellEnd"/>
     </w:p>
     <w:p>
       <w:r>
@@ -284,21 +270,13 @@
       <w:r>
         <w:t xml:space="preserve">En caso de que se pasen todas las validaciones , se llama al método propio del </w:t>
       </w:r>
-      <w:proofErr w:type="spellStart"/>
-      <w:r>
-        <w:t>TADPunto</w:t>
-      </w:r>
-      <w:proofErr w:type="spellEnd"/>
-      <w:r>
-        <w:t>::</w:t>
-      </w:r>
-      <w:proofErr w:type="spellStart"/>
-      <w:r>
-        <w:t>CrearPtoRecarga</w:t>
-      </w:r>
-      <w:proofErr w:type="spellEnd"/>
-      <w:r>
-        <w:t xml:space="preserve"> donde se crea realmente el punto de recarga</w:t>
+      <w:proofErr w:type="gramStart"/>
+      <w:r>
+        <w:t>TADPunto::</w:t>
+      </w:r>
+      <w:proofErr w:type="gramEnd"/>
+      <w:r>
+        <w:t>CrearPtoRecarga donde se crea realmente el punto de recarga</w:t>
       </w:r>
     </w:p>
     <w:p>
@@ -313,15 +291,7 @@
         <w:t>excepción</w:t>
       </w:r>
       <w:r>
-        <w:t xml:space="preserve"> hacía el programa principal. Por simplicidad, todos los errores devuelven en mismo código (a través del </w:t>
-      </w:r>
-      <w:proofErr w:type="spellStart"/>
-      <w:r>
-        <w:t>throw</w:t>
-      </w:r>
-      <w:proofErr w:type="spellEnd"/>
-      <w:r>
-        <w:t xml:space="preserve"> 1) , pero se podrían indicar tantos códigos de error como tipos de errores necesitasen un tratamiento específico desde el menú principal.</w:t>
+        <w:t xml:space="preserve"> hacía el programa principal. Por simplicidad, todos los errores devuelven en mismo código (a través del throw 1) , pero se podrían indicar tantos códigos de error como tipos de errores necesitasen un tratamiento específico desde el menú principal.</w:t>
       </w:r>
     </w:p>
     <w:p>
@@ -343,35 +313,23 @@
       </w:r>
     </w:p>
     <w:p>
-      <w:proofErr w:type="spellStart"/>
       <w:r>
         <w:lastRenderedPageBreak/>
         <w:t>TADPunto</w:t>
       </w:r>
-      <w:proofErr w:type="spellEnd"/>
-    </w:p>
-    <w:p>
-      <w:proofErr w:type="spellStart"/>
-      <w:r>
-        <w:t>Bool</w:t>
-      </w:r>
-      <w:proofErr w:type="spellEnd"/>
-      <w:r>
-        <w:t xml:space="preserve"> </w:t>
-      </w:r>
-      <w:proofErr w:type="spellStart"/>
-      <w:r>
-        <w:t>TipoPunto</w:t>
-      </w:r>
-      <w:proofErr w:type="spellEnd"/>
-      <w:r>
-        <w:t>::</w:t>
-      </w:r>
-      <w:proofErr w:type="spellStart"/>
+    </w:p>
+    <w:p>
+      <w:r>
+        <w:t xml:space="preserve">Bool </w:t>
+      </w:r>
+      <w:proofErr w:type="gramStart"/>
+      <w:r>
+        <w:t>TipoPunto::</w:t>
+      </w:r>
+      <w:proofErr w:type="gramEnd"/>
       <w:r>
         <w:t>AnadirReserva</w:t>
       </w:r>
-      <w:proofErr w:type="spellEnd"/>
     </w:p>
     <w:p>
       <w:r>
@@ -399,19 +357,14 @@
       <w:r>
         <w:t xml:space="preserve">Llamaremos “minutos de inicio y de final” al numero de minutos que han transcurrido desde el 01/Enero/2025 a las 00:00 y se calcula en la función </w:t>
       </w:r>
-      <w:proofErr w:type="spellStart"/>
-      <w:r>
-        <w:t>TADCalendario</w:t>
-      </w:r>
-      <w:proofErr w:type="spellEnd"/>
-      <w:r>
-        <w:t>::</w:t>
-      </w:r>
-      <w:proofErr w:type="spellStart"/>
+      <w:proofErr w:type="gramStart"/>
+      <w:r>
+        <w:t>TADCalendario::</w:t>
+      </w:r>
+      <w:proofErr w:type="gramEnd"/>
       <w:r>
         <w:t>ReservaSecuencia</w:t>
       </w:r>
-      <w:proofErr w:type="spellEnd"/>
     </w:p>
     <w:p>
       <w:r>
@@ -425,15 +378,7 @@
     </w:p>
     <w:p>
       <w:r>
-        <w:t xml:space="preserve">Por el contrario, si no hay ninguna reserva incompatible con la nueva, procederemos a crear la reserva, </w:t>
-      </w:r>
-      <w:proofErr w:type="spellStart"/>
-      <w:r>
-        <w:t>imprimeremos</w:t>
-      </w:r>
-      <w:proofErr w:type="spellEnd"/>
-      <w:r>
-        <w:t xml:space="preserve"> el código de reserva y devolveremos un True para que desde la Electrolinera ya no se sigan buscando en el resto de los puntos de recarga.</w:t>
+        <w:t>Por el contrario, si no hay ninguna reserva incompatible con la nueva, procederemos a crear la reserva, imprimeremos el código de reserva y devolveremos un True para que desde la Electrolinera ya no se sigan buscando en el resto de los puntos de recarga.</w:t>
       </w:r>
       <w:r>
         <w:br w:type="page"/>
@@ -441,7 +386,6 @@
     </w:p>
     <w:p/>
     <w:p>
-      <w:proofErr w:type="spellStart"/>
       <w:r>
         <w:t>m</w:t>
       </w:r>
@@ -457,65 +401,22 @@
       <w:r>
         <w:t>_corriente</w:t>
       </w:r>
-      <w:proofErr w:type="spellEnd"/>
-    </w:p>
-    <w:p>
-      <w:r>
-        <w:t xml:space="preserve">Como en C no hay ninguna función que convierta un </w:t>
-      </w:r>
-      <w:proofErr w:type="spellStart"/>
-      <w:r>
-        <w:t>string</w:t>
-      </w:r>
-      <w:proofErr w:type="spellEnd"/>
-      <w:r>
-        <w:t xml:space="preserve"> de minúsculas a mayúsculas y lo necesitamos para poder comprobar el tipo de corriente (AC , DC) nos la hemos creado nosotros en el </w:t>
-      </w:r>
-      <w:proofErr w:type="spellStart"/>
-      <w:r>
-        <w:t>modulo</w:t>
-      </w:r>
-      <w:proofErr w:type="spellEnd"/>
-      <w:r>
-        <w:t xml:space="preserve"> de utilidades.</w:t>
-      </w:r>
-    </w:p>
-    <w:p>
-      <w:proofErr w:type="spellStart"/>
-      <w:r>
-        <w:t>Asi</w:t>
-      </w:r>
-      <w:proofErr w:type="spellEnd"/>
-      <w:r>
-        <w:t xml:space="preserve"> que le pasamos por referencia la cadena de caracteres </w:t>
-      </w:r>
-      <w:r>
-        <w:t xml:space="preserve">del </w:t>
-      </w:r>
-      <w:proofErr w:type="spellStart"/>
-      <w:r>
-        <w:t>TipoCorriente</w:t>
-      </w:r>
-      <w:proofErr w:type="spellEnd"/>
-      <w:r>
-        <w:t xml:space="preserve"> </w:t>
-      </w:r>
-      <w:r>
-        <w:t xml:space="preserve">y dentro de la función hacemos un bucle que convierta todas las letras en mayúsculas con la función </w:t>
-      </w:r>
-      <w:proofErr w:type="spellStart"/>
-      <w:r>
-        <w:t>toupper</w:t>
-      </w:r>
-      <w:proofErr w:type="spellEnd"/>
-      <w:r>
-        <w:t xml:space="preserve"> de la librería </w:t>
-      </w:r>
-      <w:proofErr w:type="spellStart"/>
-      <w:r>
-        <w:t>ctype.h</w:t>
-      </w:r>
-      <w:proofErr w:type="spellEnd"/>
+    </w:p>
+    <w:p>
+      <w:r>
+        <w:t>Como en C no hay ninguna función que convierta un string de minúsculas a mayúsculas y lo necesitamos para poder comprobar el tipo de corriente (AC , DC) nos la hemos creado nosotros en el modulo de utilidades.</w:t>
+      </w:r>
+    </w:p>
+    <w:p>
+      <w:r>
+        <w:t xml:space="preserve">Asi que le pasamos por referencia la cadena de caracteres </w:t>
+      </w:r>
+      <w:r>
+        <w:t xml:space="preserve">del TipoCorriente </w:t>
+      </w:r>
+      <w:r>
+        <w:t>y dentro de la función hacemos un bucle que convierta todas las letras en mayúsculas con la función toupper de la librería ctype.h</w:t>
+      </w:r>
     </w:p>
     <w:p/>
     <w:p/>

--- a/memoria/memoria.docx
+++ b/memoria/memoria.docx
@@ -4,6 +4,8 @@
   <w:body>
     <w:p>
       <w:pPr>
+        <w:pStyle w:val="Ttulo"/>
+        <w:jc w:val="center"/>
         <w:rPr>
           <w:b/>
           <w:bCs/>
@@ -14,416 +16,4402 @@
           <w:b/>
           <w:bCs/>
         </w:rPr>
-        <w:t>Menu principal</w:t>
-      </w:r>
-    </w:p>
-    <w:p>
-      <w:pPr>
+        <w:t>FUNDAMENTOS DE PROGRAMACI</w:t>
+      </w:r>
+      <w:r>
         <w:rPr>
           <w:b/>
           <w:bCs/>
         </w:rPr>
-      </w:pPr>
-    </w:p>
-    <w:p>
-      <w:pPr>
+        <w:t>Ó</w:t>
+      </w:r>
+      <w:r>
         <w:rPr>
           <w:b/>
           <w:bCs/>
         </w:rPr>
-      </w:pPr>
+        <w:t>N</w:t>
+      </w:r>
+    </w:p>
+    <w:p>
+      <w:pPr>
+        <w:pStyle w:val="Ttulo"/>
+        <w:jc w:val="center"/>
+        <w:rPr>
+          <w:sz w:val="40"/>
+          <w:szCs w:val="40"/>
+        </w:rPr>
+      </w:pPr>
+      <w:r>
+        <w:rPr>
+          <w:sz w:val="40"/>
+          <w:szCs w:val="40"/>
+        </w:rPr>
+        <w:t>PRACTICA NÚMERO 4</w:t>
+      </w:r>
+    </w:p>
+    <w:p>
+      <w:pPr>
+        <w:pStyle w:val="Ttulo"/>
+        <w:jc w:val="center"/>
+      </w:pPr>
+      <w:r>
+        <w:t>MEMORIA EXPLICATIVA</w:t>
+      </w:r>
+    </w:p>
+    <w:p>
+      <w:pPr>
+        <w:pStyle w:val="Ttulo"/>
+      </w:pPr>
+    </w:p>
+    <w:p/>
+    <w:p>
+      <w:r>
+        <w:t>Autor:</w:t>
+      </w:r>
+      <w:r>
+        <w:tab/>
+      </w:r>
+      <w:r>
+        <w:tab/>
+      </w:r>
+      <w:r>
+        <w:t xml:space="preserve"> </w:t>
+      </w:r>
+      <w:r>
+        <w:tab/>
+        <w:t>Sergio Serrano Humanes</w:t>
+      </w:r>
+    </w:p>
+    <w:p>
+      <w:r>
+        <w:t xml:space="preserve">DNI: </w:t>
+      </w:r>
+      <w:r>
+        <w:tab/>
+      </w:r>
+      <w:r>
+        <w:tab/>
+      </w:r>
+      <w:r>
+        <w:tab/>
+      </w:r>
+      <w:r>
+        <w:t>50847746 – J</w:t>
+      </w:r>
+    </w:p>
+    <w:p>
+      <w:r>
+        <w:t>Centro Asociado :</w:t>
+      </w:r>
+      <w:r>
+        <w:tab/>
+      </w:r>
+      <w:r>
+        <w:t>Madrid Las Tablas</w:t>
+      </w:r>
+    </w:p>
+    <w:p/>
+    <w:p>
+      <w:r>
+        <w:t>Fecha:</w:t>
+      </w:r>
+      <w:r>
+        <w:tab/>
+      </w:r>
+      <w:r>
+        <w:tab/>
+      </w:r>
+      <w:r>
+        <w:tab/>
+        <w:t>9/Enero/2026</w:t>
+      </w:r>
+    </w:p>
+    <w:p/>
+    <w:p>
+      <w:r>
+        <w:br w:type="page"/>
+      </w:r>
+    </w:p>
+    <w:p>
+      <w:pPr>
+        <w:pStyle w:val="Ttulo2"/>
+      </w:pPr>
+      <w:r>
+        <w:lastRenderedPageBreak/>
+        <w:t>Visión General del Proyecto</w:t>
+      </w:r>
+    </w:p>
+    <w:p>
+      <w:pPr>
+        <w:rPr>
+          <w:sz w:val="18"/>
+          <w:szCs w:val="18"/>
+        </w:rPr>
+      </w:pPr>
+      <w:r>
+        <w:rPr>
+          <w:sz w:val="18"/>
+          <w:szCs w:val="18"/>
+        </w:rPr>
+        <w:t>En este documento vamos a explicar brevemente el diseño del proyecto de la práctica 4 acerca de la gestión de electrolineras (</w:t>
+      </w:r>
+      <w:proofErr w:type="spellStart"/>
+      <w:r>
+        <w:rPr>
+          <w:sz w:val="18"/>
+          <w:szCs w:val="18"/>
+        </w:rPr>
+        <w:t>GesElectrera</w:t>
+      </w:r>
+      <w:proofErr w:type="spellEnd"/>
+      <w:r>
+        <w:rPr>
+          <w:sz w:val="18"/>
+          <w:szCs w:val="18"/>
+        </w:rPr>
+        <w:t>)</w:t>
+      </w:r>
+    </w:p>
+    <w:p>
+      <w:pPr>
+        <w:rPr>
+          <w:sz w:val="18"/>
+          <w:szCs w:val="18"/>
+        </w:rPr>
+      </w:pPr>
+    </w:p>
+    <w:p>
+      <w:pPr>
+        <w:rPr>
+          <w:sz w:val="18"/>
+          <w:szCs w:val="18"/>
+        </w:rPr>
+      </w:pPr>
+      <w:r>
+        <w:rPr>
+          <w:sz w:val="18"/>
+          <w:szCs w:val="18"/>
+        </w:rPr>
+        <w:t xml:space="preserve">El proyecto </w:t>
+      </w:r>
+      <w:r>
+        <w:rPr>
+          <w:sz w:val="18"/>
+          <w:szCs w:val="18"/>
+        </w:rPr>
+        <w:t xml:space="preserve">está dividido en </w:t>
+      </w:r>
+      <w:r>
+        <w:rPr>
+          <w:sz w:val="18"/>
+          <w:szCs w:val="18"/>
+        </w:rPr>
+        <w:t>un total de 6 módulos:</w:t>
+      </w:r>
+    </w:p>
+    <w:p>
+      <w:r>
+        <w:rPr>
+          <w:noProof/>
+        </w:rPr>
+        <w:drawing>
+          <wp:inline distT="0" distB="0" distL="0" distR="0" wp14:anchorId="52921429" wp14:editId="5F6C331C">
+            <wp:extent cx="1771897" cy="1381318"/>
+            <wp:effectExtent l="0" t="0" r="0" b="9525"/>
+            <wp:docPr id="333121584" name="Imagen 1" descr="Interfaz de usuario gráfica, Texto, Aplicación&#10;&#10;El contenido generado por IA puede ser incorrecto."/>
+            <wp:cNvGraphicFramePr>
+              <a:graphicFrameLocks xmlns:a="http://schemas.openxmlformats.org/drawingml/2006/main" noChangeAspect="1"/>
+            </wp:cNvGraphicFramePr>
+            <a:graphic xmlns:a="http://schemas.openxmlformats.org/drawingml/2006/main">
+              <a:graphicData uri="http://schemas.openxmlformats.org/drawingml/2006/picture">
+                <pic:pic xmlns:pic="http://schemas.openxmlformats.org/drawingml/2006/picture">
+                  <pic:nvPicPr>
+                    <pic:cNvPr id="333121584" name="Imagen 1" descr="Interfaz de usuario gráfica, Texto, Aplicación&#10;&#10;El contenido generado por IA puede ser incorrecto."/>
+                    <pic:cNvPicPr/>
+                  </pic:nvPicPr>
+                  <pic:blipFill>
+                    <a:blip r:embed="rId7"/>
+                    <a:stretch>
+                      <a:fillRect/>
+                    </a:stretch>
+                  </pic:blipFill>
+                  <pic:spPr>
+                    <a:xfrm>
+                      <a:off x="0" y="0"/>
+                      <a:ext cx="1771897" cy="1381318"/>
+                    </a:xfrm>
+                    <a:prstGeom prst="rect">
+                      <a:avLst/>
+                    </a:prstGeom>
+                  </pic:spPr>
+                </pic:pic>
+              </a:graphicData>
+            </a:graphic>
+          </wp:inline>
+        </w:drawing>
+      </w:r>
+    </w:p>
+    <w:p/>
+    <w:p>
+      <w:pPr>
+        <w:rPr>
+          <w:sz w:val="18"/>
+          <w:szCs w:val="18"/>
+        </w:rPr>
+      </w:pPr>
+      <w:r>
+        <w:rPr>
+          <w:sz w:val="18"/>
+          <w:szCs w:val="18"/>
+        </w:rPr>
+        <w:t>Repartidos de la siguiente forma</w:t>
+      </w:r>
+    </w:p>
+    <w:p>
+      <w:pPr>
+        <w:pStyle w:val="Prrafodelista"/>
+        <w:numPr>
+          <w:ilvl w:val="0"/>
+          <w:numId w:val="1"/>
+        </w:numPr>
+        <w:rPr>
+          <w:sz w:val="18"/>
+          <w:szCs w:val="18"/>
+        </w:rPr>
+      </w:pPr>
+      <w:proofErr w:type="spellStart"/>
+      <w:r>
+        <w:rPr>
+          <w:sz w:val="18"/>
+          <w:szCs w:val="18"/>
+        </w:rPr>
+        <w:t>GesELECTRERA</w:t>
+      </w:r>
+      <w:proofErr w:type="spellEnd"/>
+      <w:r>
+        <w:rPr>
+          <w:sz w:val="18"/>
+          <w:szCs w:val="18"/>
+        </w:rPr>
+        <w:t xml:space="preserve">: Es el módulo que interactúa con el usuario. Contiene el menú de </w:t>
+      </w:r>
+      <w:r>
+        <w:rPr>
+          <w:sz w:val="18"/>
+          <w:szCs w:val="18"/>
+        </w:rPr>
+        <w:t>opciones,</w:t>
+      </w:r>
+      <w:r>
+        <w:rPr>
+          <w:sz w:val="18"/>
+          <w:szCs w:val="18"/>
+        </w:rPr>
+        <w:t xml:space="preserve"> así como la introducción de los datos</w:t>
+      </w:r>
+    </w:p>
+    <w:p>
+      <w:pPr>
+        <w:pStyle w:val="Prrafodelista"/>
+        <w:numPr>
+          <w:ilvl w:val="0"/>
+          <w:numId w:val="1"/>
+        </w:numPr>
+        <w:rPr>
+          <w:sz w:val="18"/>
+          <w:szCs w:val="18"/>
+        </w:rPr>
+      </w:pPr>
+      <w:proofErr w:type="spellStart"/>
+      <w:r>
+        <w:rPr>
+          <w:sz w:val="18"/>
+          <w:szCs w:val="18"/>
+        </w:rPr>
+        <w:t>TADElectrolinera</w:t>
+      </w:r>
+      <w:proofErr w:type="spellEnd"/>
+      <w:r>
+        <w:rPr>
+          <w:sz w:val="18"/>
+          <w:szCs w:val="18"/>
+        </w:rPr>
+        <w:t xml:space="preserve">: </w:t>
+      </w:r>
+      <w:proofErr w:type="spellStart"/>
+      <w:r>
+        <w:rPr>
+          <w:sz w:val="18"/>
+          <w:szCs w:val="18"/>
+        </w:rPr>
+        <w:t>El</w:t>
+      </w:r>
+      <w:proofErr w:type="spellEnd"/>
+      <w:r>
+        <w:rPr>
+          <w:sz w:val="18"/>
+          <w:szCs w:val="18"/>
+        </w:rPr>
+        <w:t xml:space="preserve"> es módulo que gestiona las electrolineras</w:t>
+      </w:r>
+    </w:p>
+    <w:p>
+      <w:pPr>
+        <w:pStyle w:val="Prrafodelista"/>
+        <w:numPr>
+          <w:ilvl w:val="0"/>
+          <w:numId w:val="1"/>
+        </w:numPr>
+        <w:rPr>
+          <w:sz w:val="18"/>
+          <w:szCs w:val="18"/>
+        </w:rPr>
+      </w:pPr>
+      <w:proofErr w:type="spellStart"/>
+      <w:r>
+        <w:rPr>
+          <w:sz w:val="18"/>
+          <w:szCs w:val="18"/>
+        </w:rPr>
+        <w:t>TADPunto</w:t>
+      </w:r>
+      <w:proofErr w:type="spellEnd"/>
+      <w:r>
+        <w:rPr>
+          <w:sz w:val="18"/>
+          <w:szCs w:val="18"/>
+        </w:rPr>
+        <w:t>: Es el módulo que gestiona los puntos de recarga</w:t>
+      </w:r>
+    </w:p>
+    <w:p>
+      <w:pPr>
+        <w:pStyle w:val="Prrafodelista"/>
+        <w:numPr>
+          <w:ilvl w:val="0"/>
+          <w:numId w:val="1"/>
+        </w:numPr>
+        <w:rPr>
+          <w:sz w:val="18"/>
+          <w:szCs w:val="18"/>
+        </w:rPr>
+      </w:pPr>
+      <w:proofErr w:type="spellStart"/>
+      <w:r>
+        <w:rPr>
+          <w:sz w:val="18"/>
+          <w:szCs w:val="18"/>
+        </w:rPr>
+        <w:t>TADReserva</w:t>
+      </w:r>
+      <w:proofErr w:type="spellEnd"/>
+      <w:r>
+        <w:rPr>
+          <w:sz w:val="18"/>
+          <w:szCs w:val="18"/>
+        </w:rPr>
+        <w:t>: Es el módulo que gestiona las reservas</w:t>
+      </w:r>
+    </w:p>
+    <w:p>
+      <w:pPr>
+        <w:pStyle w:val="Prrafodelista"/>
+        <w:numPr>
+          <w:ilvl w:val="0"/>
+          <w:numId w:val="1"/>
+        </w:numPr>
+        <w:rPr>
+          <w:sz w:val="18"/>
+          <w:szCs w:val="18"/>
+        </w:rPr>
+      </w:pPr>
+      <w:proofErr w:type="spellStart"/>
+      <w:r>
+        <w:rPr>
+          <w:sz w:val="18"/>
+          <w:szCs w:val="18"/>
+        </w:rPr>
+        <w:t>TADCalendario</w:t>
+      </w:r>
+      <w:proofErr w:type="spellEnd"/>
+      <w:r>
+        <w:rPr>
+          <w:sz w:val="18"/>
+          <w:szCs w:val="18"/>
+        </w:rPr>
+        <w:t xml:space="preserve">: Es el módulo que muestra por pantalla la opción de </w:t>
+      </w:r>
+      <w:r>
+        <w:rPr>
+          <w:sz w:val="18"/>
+          <w:szCs w:val="18"/>
+        </w:rPr>
+        <w:t>reservas mensuales. Ha sido adaptado desde la práctica 3</w:t>
+      </w:r>
+    </w:p>
+    <w:p>
+      <w:pPr>
+        <w:pStyle w:val="Prrafodelista"/>
+        <w:numPr>
+          <w:ilvl w:val="0"/>
+          <w:numId w:val="1"/>
+        </w:numPr>
+        <w:rPr>
+          <w:sz w:val="18"/>
+          <w:szCs w:val="18"/>
+        </w:rPr>
+      </w:pPr>
+      <w:proofErr w:type="spellStart"/>
+      <w:r>
+        <w:rPr>
+          <w:sz w:val="18"/>
+          <w:szCs w:val="18"/>
+        </w:rPr>
+        <w:t>TADUtilidades</w:t>
+      </w:r>
+      <w:proofErr w:type="spellEnd"/>
+      <w:r>
+        <w:rPr>
+          <w:sz w:val="18"/>
+          <w:szCs w:val="18"/>
+        </w:rPr>
+        <w:t>: Es un módulo que contiene definiciones y procedimientos/funciones de uso general por el resto de los módulos.</w:t>
+      </w:r>
+    </w:p>
+    <w:p/>
+    <w:p>
+      <w:r>
+        <w:rPr>
+          <w:noProof/>
+        </w:rPr>
+        <w:drawing>
+          <wp:inline distT="0" distB="0" distL="0" distR="0" wp14:anchorId="2A984347" wp14:editId="07DFA826">
+            <wp:extent cx="5400040" cy="2842895"/>
+            <wp:effectExtent l="0" t="0" r="0" b="0"/>
+            <wp:docPr id="1225150103" name="Imagen 1"/>
+            <wp:cNvGraphicFramePr>
+              <a:graphicFrameLocks xmlns:a="http://schemas.openxmlformats.org/drawingml/2006/main" noChangeAspect="1"/>
+            </wp:cNvGraphicFramePr>
+            <a:graphic xmlns:a="http://schemas.openxmlformats.org/drawingml/2006/main">
+              <a:graphicData uri="http://schemas.openxmlformats.org/drawingml/2006/picture">
+                <pic:pic xmlns:pic="http://schemas.openxmlformats.org/drawingml/2006/picture">
+                  <pic:nvPicPr>
+                    <pic:cNvPr id="1225150103" name=""/>
+                    <pic:cNvPicPr/>
+                  </pic:nvPicPr>
+                  <pic:blipFill>
+                    <a:blip r:embed="rId8"/>
+                    <a:stretch>
+                      <a:fillRect/>
+                    </a:stretch>
+                  </pic:blipFill>
+                  <pic:spPr>
+                    <a:xfrm>
+                      <a:off x="0" y="0"/>
+                      <a:ext cx="5400040" cy="2842895"/>
+                    </a:xfrm>
+                    <a:prstGeom prst="rect">
+                      <a:avLst/>
+                    </a:prstGeom>
+                  </pic:spPr>
+                </pic:pic>
+              </a:graphicData>
+            </a:graphic>
+          </wp:inline>
+        </w:drawing>
+      </w:r>
+    </w:p>
+    <w:p>
+      <w:pPr>
+        <w:rPr>
+          <w:sz w:val="18"/>
+          <w:szCs w:val="18"/>
+        </w:rPr>
+      </w:pPr>
+      <w:r>
+        <w:rPr>
+          <w:sz w:val="18"/>
+          <w:szCs w:val="18"/>
+        </w:rPr>
+        <w:t>Mencionar el diseño tipo “</w:t>
+      </w:r>
+      <w:proofErr w:type="spellStart"/>
+      <w:r>
+        <w:rPr>
+          <w:sz w:val="18"/>
+          <w:szCs w:val="18"/>
+        </w:rPr>
+        <w:t>Matrioshka</w:t>
+      </w:r>
+      <w:proofErr w:type="spellEnd"/>
+      <w:r>
+        <w:rPr>
+          <w:sz w:val="18"/>
+          <w:szCs w:val="18"/>
+        </w:rPr>
+        <w:t xml:space="preserve">” , en donde las Reservas están metidas en los </w:t>
+      </w:r>
+      <w:r>
+        <w:rPr>
+          <w:sz w:val="18"/>
+          <w:szCs w:val="18"/>
+        </w:rPr>
+        <w:t>P</w:t>
+      </w:r>
+      <w:r>
+        <w:rPr>
+          <w:sz w:val="18"/>
+          <w:szCs w:val="18"/>
+        </w:rPr>
+        <w:t>untos</w:t>
+      </w:r>
+      <w:r>
+        <w:rPr>
+          <w:sz w:val="18"/>
+          <w:szCs w:val="18"/>
+        </w:rPr>
+        <w:t xml:space="preserve"> de recarga</w:t>
+      </w:r>
+      <w:r>
+        <w:rPr>
+          <w:sz w:val="18"/>
+          <w:szCs w:val="18"/>
+        </w:rPr>
+        <w:t xml:space="preserve"> que a su vez están metidos en las Electrolineras</w:t>
+      </w:r>
+      <w:r>
+        <w:rPr>
+          <w:sz w:val="18"/>
+          <w:szCs w:val="18"/>
+        </w:rPr>
+        <w:t>. Así cada Electrolinera gestiona sus puntos, y los puntos gestionan sus reservas</w:t>
+      </w:r>
+    </w:p>
+    <w:p>
+      <w:r>
+        <w:rPr>
+          <w:sz w:val="18"/>
+          <w:szCs w:val="18"/>
+        </w:rPr>
+        <w:t>Veamos brevemente cada uno de los módulos:</w:t>
+      </w:r>
+      <w:r>
+        <w:br w:type="page"/>
+      </w:r>
+    </w:p>
+    <w:p>
+      <w:pPr>
+        <w:pStyle w:val="Ttulo2"/>
+      </w:pPr>
+      <w:proofErr w:type="spellStart"/>
+      <w:r>
+        <w:lastRenderedPageBreak/>
+        <w:t>GesELECTRERA</w:t>
+      </w:r>
+      <w:proofErr w:type="spellEnd"/>
+    </w:p>
+    <w:p/>
+    <w:p>
+      <w:pPr>
+        <w:rPr>
+          <w:sz w:val="18"/>
+          <w:szCs w:val="18"/>
+        </w:rPr>
+      </w:pPr>
+      <w:r>
+        <w:rPr>
+          <w:sz w:val="18"/>
+          <w:szCs w:val="18"/>
+        </w:rPr>
+        <w:t>Este módulo</w:t>
+      </w:r>
+      <w:r>
+        <w:rPr>
+          <w:sz w:val="18"/>
+          <w:szCs w:val="18"/>
+        </w:rPr>
+        <w:t xml:space="preserve"> contiene la interacción directa con el usuario , ya que muestra el menú de opciones y en cada una de ellas solicita los datos necesarios.</w:t>
+      </w:r>
+    </w:p>
+    <w:p>
+      <w:pPr>
+        <w:rPr>
+          <w:sz w:val="18"/>
+          <w:szCs w:val="18"/>
+        </w:rPr>
+      </w:pPr>
+      <w:r>
+        <w:rPr>
+          <w:sz w:val="18"/>
+          <w:szCs w:val="18"/>
+        </w:rPr>
+        <w:t xml:space="preserve">Hay Implementadas 3 opciones no visibles desde el menú, pero que </w:t>
+      </w:r>
+      <w:r>
+        <w:rPr>
+          <w:sz w:val="18"/>
+          <w:szCs w:val="18"/>
+          <w:u w:val="single"/>
+        </w:rPr>
+        <w:t>son muy útiles para revisar el desarrollo</w:t>
+      </w:r>
+      <w:r>
+        <w:rPr>
+          <w:sz w:val="18"/>
+          <w:szCs w:val="18"/>
+        </w:rPr>
+        <w:t>:</w:t>
+      </w:r>
+    </w:p>
+    <w:p>
+      <w:pPr>
+        <w:pStyle w:val="Prrafodelista"/>
+        <w:numPr>
+          <w:ilvl w:val="0"/>
+          <w:numId w:val="2"/>
+        </w:numPr>
+        <w:rPr>
+          <w:sz w:val="18"/>
+          <w:szCs w:val="18"/>
+        </w:rPr>
+      </w:pPr>
+      <w:r>
+        <w:rPr>
+          <w:sz w:val="18"/>
+          <w:szCs w:val="18"/>
+        </w:rPr>
+        <w:t xml:space="preserve">La opción </w:t>
+      </w:r>
       <w:r>
         <w:rPr>
           <w:b/>
           <w:bCs/>
-        </w:rPr>
-        <w:t>reservar_pto_recarga</w:t>
-      </w:r>
-    </w:p>
-    <w:p>
+          <w:color w:val="FF0000"/>
+          <w:sz w:val="18"/>
+          <w:szCs w:val="18"/>
+        </w:rPr>
+        <w:t>I</w:t>
+      </w:r>
+      <w:r>
+        <w:rPr>
+          <w:sz w:val="18"/>
+          <w:szCs w:val="18"/>
+        </w:rPr>
+        <w:t xml:space="preserve"> realiza una carga inicial de Electrolineras , Puntos de recarga y Reservas</w:t>
+      </w:r>
+      <w:r>
+        <w:rPr>
+          <w:sz w:val="18"/>
+          <w:szCs w:val="18"/>
+        </w:rPr>
+        <w:t>. El contenido de esta carga inicial se detalla en la siguiente tabla</w:t>
+      </w:r>
+    </w:p>
+    <w:p>
+      <w:pPr>
+        <w:rPr>
+          <w:sz w:val="18"/>
+          <w:szCs w:val="18"/>
+        </w:rPr>
+      </w:pPr>
+      <w:r>
+        <w:rPr>
+          <w:noProof/>
+          <w:sz w:val="18"/>
+          <w:szCs w:val="18"/>
+        </w:rPr>
+        <w:drawing>
+          <wp:inline distT="0" distB="0" distL="0" distR="0" wp14:anchorId="1623AA99" wp14:editId="6098593B">
+            <wp:extent cx="5400040" cy="3908425"/>
+            <wp:effectExtent l="0" t="0" r="0" b="0"/>
+            <wp:docPr id="1442164683" name="Imagen 1" descr="Texto&#10;&#10;El contenido generado por IA puede ser incorrecto."/>
+            <wp:cNvGraphicFramePr>
+              <a:graphicFrameLocks xmlns:a="http://schemas.openxmlformats.org/drawingml/2006/main" noChangeAspect="1"/>
+            </wp:cNvGraphicFramePr>
+            <a:graphic xmlns:a="http://schemas.openxmlformats.org/drawingml/2006/main">
+              <a:graphicData uri="http://schemas.openxmlformats.org/drawingml/2006/picture">
+                <pic:pic xmlns:pic="http://schemas.openxmlformats.org/drawingml/2006/picture">
+                  <pic:nvPicPr>
+                    <pic:cNvPr id="1442164683" name="Imagen 1" descr="Texto&#10;&#10;El contenido generado por IA puede ser incorrecto."/>
+                    <pic:cNvPicPr/>
+                  </pic:nvPicPr>
+                  <pic:blipFill>
+                    <a:blip r:embed="rId9"/>
+                    <a:stretch>
+                      <a:fillRect/>
+                    </a:stretch>
+                  </pic:blipFill>
+                  <pic:spPr>
+                    <a:xfrm>
+                      <a:off x="0" y="0"/>
+                      <a:ext cx="5400040" cy="3908425"/>
+                    </a:xfrm>
+                    <a:prstGeom prst="rect">
+                      <a:avLst/>
+                    </a:prstGeom>
+                  </pic:spPr>
+                </pic:pic>
+              </a:graphicData>
+            </a:graphic>
+          </wp:inline>
+        </w:drawing>
+      </w:r>
+    </w:p>
+    <w:p>
+      <w:pPr>
+        <w:rPr>
+          <w:sz w:val="18"/>
+          <w:szCs w:val="18"/>
+        </w:rPr>
+      </w:pPr>
+    </w:p>
+    <w:p>
+      <w:pPr>
+        <w:pStyle w:val="Prrafodelista"/>
+        <w:numPr>
+          <w:ilvl w:val="0"/>
+          <w:numId w:val="2"/>
+        </w:numPr>
+        <w:jc w:val="both"/>
+        <w:rPr>
+          <w:sz w:val="18"/>
+          <w:szCs w:val="18"/>
+        </w:rPr>
+      </w:pPr>
+      <w:r>
+        <w:rPr>
+          <w:sz w:val="18"/>
+          <w:szCs w:val="18"/>
+        </w:rPr>
+        <w:t xml:space="preserve">La opción </w:t>
+      </w:r>
       <w:r>
         <w:rPr>
           <w:b/>
           <w:bCs/>
-        </w:rPr>
-        <w:t>En este procedimiento se crean las reservas.</w:t>
-      </w:r>
-      <w:r>
-        <w:t xml:space="preserve"> Tras </w:t>
-      </w:r>
-      <w:proofErr w:type="gramStart"/>
-      <w:r>
-        <w:t>las introducción</w:t>
-      </w:r>
-      <w:proofErr w:type="gramEnd"/>
-      <w:r>
-        <w:t xml:space="preserve"> de los datos, se hacen unas comprobaciones básicas de que son correctos y se le asigna a la Electrolinera elegida la tarea de comprobar si hay disponibilidad de algún punto de recargas en la franja horaria seleccionada usando el método </w:t>
-      </w:r>
-      <w:proofErr w:type="gramStart"/>
-      <w:r>
-        <w:t>TADElectrolinera::</w:t>
-      </w:r>
-      <w:proofErr w:type="gramEnd"/>
-      <w:r>
-        <w:t>BuscarHuecoReserva</w:t>
-      </w:r>
-    </w:p>
-    <w:p>
-      <w:r>
-        <w:t>Si no se ha podido asignar la recarga, se podrá detectar por el tratamiento del try catch y usando el código de error devuelto se podrán hacer distintos tratamientos de errores.</w:t>
-      </w:r>
-    </w:p>
-    <w:p>
-      <w:pPr>
+          <w:color w:val="FF0000"/>
+          <w:sz w:val="18"/>
+          <w:szCs w:val="18"/>
+        </w:rPr>
+        <w:t>T</w:t>
+      </w:r>
+      <w:r>
+        <w:rPr>
+          <w:sz w:val="18"/>
+          <w:szCs w:val="18"/>
+        </w:rPr>
+        <w:t xml:space="preserve"> realiza una impresión en modo tabular de todos los elementos en la memoria del programa de tal forma que se puede inspeccionar fácilmente lo que tenemos introducido.</w:t>
+      </w:r>
+      <w:r>
+        <w:rPr>
+          <w:sz w:val="18"/>
+          <w:szCs w:val="18"/>
+        </w:rPr>
+        <w:t xml:space="preserve"> </w:t>
+      </w:r>
+      <w:r>
+        <w:rPr>
+          <w:sz w:val="18"/>
+          <w:szCs w:val="18"/>
+        </w:rPr>
+        <w:t>V</w:t>
+      </w:r>
+      <w:r>
+        <w:rPr>
+          <w:sz w:val="18"/>
+          <w:szCs w:val="18"/>
+        </w:rPr>
+        <w:t>éase justamente la tabla del punto anterior para ver lo que muestra esta opción.</w:t>
+      </w:r>
+      <w:r>
+        <w:rPr>
+          <w:sz w:val="18"/>
+          <w:szCs w:val="18"/>
+        </w:rPr>
+        <w:t xml:space="preserve"> Mas adelante se comentará que los contadores que aparecen en la línea con el detalle de la electrolinera son los puntos que quedan disponibles de cada tipo.</w:t>
+      </w:r>
+    </w:p>
+    <w:p>
+      <w:pPr>
+        <w:jc w:val="both"/>
+        <w:rPr>
+          <w:sz w:val="18"/>
+          <w:szCs w:val="18"/>
+        </w:rPr>
+      </w:pPr>
+      <w:r>
+        <w:rPr>
+          <w:noProof/>
+          <w:sz w:val="18"/>
+          <w:szCs w:val="18"/>
+        </w:rPr>
+        <w:lastRenderedPageBreak/>
+        <w:drawing>
+          <wp:inline distT="0" distB="0" distL="0" distR="0" wp14:anchorId="4ED6590E" wp14:editId="0EA0D557">
+            <wp:extent cx="5400040" cy="2557145"/>
+            <wp:effectExtent l="0" t="0" r="0" b="0"/>
+            <wp:docPr id="1468290750" name="Imagen 1" descr="Texto&#10;&#10;El contenido generado por IA puede ser incorrecto."/>
+            <wp:cNvGraphicFramePr>
+              <a:graphicFrameLocks xmlns:a="http://schemas.openxmlformats.org/drawingml/2006/main" noChangeAspect="1"/>
+            </wp:cNvGraphicFramePr>
+            <a:graphic xmlns:a="http://schemas.openxmlformats.org/drawingml/2006/main">
+              <a:graphicData uri="http://schemas.openxmlformats.org/drawingml/2006/picture">
+                <pic:pic xmlns:pic="http://schemas.openxmlformats.org/drawingml/2006/picture">
+                  <pic:nvPicPr>
+                    <pic:cNvPr id="1468290750" name="Imagen 1" descr="Texto&#10;&#10;El contenido generado por IA puede ser incorrecto."/>
+                    <pic:cNvPicPr/>
+                  </pic:nvPicPr>
+                  <pic:blipFill>
+                    <a:blip r:embed="rId10"/>
+                    <a:stretch>
+                      <a:fillRect/>
+                    </a:stretch>
+                  </pic:blipFill>
+                  <pic:spPr>
+                    <a:xfrm>
+                      <a:off x="0" y="0"/>
+                      <a:ext cx="5400040" cy="2557145"/>
+                    </a:xfrm>
+                    <a:prstGeom prst="rect">
+                      <a:avLst/>
+                    </a:prstGeom>
+                  </pic:spPr>
+                </pic:pic>
+              </a:graphicData>
+            </a:graphic>
+          </wp:inline>
+        </w:drawing>
+      </w:r>
+    </w:p>
+    <w:p>
+      <w:pPr>
+        <w:pStyle w:val="Prrafodelista"/>
+        <w:numPr>
+          <w:ilvl w:val="0"/>
+          <w:numId w:val="2"/>
+        </w:numPr>
+        <w:jc w:val="both"/>
+        <w:rPr>
+          <w:sz w:val="18"/>
+          <w:szCs w:val="18"/>
+        </w:rPr>
+      </w:pPr>
+      <w:r>
+        <w:rPr>
+          <w:sz w:val="18"/>
+          <w:szCs w:val="18"/>
+        </w:rPr>
+        <w:t xml:space="preserve">La opción </w:t>
+      </w:r>
+      <w:r>
         <w:rPr>
           <w:b/>
           <w:bCs/>
-        </w:rPr>
-      </w:pPr>
+          <w:color w:val="FF0000"/>
+          <w:sz w:val="18"/>
+          <w:szCs w:val="18"/>
+        </w:rPr>
+        <w:t>D</w:t>
+      </w:r>
+      <w:r>
+        <w:rPr>
+          <w:sz w:val="18"/>
+          <w:szCs w:val="18"/>
+        </w:rPr>
+        <w:t xml:space="preserve"> activa/desactiva todos los </w:t>
+      </w:r>
+      <w:proofErr w:type="spellStart"/>
       <w:r>
         <w:rPr>
           <w:b/>
           <w:bCs/>
-        </w:rPr>
-        <w:br w:type="page"/>
-      </w:r>
-    </w:p>
-    <w:p>
-      <w:pPr>
+          <w:i/>
+          <w:iCs/>
+          <w:sz w:val="18"/>
+          <w:szCs w:val="18"/>
+        </w:rPr>
+        <w:t>printf</w:t>
+      </w:r>
+      <w:proofErr w:type="spellEnd"/>
+      <w:r>
+        <w:rPr>
+          <w:sz w:val="18"/>
+          <w:szCs w:val="18"/>
+        </w:rPr>
+        <w:t xml:space="preserve"> que hay repartidos en el código y que he ido usando para ir controlando lo que iba haciendo cada parte del proyecto. Inicialmente está desactivad</w:t>
+      </w:r>
+      <w:r>
+        <w:rPr>
+          <w:sz w:val="18"/>
+          <w:szCs w:val="18"/>
+        </w:rPr>
+        <w:t>o. Pero si lo activamos y a continuación le damos a la opción I de crear los valores iniciales veremos este tipo de mensajes con el detalle de lo que se ha</w:t>
+      </w:r>
+      <w:r>
+        <w:rPr>
+          <w:sz w:val="18"/>
+          <w:szCs w:val="18"/>
+        </w:rPr>
+        <w:t xml:space="preserve"> ido</w:t>
+      </w:r>
+      <w:r>
+        <w:rPr>
+          <w:sz w:val="18"/>
+          <w:szCs w:val="18"/>
+        </w:rPr>
+        <w:t xml:space="preserve"> haciendo en cada paso</w:t>
+      </w:r>
+    </w:p>
+    <w:p>
+      <w:pPr>
+        <w:rPr>
+          <w:sz w:val="18"/>
+          <w:szCs w:val="18"/>
+        </w:rPr>
+      </w:pPr>
+      <w:r>
+        <w:rPr>
+          <w:noProof/>
+          <w:sz w:val="18"/>
+          <w:szCs w:val="18"/>
+        </w:rPr>
+        <w:drawing>
+          <wp:inline distT="0" distB="0" distL="0" distR="0" wp14:anchorId="511C0144" wp14:editId="5E4BDD60">
+            <wp:extent cx="5400040" cy="4082415"/>
+            <wp:effectExtent l="0" t="0" r="0" b="0"/>
+            <wp:docPr id="1105693082" name="Imagen 1" descr="Texto&#10;&#10;El contenido generado por IA puede ser incorrecto."/>
+            <wp:cNvGraphicFramePr>
+              <a:graphicFrameLocks xmlns:a="http://schemas.openxmlformats.org/drawingml/2006/main" noChangeAspect="1"/>
+            </wp:cNvGraphicFramePr>
+            <a:graphic xmlns:a="http://schemas.openxmlformats.org/drawingml/2006/main">
+              <a:graphicData uri="http://schemas.openxmlformats.org/drawingml/2006/picture">
+                <pic:pic xmlns:pic="http://schemas.openxmlformats.org/drawingml/2006/picture">
+                  <pic:nvPicPr>
+                    <pic:cNvPr id="1105693082" name="Imagen 1" descr="Texto&#10;&#10;El contenido generado por IA puede ser incorrecto."/>
+                    <pic:cNvPicPr/>
+                  </pic:nvPicPr>
+                  <pic:blipFill>
+                    <a:blip r:embed="rId11"/>
+                    <a:stretch>
+                      <a:fillRect/>
+                    </a:stretch>
+                  </pic:blipFill>
+                  <pic:spPr>
+                    <a:xfrm>
+                      <a:off x="0" y="0"/>
+                      <a:ext cx="5400040" cy="4082415"/>
+                    </a:xfrm>
+                    <a:prstGeom prst="rect">
+                      <a:avLst/>
+                    </a:prstGeom>
+                  </pic:spPr>
+                </pic:pic>
+              </a:graphicData>
+            </a:graphic>
+          </wp:inline>
+        </w:drawing>
+      </w:r>
+    </w:p>
+    <w:p>
+      <w:pPr>
+        <w:rPr>
+          <w:sz w:val="18"/>
+          <w:szCs w:val="18"/>
+        </w:rPr>
+      </w:pPr>
+      <w:r>
+        <w:rPr>
+          <w:sz w:val="18"/>
+          <w:szCs w:val="18"/>
+        </w:rPr>
+        <w:t xml:space="preserve">El resto de las opciones , son las opciones visibles que se solicitan en el documento explicativo de la práctica. En las opciones de Editar Electrolinera , Editar </w:t>
+      </w:r>
+      <w:r>
+        <w:rPr>
+          <w:sz w:val="18"/>
+          <w:szCs w:val="18"/>
+        </w:rPr>
+        <w:t>P</w:t>
+      </w:r>
+      <w:r>
+        <w:rPr>
+          <w:sz w:val="18"/>
+          <w:szCs w:val="18"/>
+        </w:rPr>
+        <w:t xml:space="preserve">unto de </w:t>
+      </w:r>
+      <w:r>
+        <w:rPr>
+          <w:sz w:val="18"/>
+          <w:szCs w:val="18"/>
+        </w:rPr>
+        <w:t>R</w:t>
+      </w:r>
+      <w:r>
+        <w:rPr>
+          <w:sz w:val="18"/>
+          <w:szCs w:val="18"/>
+        </w:rPr>
+        <w:t xml:space="preserve">ecarga y </w:t>
+      </w:r>
+      <w:r>
+        <w:rPr>
+          <w:sz w:val="18"/>
+          <w:szCs w:val="18"/>
+        </w:rPr>
+        <w:t>R</w:t>
+      </w:r>
+      <w:r>
+        <w:rPr>
+          <w:sz w:val="18"/>
+          <w:szCs w:val="18"/>
+        </w:rPr>
+        <w:t xml:space="preserve">eservar </w:t>
+      </w:r>
+      <w:r>
+        <w:rPr>
+          <w:sz w:val="18"/>
+          <w:szCs w:val="18"/>
+        </w:rPr>
+        <w:t>P</w:t>
+      </w:r>
+      <w:r>
+        <w:rPr>
+          <w:sz w:val="18"/>
+          <w:szCs w:val="18"/>
+        </w:rPr>
+        <w:t xml:space="preserve">unto de </w:t>
+      </w:r>
+      <w:r>
+        <w:rPr>
+          <w:sz w:val="18"/>
+          <w:szCs w:val="18"/>
+        </w:rPr>
+        <w:t>R</w:t>
+      </w:r>
+      <w:r>
+        <w:rPr>
+          <w:sz w:val="18"/>
+          <w:szCs w:val="18"/>
+        </w:rPr>
+        <w:t>ecarga, el proceso es el siguiente:</w:t>
+      </w:r>
+    </w:p>
+    <w:p>
+      <w:pPr>
+        <w:pStyle w:val="Prrafodelista"/>
+        <w:numPr>
+          <w:ilvl w:val="0"/>
+          <w:numId w:val="3"/>
+        </w:numPr>
+        <w:rPr>
+          <w:sz w:val="18"/>
+          <w:szCs w:val="18"/>
+        </w:rPr>
+      </w:pPr>
+      <w:r>
+        <w:rPr>
+          <w:sz w:val="18"/>
+          <w:szCs w:val="18"/>
+        </w:rPr>
+        <w:t>Se solicitan al usuario los datos necesarios</w:t>
+      </w:r>
+    </w:p>
+    <w:p>
+      <w:pPr>
+        <w:pStyle w:val="Prrafodelista"/>
+        <w:numPr>
+          <w:ilvl w:val="0"/>
+          <w:numId w:val="3"/>
+        </w:numPr>
+        <w:rPr>
+          <w:sz w:val="18"/>
+          <w:szCs w:val="18"/>
+        </w:rPr>
+      </w:pPr>
+      <w:r>
+        <w:rPr>
+          <w:sz w:val="18"/>
+          <w:szCs w:val="18"/>
+        </w:rPr>
+        <w:t xml:space="preserve">Se realizan las validaciones básicas necesarias </w:t>
+      </w:r>
+    </w:p>
+    <w:p>
+      <w:pPr>
+        <w:pStyle w:val="Prrafodelista"/>
+        <w:numPr>
+          <w:ilvl w:val="0"/>
+          <w:numId w:val="3"/>
+        </w:numPr>
+        <w:jc w:val="both"/>
+        <w:rPr>
+          <w:sz w:val="18"/>
+          <w:szCs w:val="18"/>
+        </w:rPr>
+      </w:pPr>
+      <w:r>
+        <w:rPr>
+          <w:sz w:val="18"/>
+          <w:szCs w:val="18"/>
+        </w:rPr>
+        <w:t xml:space="preserve">Se llama a la función adecuada en cada caso utilizando una estructura de try catch , de tal forma </w:t>
+      </w:r>
+      <w:r>
+        <w:rPr>
+          <w:sz w:val="18"/>
+          <w:szCs w:val="18"/>
+        </w:rPr>
+        <w:t>que,</w:t>
+      </w:r>
+      <w:r>
+        <w:rPr>
+          <w:sz w:val="18"/>
+          <w:szCs w:val="18"/>
+        </w:rPr>
+        <w:t xml:space="preserve"> si la acción no se ha podido llevar a cabo, se puede gestionar a través de un código de error que interacción se debe ofrecer al usuario en cada caso. Por motivos de simplicidad, en cada acción se </w:t>
+      </w:r>
+      <w:r>
+        <w:rPr>
+          <w:sz w:val="18"/>
+          <w:szCs w:val="18"/>
+        </w:rPr>
+        <w:lastRenderedPageBreak/>
+        <w:t xml:space="preserve">muestra al usuario el detalle del error, pero al menú principal siempre se devuelve el mismo código de error con </w:t>
+      </w:r>
+      <w:proofErr w:type="spellStart"/>
+      <w:r>
+        <w:rPr>
+          <w:sz w:val="18"/>
+          <w:szCs w:val="18"/>
+        </w:rPr>
+        <w:t>throw</w:t>
+      </w:r>
+      <w:proofErr w:type="spellEnd"/>
+      <w:r>
+        <w:rPr>
+          <w:sz w:val="18"/>
+          <w:szCs w:val="18"/>
+        </w:rPr>
+        <w:t xml:space="preserve"> 1</w:t>
+      </w:r>
+    </w:p>
+    <w:p>
+      <w:pPr>
+        <w:rPr>
+          <w:sz w:val="18"/>
+          <w:szCs w:val="18"/>
+        </w:rPr>
+      </w:pPr>
+    </w:p>
+    <w:p>
+      <w:pPr>
+        <w:jc w:val="both"/>
+        <w:rPr>
+          <w:sz w:val="18"/>
+          <w:szCs w:val="18"/>
+        </w:rPr>
+      </w:pPr>
+      <w:r>
+        <w:rPr>
+          <w:sz w:val="18"/>
+          <w:szCs w:val="18"/>
+        </w:rPr>
+        <w:t>Definimos un vector de 11 Electrolineras (para poder tener los números de 1 al 10</w:t>
+      </w:r>
+      <w:r>
+        <w:rPr>
+          <w:sz w:val="18"/>
+          <w:szCs w:val="18"/>
+        </w:rPr>
+        <w:t xml:space="preserve"> y no estar sumando 1 continuamente</w:t>
+      </w:r>
+      <w:r>
+        <w:rPr>
+          <w:sz w:val="18"/>
+          <w:szCs w:val="18"/>
+        </w:rPr>
+        <w:t xml:space="preserve">) y hay </w:t>
+      </w:r>
+      <w:r>
+        <w:rPr>
+          <w:sz w:val="18"/>
+          <w:szCs w:val="18"/>
+        </w:rPr>
+        <w:t xml:space="preserve">que señalar, que las Electrolineras tienen una propiedad de tipo </w:t>
+      </w:r>
+      <w:proofErr w:type="spellStart"/>
+      <w:r>
         <w:rPr>
           <w:b/>
           <w:bCs/>
-        </w:rPr>
-      </w:pPr>
-      <w:r>
+          <w:i/>
+          <w:iCs/>
+          <w:sz w:val="18"/>
+          <w:szCs w:val="18"/>
+        </w:rPr>
+        <w:t>bool</w:t>
+      </w:r>
+      <w:proofErr w:type="spellEnd"/>
+      <w:r>
+        <w:rPr>
+          <w:sz w:val="18"/>
+          <w:szCs w:val="18"/>
+        </w:rPr>
+        <w:t xml:space="preserve"> que indica si está definida o todavía no lo está, lo mismo que sucede con los puntos de recarga. Con estas propiedades se controla que el usuario no haga acciones sobre elementos que todavía no están definidos. Por ejemplo, crear un punto de recarga en una Electrolinera no definida. O intentar mostrar el calendario de reservas de un punto de reserva no definido.</w:t>
+      </w:r>
+    </w:p>
+    <w:p>
+      <w:pPr>
+        <w:rPr>
+          <w:sz w:val="18"/>
+          <w:szCs w:val="18"/>
+        </w:rPr>
+      </w:pPr>
+    </w:p>
+    <w:p>
+      <w:pPr>
+        <w:pStyle w:val="Ttulo3"/>
+      </w:pPr>
+      <w:proofErr w:type="spellStart"/>
+      <w:r>
+        <w:t>reservar_pto_recarga</w:t>
+      </w:r>
+      <w:proofErr w:type="spellEnd"/>
+    </w:p>
+    <w:p>
+      <w:pPr>
+        <w:jc w:val="both"/>
+        <w:rPr>
+          <w:sz w:val="18"/>
+          <w:szCs w:val="18"/>
+        </w:rPr>
+      </w:pPr>
+      <w:r>
+        <w:rPr>
+          <w:sz w:val="18"/>
+          <w:szCs w:val="18"/>
+        </w:rPr>
+        <w:t>En este procedimiento se crean las reservas.</w:t>
+      </w:r>
+      <w:r>
+        <w:rPr>
+          <w:sz w:val="18"/>
+          <w:szCs w:val="18"/>
+        </w:rPr>
+        <w:t xml:space="preserve"> Tras la introducción de los datos, se hacen unas comprobaciones básicas de que son correctos y se le asigna a la Electrolinera elegida la tarea de comprobar si hay disponibilidad de algún punto de recargas en la franja horaria seleccionada usando el método </w:t>
+      </w:r>
+      <w:proofErr w:type="spellStart"/>
+      <w:proofErr w:type="gramStart"/>
+      <w:r>
+        <w:rPr>
+          <w:sz w:val="18"/>
+          <w:szCs w:val="18"/>
+        </w:rPr>
+        <w:t>TADElectrolinera</w:t>
+      </w:r>
+      <w:proofErr w:type="spellEnd"/>
+      <w:r>
+        <w:rPr>
+          <w:sz w:val="18"/>
+          <w:szCs w:val="18"/>
+        </w:rPr>
+        <w:t>::</w:t>
+      </w:r>
+      <w:proofErr w:type="spellStart"/>
+      <w:proofErr w:type="gramEnd"/>
+      <w:r>
+        <w:rPr>
+          <w:sz w:val="18"/>
+          <w:szCs w:val="18"/>
+        </w:rPr>
+        <w:t>BuscarHuecoReserva</w:t>
+      </w:r>
+      <w:proofErr w:type="spellEnd"/>
+    </w:p>
+    <w:p>
+      <w:pPr>
+        <w:jc w:val="both"/>
+        <w:rPr>
+          <w:sz w:val="18"/>
+          <w:szCs w:val="18"/>
+        </w:rPr>
+      </w:pPr>
+      <w:r>
+        <w:rPr>
+          <w:sz w:val="18"/>
+          <w:szCs w:val="18"/>
+        </w:rPr>
+        <w:t>Si no se ha podido asignar la recarga, se podrá detectar por el tratamiento del try catch y usando el código de error devuelto se podrán hacer distintos tratamientos de errores.</w:t>
+      </w:r>
+    </w:p>
+    <w:p>
+      <w:pPr>
         <w:rPr>
           <w:b/>
           <w:bCs/>
         </w:rPr>
-        <w:lastRenderedPageBreak/>
-        <w:t>TADElectrolinera</w:t>
-      </w:r>
-    </w:p>
-    <w:p>
-      <w:pPr>
+      </w:pPr>
+    </w:p>
+    <w:p>
+      <w:pPr>
+        <w:pStyle w:val="Ttulo3"/>
+      </w:pPr>
+      <w:proofErr w:type="spellStart"/>
+      <w:r>
+        <w:t>listar_reservas_electrolinera</w:t>
+      </w:r>
+      <w:proofErr w:type="spellEnd"/>
+      <w:r>
+        <w:t xml:space="preserve"> </w:t>
+      </w:r>
+    </w:p>
+    <w:p>
+      <w:pPr>
+        <w:jc w:val="both"/>
+        <w:rPr>
+          <w:sz w:val="18"/>
+          <w:szCs w:val="18"/>
+        </w:rPr>
+      </w:pPr>
+      <w:r>
+        <w:rPr>
+          <w:sz w:val="18"/>
+          <w:szCs w:val="18"/>
+        </w:rPr>
+        <w:t xml:space="preserve">Aquí se llama a la función </w:t>
+      </w:r>
+      <w:proofErr w:type="spellStart"/>
+      <w:proofErr w:type="gramStart"/>
+      <w:r>
+        <w:rPr>
+          <w:sz w:val="18"/>
+          <w:szCs w:val="18"/>
+        </w:rPr>
+        <w:t>TipoElectrolinera</w:t>
+      </w:r>
+      <w:proofErr w:type="spellEnd"/>
+      <w:r>
+        <w:rPr>
+          <w:sz w:val="18"/>
+          <w:szCs w:val="18"/>
+        </w:rPr>
+        <w:t>::</w:t>
+      </w:r>
+      <w:proofErr w:type="spellStart"/>
+      <w:proofErr w:type="gramEnd"/>
+      <w:r>
+        <w:rPr>
+          <w:sz w:val="18"/>
+          <w:szCs w:val="18"/>
+        </w:rPr>
+        <w:t>ListarReservas</w:t>
+      </w:r>
+      <w:proofErr w:type="spellEnd"/>
+      <w:r>
+        <w:rPr>
+          <w:sz w:val="18"/>
+          <w:szCs w:val="18"/>
+        </w:rPr>
+        <w:t xml:space="preserve"> para que imprima las reservas de esa electrolinera</w:t>
+      </w:r>
+    </w:p>
+    <w:p>
+      <w:pPr>
+        <w:pStyle w:val="Ttulo3"/>
+      </w:pPr>
+    </w:p>
+    <w:p>
+      <w:pPr>
+        <w:pStyle w:val="Ttulo3"/>
+      </w:pPr>
+      <w:proofErr w:type="spellStart"/>
+      <w:r>
+        <w:t>listar_mensual_pto</w:t>
+      </w:r>
+      <w:proofErr w:type="spellEnd"/>
+    </w:p>
+    <w:p>
+      <w:pPr>
+        <w:jc w:val="both"/>
+        <w:rPr>
+          <w:sz w:val="18"/>
+          <w:szCs w:val="18"/>
+        </w:rPr>
+      </w:pPr>
+      <w:r>
+        <w:rPr>
+          <w:sz w:val="18"/>
+          <w:szCs w:val="18"/>
+        </w:rPr>
+        <w:t xml:space="preserve">Aquí se llama a la función </w:t>
+      </w:r>
+      <w:proofErr w:type="spellStart"/>
+      <w:proofErr w:type="gramStart"/>
+      <w:r>
+        <w:rPr>
+          <w:sz w:val="18"/>
+          <w:szCs w:val="18"/>
+        </w:rPr>
+        <w:t>TipoPunto</w:t>
+      </w:r>
+      <w:proofErr w:type="spellEnd"/>
+      <w:r>
+        <w:rPr>
+          <w:sz w:val="18"/>
+          <w:szCs w:val="18"/>
+        </w:rPr>
+        <w:t>::</w:t>
+      </w:r>
+      <w:proofErr w:type="spellStart"/>
+      <w:proofErr w:type="gramEnd"/>
+      <w:r>
+        <w:rPr>
+          <w:sz w:val="18"/>
+          <w:szCs w:val="18"/>
+        </w:rPr>
+        <w:t>CalendarioPunto</w:t>
+      </w:r>
+      <w:proofErr w:type="spellEnd"/>
+      <w:r>
+        <w:rPr>
+          <w:sz w:val="18"/>
+          <w:szCs w:val="18"/>
+        </w:rPr>
+        <w:t xml:space="preserve"> </w:t>
+      </w:r>
+      <w:r>
+        <w:rPr>
+          <w:sz w:val="18"/>
+          <w:szCs w:val="18"/>
+        </w:rPr>
+        <w:t>ya que es el punto que gestiona sus reservas y por tanto quien las puede y tiene que mostrar</w:t>
+      </w:r>
+    </w:p>
+    <w:p>
+      <w:pPr>
+        <w:rPr>
+          <w:sz w:val="18"/>
+          <w:szCs w:val="18"/>
+        </w:rPr>
+      </w:pPr>
+      <w:r>
+        <w:rPr>
+          <w:sz w:val="18"/>
+          <w:szCs w:val="18"/>
+        </w:rPr>
+        <w:br w:type="page"/>
+      </w:r>
+    </w:p>
+    <w:p>
+      <w:pPr>
+        <w:jc w:val="both"/>
+        <w:rPr>
+          <w:sz w:val="18"/>
+          <w:szCs w:val="18"/>
+        </w:rPr>
+      </w:pPr>
+    </w:p>
+    <w:p>
+      <w:pPr>
+        <w:pStyle w:val="Ttulo2"/>
         <w:rPr>
           <w:b/>
           <w:bCs/>
         </w:rPr>
       </w:pPr>
-    </w:p>
-    <w:p>
-      <w:pPr>
+      <w:proofErr w:type="spellStart"/>
+      <w:r>
+        <w:t>TADElectrolinera</w:t>
+      </w:r>
+      <w:proofErr w:type="spellEnd"/>
+      <w:r>
         <w:rPr>
           <w:b/>
           <w:bCs/>
         </w:rPr>
-      </w:pPr>
-      <w:proofErr w:type="gramStart"/>
-      <w:r>
+        <w:t xml:space="preserve"> </w:t>
+      </w:r>
+    </w:p>
+    <w:p>
+      <w:pPr>
         <w:rPr>
           <w:b/>
           <w:bCs/>
         </w:rPr>
-        <w:t>TipoElectrolinera::</w:t>
-      </w:r>
+      </w:pPr>
+    </w:p>
+    <w:p>
+      <w:pPr>
+        <w:rPr>
+          <w:sz w:val="18"/>
+          <w:szCs w:val="18"/>
+        </w:rPr>
+      </w:pPr>
+      <w:r>
+        <w:rPr>
+          <w:sz w:val="18"/>
+          <w:szCs w:val="18"/>
+        </w:rPr>
+        <w:t>En este módulo se gestionan las Electrolineras. Los datos de las electrolineras se guardan en las propiedades y gestionan con los métodos desde un vector de 11 electrolineras</w:t>
+      </w:r>
+    </w:p>
+    <w:p>
+      <w:pPr>
+        <w:rPr>
+          <w:sz w:val="18"/>
+          <w:szCs w:val="18"/>
+        </w:rPr>
+      </w:pPr>
+      <w:r>
+        <w:rPr>
+          <w:sz w:val="18"/>
+          <w:szCs w:val="18"/>
+        </w:rPr>
+        <w:t xml:space="preserve"> Para cada electrolinera, se guardan en sus propiedades</w:t>
+      </w:r>
+    </w:p>
+    <w:p>
+      <w:pPr>
+        <w:rPr>
+          <w:sz w:val="18"/>
+          <w:szCs w:val="18"/>
+        </w:rPr>
+      </w:pPr>
+      <w:r>
+        <w:rPr>
+          <w:noProof/>
+          <w:sz w:val="18"/>
+          <w:szCs w:val="18"/>
+        </w:rPr>
+        <w:drawing>
+          <wp:inline distT="0" distB="0" distL="0" distR="0" wp14:anchorId="12900F11" wp14:editId="3E1F244F">
+            <wp:extent cx="2202872" cy="1313250"/>
+            <wp:effectExtent l="0" t="0" r="6985" b="1270"/>
+            <wp:docPr id="817591130" name="Imagen 1" descr="Texto&#10;&#10;El contenido generado por IA puede ser incorrecto."/>
+            <wp:cNvGraphicFramePr>
+              <a:graphicFrameLocks xmlns:a="http://schemas.openxmlformats.org/drawingml/2006/main" noChangeAspect="1"/>
+            </wp:cNvGraphicFramePr>
+            <a:graphic xmlns:a="http://schemas.openxmlformats.org/drawingml/2006/main">
+              <a:graphicData uri="http://schemas.openxmlformats.org/drawingml/2006/picture">
+                <pic:pic xmlns:pic="http://schemas.openxmlformats.org/drawingml/2006/picture">
+                  <pic:nvPicPr>
+                    <pic:cNvPr id="817591130" name="Imagen 1" descr="Texto&#10;&#10;El contenido generado por IA puede ser incorrecto."/>
+                    <pic:cNvPicPr/>
+                  </pic:nvPicPr>
+                  <pic:blipFill>
+                    <a:blip r:embed="rId12"/>
+                    <a:stretch>
+                      <a:fillRect/>
+                    </a:stretch>
+                  </pic:blipFill>
+                  <pic:spPr>
+                    <a:xfrm>
+                      <a:off x="0" y="0"/>
+                      <a:ext cx="2213333" cy="1319486"/>
+                    </a:xfrm>
+                    <a:prstGeom prst="rect">
+                      <a:avLst/>
+                    </a:prstGeom>
+                  </pic:spPr>
+                </pic:pic>
+              </a:graphicData>
+            </a:graphic>
+          </wp:inline>
+        </w:drawing>
+      </w:r>
+    </w:p>
+    <w:p>
+      <w:pPr>
+        <w:jc w:val="both"/>
+        <w:rPr>
+          <w:sz w:val="18"/>
+          <w:szCs w:val="18"/>
+        </w:rPr>
+      </w:pPr>
+      <w:r>
+        <w:rPr>
+          <w:sz w:val="18"/>
+          <w:szCs w:val="18"/>
+        </w:rPr>
+        <w:t xml:space="preserve">Como importante diremos que si la electrolinera está definida o no se controla con el campo </w:t>
+      </w:r>
+      <w:proofErr w:type="spellStart"/>
+      <w:r>
+        <w:rPr>
+          <w:sz w:val="18"/>
+          <w:szCs w:val="18"/>
+        </w:rPr>
+        <w:t>ElectEnUso</w:t>
+      </w:r>
+      <w:proofErr w:type="spellEnd"/>
+      <w:r>
+        <w:rPr>
+          <w:sz w:val="18"/>
+          <w:szCs w:val="18"/>
+        </w:rPr>
+        <w:t xml:space="preserve"> y los campos de </w:t>
+      </w:r>
+      <w:proofErr w:type="spellStart"/>
+      <w:r>
+        <w:rPr>
+          <w:sz w:val="18"/>
+          <w:szCs w:val="18"/>
+        </w:rPr>
+        <w:t>NPtosXXX</w:t>
+      </w:r>
+      <w:proofErr w:type="spellEnd"/>
+      <w:r>
+        <w:rPr>
+          <w:sz w:val="18"/>
+          <w:szCs w:val="18"/>
+        </w:rPr>
+        <w:t xml:space="preserve"> son variables donde se guardan los números de puntos de recarga de cada tipo/nivel que el usuario ha introducido, pero que luego se usan de contador </w:t>
+      </w:r>
+      <w:r>
+        <w:rPr>
+          <w:sz w:val="18"/>
+          <w:szCs w:val="18"/>
+        </w:rPr>
+        <w:t xml:space="preserve">decrementándolos </w:t>
+      </w:r>
+      <w:r>
+        <w:rPr>
+          <w:sz w:val="18"/>
+          <w:szCs w:val="18"/>
+        </w:rPr>
+        <w:t>para que a medida que creamos los puntos de recarga podamos controlar que no</w:t>
+      </w:r>
+      <w:r>
+        <w:rPr>
+          <w:sz w:val="18"/>
+          <w:szCs w:val="18"/>
+        </w:rPr>
+        <w:t xml:space="preserve"> nos excedamos en cada tipo de punto que hemos creado.</w:t>
+      </w:r>
+    </w:p>
+    <w:p>
+      <w:pPr>
+        <w:jc w:val="both"/>
+        <w:rPr>
+          <w:sz w:val="18"/>
+          <w:szCs w:val="18"/>
+        </w:rPr>
+      </w:pPr>
+      <w:r>
+        <w:rPr>
+          <w:sz w:val="18"/>
+          <w:szCs w:val="18"/>
+        </w:rPr>
+        <w:t xml:space="preserve">También, como se ha visto en el diseño general del proyecto, Tenemos un vector de </w:t>
+      </w:r>
+      <w:proofErr w:type="spellStart"/>
+      <w:r>
+        <w:rPr>
+          <w:sz w:val="18"/>
+          <w:szCs w:val="18"/>
+        </w:rPr>
+        <w:t>PuntosRecarga</w:t>
+      </w:r>
+      <w:proofErr w:type="spellEnd"/>
+      <w:r>
+        <w:rPr>
+          <w:sz w:val="18"/>
+          <w:szCs w:val="18"/>
+        </w:rPr>
+        <w:t xml:space="preserve">, que están detallados en el </w:t>
+      </w:r>
+      <w:proofErr w:type="spellStart"/>
+      <w:r>
+        <w:rPr>
+          <w:sz w:val="18"/>
+          <w:szCs w:val="18"/>
+        </w:rPr>
+        <w:t>TADPunto</w:t>
+      </w:r>
+      <w:proofErr w:type="spellEnd"/>
+    </w:p>
+    <w:p>
+      <w:pPr>
+        <w:rPr>
+          <w:sz w:val="18"/>
+          <w:szCs w:val="18"/>
+        </w:rPr>
+      </w:pPr>
+    </w:p>
+    <w:p>
+      <w:pPr>
+        <w:rPr>
+          <w:sz w:val="18"/>
+          <w:szCs w:val="18"/>
+        </w:rPr>
+      </w:pPr>
+      <w:r>
+        <w:rPr>
+          <w:sz w:val="18"/>
+          <w:szCs w:val="18"/>
+        </w:rPr>
+        <w:t>Las funciones/procedimientos que contiene son:</w:t>
+      </w:r>
+    </w:p>
+    <w:p>
+      <w:pPr>
+        <w:rPr>
+          <w:sz w:val="18"/>
+          <w:szCs w:val="18"/>
+        </w:rPr>
+      </w:pPr>
+      <w:r>
+        <w:rPr>
+          <w:noProof/>
+          <w:sz w:val="18"/>
+          <w:szCs w:val="18"/>
+        </w:rPr>
+        <w:drawing>
+          <wp:inline distT="0" distB="0" distL="0" distR="0" wp14:anchorId="150BA9BE" wp14:editId="5BCC2F7E">
+            <wp:extent cx="5400040" cy="848995"/>
+            <wp:effectExtent l="0" t="0" r="0" b="8255"/>
+            <wp:docPr id="431479540" name="Imagen 1" descr="Interfaz de usuario gráfica, Texto, Aplicación&#10;&#10;El contenido generado por IA puede ser incorrecto."/>
+            <wp:cNvGraphicFramePr>
+              <a:graphicFrameLocks xmlns:a="http://schemas.openxmlformats.org/drawingml/2006/main" noChangeAspect="1"/>
+            </wp:cNvGraphicFramePr>
+            <a:graphic xmlns:a="http://schemas.openxmlformats.org/drawingml/2006/main">
+              <a:graphicData uri="http://schemas.openxmlformats.org/drawingml/2006/picture">
+                <pic:pic xmlns:pic="http://schemas.openxmlformats.org/drawingml/2006/picture">
+                  <pic:nvPicPr>
+                    <pic:cNvPr id="431479540" name="Imagen 1" descr="Interfaz de usuario gráfica, Texto, Aplicación&#10;&#10;El contenido generado por IA puede ser incorrecto."/>
+                    <pic:cNvPicPr/>
+                  </pic:nvPicPr>
+                  <pic:blipFill>
+                    <a:blip r:embed="rId13"/>
+                    <a:stretch>
+                      <a:fillRect/>
+                    </a:stretch>
+                  </pic:blipFill>
+                  <pic:spPr>
+                    <a:xfrm>
+                      <a:off x="0" y="0"/>
+                      <a:ext cx="5400040" cy="848995"/>
+                    </a:xfrm>
+                    <a:prstGeom prst="rect">
+                      <a:avLst/>
+                    </a:prstGeom>
+                  </pic:spPr>
+                </pic:pic>
+              </a:graphicData>
+            </a:graphic>
+          </wp:inline>
+        </w:drawing>
+      </w:r>
+    </w:p>
+    <w:p>
+      <w:pPr>
+        <w:rPr>
+          <w:sz w:val="18"/>
+          <w:szCs w:val="18"/>
+        </w:rPr>
+      </w:pPr>
+      <w:r>
+        <w:rPr>
+          <w:sz w:val="18"/>
+          <w:szCs w:val="18"/>
+        </w:rPr>
+        <w:t>A parte de los obvios para crear la electrolinera y listar las reservas tenemos estos 2:</w:t>
+      </w:r>
+    </w:p>
+    <w:p>
+      <w:pPr>
+        <w:pStyle w:val="Ttulo3"/>
+      </w:pPr>
+      <w:proofErr w:type="spellStart"/>
+      <w:r>
+        <w:t>CrearElectro</w:t>
+      </w:r>
+      <w:r>
+        <w:t>n</w:t>
+      </w:r>
+      <w:r>
+        <w:t>inera</w:t>
+      </w:r>
+      <w:proofErr w:type="spellEnd"/>
+    </w:p>
+    <w:p>
+      <w:pPr>
+        <w:rPr>
+          <w:sz w:val="18"/>
+          <w:szCs w:val="18"/>
+        </w:rPr>
+      </w:pPr>
+      <w:r>
+        <w:rPr>
+          <w:sz w:val="18"/>
+          <w:szCs w:val="18"/>
+        </w:rPr>
+        <w:t xml:space="preserve">Aquí se crea la electrolinera, previas validaciones de la restricción en el número de los puntos de recarga y las 3 posibles ubicaciones.  Así mismo se “inicializan” los 20 puntos de recarga llamando a </w:t>
+      </w:r>
+      <w:proofErr w:type="spellStart"/>
+      <w:proofErr w:type="gramStart"/>
+      <w:r>
+        <w:rPr>
+          <w:sz w:val="18"/>
+          <w:szCs w:val="18"/>
+        </w:rPr>
+        <w:t>TipoPunto</w:t>
+      </w:r>
+      <w:proofErr w:type="spellEnd"/>
+      <w:r>
+        <w:rPr>
+          <w:sz w:val="18"/>
+          <w:szCs w:val="18"/>
+        </w:rPr>
+        <w:t>::</w:t>
+      </w:r>
+      <w:proofErr w:type="spellStart"/>
       <w:proofErr w:type="gramEnd"/>
+      <w:r>
+        <w:rPr>
+          <w:sz w:val="18"/>
+          <w:szCs w:val="18"/>
+        </w:rPr>
+        <w:t>CrearPuntoRecarga</w:t>
+      </w:r>
+      <w:proofErr w:type="spellEnd"/>
+      <w:r>
+        <w:rPr>
+          <w:sz w:val="18"/>
+          <w:szCs w:val="18"/>
+        </w:rPr>
+        <w:t xml:space="preserve"> , con el tipo de corriente “</w:t>
+      </w:r>
+      <w:proofErr w:type="spellStart"/>
+      <w:r>
+        <w:rPr>
+          <w:sz w:val="18"/>
+          <w:szCs w:val="18"/>
+        </w:rPr>
+        <w:t>dummy</w:t>
+      </w:r>
+      <w:proofErr w:type="spellEnd"/>
+      <w:r>
+        <w:rPr>
+          <w:sz w:val="18"/>
+          <w:szCs w:val="18"/>
+        </w:rPr>
+        <w:t xml:space="preserve">” </w:t>
+      </w:r>
+      <w:r>
+        <w:rPr>
+          <w:color w:val="FF0000"/>
+          <w:sz w:val="18"/>
+          <w:szCs w:val="18"/>
+        </w:rPr>
+        <w:t>IN</w:t>
+      </w:r>
+      <w:r>
+        <w:rPr>
+          <w:sz w:val="18"/>
+          <w:szCs w:val="18"/>
+        </w:rPr>
+        <w:t xml:space="preserve"> para que se creen estos puntos </w:t>
+      </w:r>
+      <w:r>
+        <w:rPr>
+          <w:color w:val="FF0000"/>
+          <w:sz w:val="18"/>
+          <w:szCs w:val="18"/>
+        </w:rPr>
+        <w:t>In</w:t>
+      </w:r>
+      <w:r>
+        <w:rPr>
+          <w:sz w:val="18"/>
+          <w:szCs w:val="18"/>
+        </w:rPr>
+        <w:t xml:space="preserve">iciales con el campo </w:t>
+      </w:r>
+      <w:proofErr w:type="spellStart"/>
+      <w:r>
+        <w:rPr>
+          <w:sz w:val="18"/>
+          <w:szCs w:val="18"/>
+        </w:rPr>
+        <w:t>PtoEnUso</w:t>
+      </w:r>
+      <w:proofErr w:type="spellEnd"/>
+      <w:r>
+        <w:rPr>
+          <w:sz w:val="18"/>
+          <w:szCs w:val="18"/>
+        </w:rPr>
+        <w:t>=False</w:t>
+      </w:r>
+    </w:p>
+    <w:p>
+      <w:pPr>
+        <w:pStyle w:val="Ttulo3"/>
+      </w:pPr>
+      <w:proofErr w:type="spellStart"/>
+      <w:r>
+        <w:t>CrearPuntoRecarga</w:t>
+      </w:r>
+      <w:proofErr w:type="spellEnd"/>
+    </w:p>
+    <w:p>
+      <w:pPr>
+        <w:rPr>
+          <w:sz w:val="18"/>
+          <w:szCs w:val="18"/>
+        </w:rPr>
+      </w:pPr>
+      <w:r>
+        <w:rPr>
+          <w:sz w:val="18"/>
+          <w:szCs w:val="18"/>
+        </w:rPr>
+        <w:t>Esta es el método que valida</w:t>
+      </w:r>
+      <w:r>
+        <w:rPr>
+          <w:sz w:val="18"/>
+          <w:szCs w:val="18"/>
+        </w:rPr>
+        <w:t xml:space="preserve">n </w:t>
+      </w:r>
+      <w:r>
+        <w:rPr>
+          <w:sz w:val="18"/>
+          <w:szCs w:val="18"/>
+        </w:rPr>
+        <w:t>l</w:t>
+      </w:r>
+      <w:r>
+        <w:rPr>
+          <w:sz w:val="18"/>
+          <w:szCs w:val="18"/>
+        </w:rPr>
+        <w:t>o</w:t>
+      </w:r>
+      <w:r>
+        <w:rPr>
+          <w:sz w:val="18"/>
+          <w:szCs w:val="18"/>
+        </w:rPr>
+        <w:t>s</w:t>
+      </w:r>
+      <w:r>
+        <w:rPr>
+          <w:sz w:val="18"/>
+          <w:szCs w:val="18"/>
+        </w:rPr>
+        <w:t xml:space="preserve"> </w:t>
+      </w:r>
+      <w:proofErr w:type="gramStart"/>
+      <w:r>
+        <w:rPr>
+          <w:sz w:val="18"/>
+          <w:szCs w:val="18"/>
+        </w:rPr>
+        <w:t>datos</w:t>
+      </w:r>
+      <w:r>
+        <w:rPr>
+          <w:sz w:val="18"/>
+          <w:szCs w:val="18"/>
+        </w:rPr>
+        <w:t xml:space="preserve">  introducidos</w:t>
+      </w:r>
+      <w:proofErr w:type="gramEnd"/>
+      <w:r>
+        <w:rPr>
+          <w:sz w:val="18"/>
+          <w:szCs w:val="18"/>
+        </w:rPr>
+        <w:t xml:space="preserve"> para definir el punto de recarga y hace las validaciones tanto de las características del punto, como de la capacidad de la electrolinera.</w:t>
+      </w:r>
+    </w:p>
+    <w:p>
+      <w:pPr>
+        <w:rPr>
+          <w:sz w:val="18"/>
+          <w:szCs w:val="18"/>
+        </w:rPr>
+      </w:pPr>
+      <w:r>
+        <w:rPr>
+          <w:sz w:val="18"/>
+          <w:szCs w:val="18"/>
+        </w:rPr>
+        <w:t xml:space="preserve">Para ello, primero se analiza </w:t>
+      </w:r>
+      <w:r>
+        <w:rPr>
+          <w:sz w:val="18"/>
+          <w:szCs w:val="18"/>
+        </w:rPr>
+        <w:t>si el número de la electrolinera está entre 1 y 20.</w:t>
+      </w:r>
+    </w:p>
+    <w:p>
+      <w:pPr>
+        <w:rPr>
+          <w:sz w:val="18"/>
+          <w:szCs w:val="18"/>
+        </w:rPr>
+      </w:pPr>
+      <w:r>
+        <w:rPr>
+          <w:sz w:val="18"/>
+          <w:szCs w:val="18"/>
+        </w:rPr>
+        <w:t xml:space="preserve">Después se comprueba </w:t>
+      </w:r>
+      <w:r>
+        <w:rPr>
+          <w:sz w:val="18"/>
+          <w:szCs w:val="18"/>
+        </w:rPr>
+        <w:t>el tipo de corriente (AC o DC) y en cada una de ellas se determina usando el rango de la potencia si es de nivel 1, nivel 2 o de nivel 3.</w:t>
+      </w:r>
+    </w:p>
+    <w:p>
+      <w:pPr>
+        <w:jc w:val="both"/>
+        <w:rPr>
+          <w:sz w:val="18"/>
+          <w:szCs w:val="18"/>
+        </w:rPr>
+      </w:pPr>
+      <w:r>
+        <w:rPr>
+          <w:sz w:val="18"/>
+          <w:szCs w:val="18"/>
+        </w:rPr>
+        <w:t xml:space="preserve">Y para cada uno de los niveles, se comprueba si la electrolinera tiene capacidad para crear el punto con ese nivel de carga. Para ello, cuando se define la electrolinera se crean 3 propiedades con el </w:t>
+      </w:r>
+      <w:proofErr w:type="spellStart"/>
+      <w:r>
+        <w:rPr>
+          <w:sz w:val="18"/>
+          <w:szCs w:val="18"/>
+        </w:rPr>
+        <w:t>numero</w:t>
+      </w:r>
+      <w:proofErr w:type="spellEnd"/>
+      <w:r>
+        <w:rPr>
+          <w:sz w:val="18"/>
+          <w:szCs w:val="18"/>
+        </w:rPr>
+        <w:t xml:space="preserve"> de puntos disponibles de cada uno de los niveles y se utilizan como contador de los puntos disponibles. Cada vez que se </w:t>
+      </w:r>
+      <w:r>
+        <w:rPr>
+          <w:sz w:val="18"/>
+          <w:szCs w:val="18"/>
+        </w:rPr>
+        <w:lastRenderedPageBreak/>
+        <w:t>crea correctamente un punto de ese nivel, el contador se decrementa de tal forma que cuando llega a 0 es que no se pueden crear más puntos de ese nivel de carga.</w:t>
+      </w:r>
+    </w:p>
+    <w:p>
+      <w:pPr>
+        <w:jc w:val="both"/>
+        <w:rPr>
+          <w:sz w:val="18"/>
+          <w:szCs w:val="18"/>
+        </w:rPr>
+      </w:pPr>
+      <w:r>
+        <w:rPr>
+          <w:sz w:val="18"/>
+          <w:szCs w:val="18"/>
+        </w:rPr>
+        <w:t xml:space="preserve">En caso de que se pasen todas las validaciones , se llama al método propio del </w:t>
+      </w:r>
+      <w:proofErr w:type="spellStart"/>
+      <w:proofErr w:type="gramStart"/>
+      <w:r>
+        <w:rPr>
+          <w:sz w:val="18"/>
+          <w:szCs w:val="18"/>
+        </w:rPr>
+        <w:t>TADPunto</w:t>
+      </w:r>
+      <w:proofErr w:type="spellEnd"/>
+      <w:r>
+        <w:rPr>
+          <w:sz w:val="18"/>
+          <w:szCs w:val="18"/>
+        </w:rPr>
+        <w:t>::</w:t>
+      </w:r>
+      <w:proofErr w:type="spellStart"/>
+      <w:proofErr w:type="gramEnd"/>
+      <w:r>
+        <w:rPr>
+          <w:sz w:val="18"/>
+          <w:szCs w:val="18"/>
+        </w:rPr>
+        <w:t>CrearPtoRecarga</w:t>
+      </w:r>
+      <w:proofErr w:type="spellEnd"/>
+      <w:r>
+        <w:rPr>
+          <w:sz w:val="18"/>
+          <w:szCs w:val="18"/>
+        </w:rPr>
+        <w:t xml:space="preserve"> donde se crea realmente el punto de recarga</w:t>
+      </w:r>
+    </w:p>
+    <w:p>
+      <w:pPr>
+        <w:jc w:val="both"/>
+        <w:rPr>
+          <w:sz w:val="18"/>
+          <w:szCs w:val="18"/>
+        </w:rPr>
+      </w:pPr>
+      <w:r>
+        <w:rPr>
+          <w:sz w:val="18"/>
+          <w:szCs w:val="18"/>
+        </w:rPr>
+        <w:t xml:space="preserve">En el caso de que cualquier de estas validaciones falle, se imprime por pantalla un mensaje de error indicando el fallo y se devuelve una </w:t>
+      </w:r>
       <w:r>
         <w:rPr>
           <w:b/>
           <w:bCs/>
-        </w:rPr>
-        <w:t>BuscarHuecoReserva(</w:t>
-      </w:r>
-      <w:r>
-        <w:rPr>
-          <w:b/>
-          <w:bCs/>
-        </w:rPr>
-        <w:t xml:space="preserve"> </w:t>
-      </w:r>
-    </w:p>
-    <w:p>
-      <w:r>
-        <w:t>En esta función se inten</w:t>
-      </w:r>
-      <w:r>
-        <w:t>t</w:t>
-      </w:r>
-      <w:r>
-        <w:t xml:space="preserve">ará buscar el hueco para </w:t>
-      </w:r>
-      <w:r>
-        <w:t>hacer</w:t>
-      </w:r>
-      <w:r>
-        <w:t xml:space="preserve"> la reserva</w:t>
-      </w:r>
-      <w:r>
-        <w:t>.</w:t>
-      </w:r>
-    </w:p>
-    <w:p>
-      <w:r>
+          <w:sz w:val="18"/>
+          <w:szCs w:val="18"/>
+        </w:rPr>
+        <w:t>excepción</w:t>
+      </w:r>
+      <w:r>
+        <w:rPr>
+          <w:sz w:val="18"/>
+          <w:szCs w:val="18"/>
+        </w:rPr>
+        <w:t xml:space="preserve"> hacía el programa principal. Por simplicidad, todos los errores devuelven en mismo código (a través del </w:t>
+      </w:r>
+      <w:proofErr w:type="spellStart"/>
+      <w:r>
+        <w:rPr>
+          <w:sz w:val="18"/>
+          <w:szCs w:val="18"/>
+        </w:rPr>
+        <w:t>throw</w:t>
+      </w:r>
+      <w:proofErr w:type="spellEnd"/>
+      <w:r>
+        <w:rPr>
+          <w:sz w:val="18"/>
+          <w:szCs w:val="18"/>
+        </w:rPr>
+        <w:t xml:space="preserve"> 1) , pero se podrían indicar tantos códigos de error como tipos de errores necesitasen un tratamiento específico desde el menú principal.</w:t>
+      </w:r>
+    </w:p>
+    <w:p>
+      <w:pPr>
+        <w:jc w:val="both"/>
+        <w:rPr>
+          <w:sz w:val="18"/>
+          <w:szCs w:val="18"/>
+        </w:rPr>
+      </w:pPr>
+      <w:r>
+        <w:rPr>
+          <w:sz w:val="18"/>
+          <w:szCs w:val="18"/>
+        </w:rPr>
+        <w:t>Si</w:t>
+      </w:r>
+      <w:r>
+        <w:rPr>
+          <w:sz w:val="18"/>
+          <w:szCs w:val="18"/>
+        </w:rPr>
+        <w:t xml:space="preserve"> el punto que se quiere crear ya existe, preguntar si se quiere liberar y en caso afirmativo coger su nivel e incrementar el contador del slot de ese nivel , para poderlo liberar.</w:t>
+      </w:r>
+    </w:p>
+    <w:p>
+      <w:pPr>
+        <w:jc w:val="both"/>
+        <w:rPr>
+          <w:sz w:val="18"/>
+          <w:szCs w:val="18"/>
+        </w:rPr>
+      </w:pPr>
+    </w:p>
+    <w:p>
+      <w:pPr>
+        <w:pStyle w:val="Ttulo3"/>
+      </w:pPr>
+      <w:proofErr w:type="spellStart"/>
+      <w:r>
+        <w:t>BuscarHuecoReserva</w:t>
+      </w:r>
+      <w:proofErr w:type="spellEnd"/>
+    </w:p>
+    <w:p>
+      <w:pPr>
+        <w:jc w:val="both"/>
+        <w:rPr>
+          <w:sz w:val="18"/>
+          <w:szCs w:val="18"/>
+        </w:rPr>
+      </w:pPr>
+      <w:r>
+        <w:rPr>
+          <w:sz w:val="18"/>
+          <w:szCs w:val="18"/>
+        </w:rPr>
+        <w:t>En esta función se intentará buscar el hueco para hacer la reserva</w:t>
+      </w:r>
+    </w:p>
+    <w:p>
+      <w:pPr>
+        <w:jc w:val="both"/>
+        <w:rPr>
+          <w:sz w:val="18"/>
+          <w:szCs w:val="18"/>
+        </w:rPr>
+      </w:pPr>
+      <w:r>
+        <w:rPr>
+          <w:sz w:val="18"/>
+          <w:szCs w:val="18"/>
+        </w:rPr>
         <w:t>Lo primero que haremos será calcular la duración en función a la rodaja mínima que tenga el punto de recarga.</w:t>
       </w:r>
     </w:p>
     <w:p>
+      <w:pPr>
+        <w:jc w:val="both"/>
+        <w:rPr>
+          <w:sz w:val="18"/>
+          <w:szCs w:val="18"/>
+        </w:rPr>
+      </w:pPr>
+      <w:r>
+        <w:rPr>
+          <w:sz w:val="18"/>
+          <w:szCs w:val="18"/>
+        </w:rPr>
+        <w:t xml:space="preserve">Posteriormente,  haremos un bucle por todos los puntos de recarga de la electrolinera, y para aquellos que sean del nivel </w:t>
+      </w:r>
+      <w:r>
+        <w:rPr>
+          <w:sz w:val="18"/>
+          <w:szCs w:val="18"/>
+        </w:rPr>
+        <w:t>adecuado</w:t>
+      </w:r>
+      <w:r>
+        <w:rPr>
+          <w:sz w:val="18"/>
+          <w:szCs w:val="18"/>
+        </w:rPr>
+        <w:t xml:space="preserve"> le</w:t>
+      </w:r>
+      <w:r>
+        <w:rPr>
+          <w:sz w:val="18"/>
+          <w:szCs w:val="18"/>
+        </w:rPr>
+        <w:t xml:space="preserve"> pasaremos a ese punto que intente buscar el hueco utilizando el método </w:t>
+      </w:r>
+      <w:proofErr w:type="spellStart"/>
       <w:proofErr w:type="gramStart"/>
       <w:r>
-        <w:t xml:space="preserve">Posteriormente </w:t>
-      </w:r>
-      <w:r>
-        <w:t xml:space="preserve"> haremos</w:t>
-      </w:r>
+        <w:rPr>
+          <w:sz w:val="18"/>
+          <w:szCs w:val="18"/>
+        </w:rPr>
+        <w:t>TipoPunto</w:t>
+      </w:r>
+      <w:proofErr w:type="spellEnd"/>
+      <w:r>
+        <w:rPr>
+          <w:sz w:val="18"/>
+          <w:szCs w:val="18"/>
+        </w:rPr>
+        <w:t>::</w:t>
+      </w:r>
+      <w:proofErr w:type="spellStart"/>
       <w:proofErr w:type="gramEnd"/>
       <w:r>
-        <w:t xml:space="preserve"> un bucle por todos los puntos de recarga de la electrolinera, y para aquellos que sean del nivel </w:t>
+        <w:rPr>
+          <w:sz w:val="18"/>
+          <w:szCs w:val="18"/>
+        </w:rPr>
+        <w:t>AnadirReserva</w:t>
+      </w:r>
+      <w:proofErr w:type="spellEnd"/>
+      <w:r>
+        <w:rPr>
+          <w:sz w:val="18"/>
+          <w:szCs w:val="18"/>
+        </w:rPr>
+        <w:t xml:space="preserve"> y como parámetros le pasaremos la fecha/hora del inicio de la recarga y la duración adaptada a la rodaja</w:t>
+      </w:r>
+    </w:p>
+    <w:p>
+      <w:pPr>
+        <w:jc w:val="both"/>
+        <w:rPr>
+          <w:sz w:val="18"/>
+          <w:szCs w:val="18"/>
+        </w:rPr>
+      </w:pPr>
+      <w:r>
+        <w:rPr>
+          <w:sz w:val="18"/>
+          <w:szCs w:val="18"/>
+        </w:rPr>
+        <w:t xml:space="preserve">Si no conseguimos hacer la reserva , devolveremos una excepción con </w:t>
+      </w:r>
+      <w:proofErr w:type="spellStart"/>
+      <w:r>
+        <w:rPr>
+          <w:sz w:val="18"/>
+          <w:szCs w:val="18"/>
+        </w:rPr>
+        <w:t>throw</w:t>
+      </w:r>
+      <w:proofErr w:type="spellEnd"/>
+      <w:r>
+        <w:rPr>
+          <w:sz w:val="18"/>
+          <w:szCs w:val="18"/>
+        </w:rPr>
+        <w:t xml:space="preserve"> 1 al menú principal por si allí se quiere dar alguna opción o indicación al usuario</w:t>
+      </w:r>
+    </w:p>
+    <w:p>
+      <w:pPr>
+        <w:pStyle w:val="Ttulo3"/>
+      </w:pPr>
+      <w:proofErr w:type="spellStart"/>
+      <w:r>
+        <w:t>ListarReservas</w:t>
+      </w:r>
+      <w:proofErr w:type="spellEnd"/>
+    </w:p>
+    <w:p>
+      <w:pPr>
+        <w:jc w:val="both"/>
+        <w:rPr>
+          <w:sz w:val="18"/>
+          <w:szCs w:val="18"/>
+        </w:rPr>
+      </w:pPr>
+      <w:r>
+        <w:rPr>
+          <w:sz w:val="18"/>
+          <w:szCs w:val="18"/>
+        </w:rPr>
+        <w:t xml:space="preserve">En esta función se imprimen las reservas de la electrolinera para un mes en concreto. Lo que se hace son dos bucles anidados: En el de fuera se recorren los niveles 1, 2 y 3 y en el de dentro se recorren los 20 puntos de recarga para mostrar las reservas de aquellos puntos del nivel correspondiente. La información de las reservas , como las gestiona el punto de recarga, se </w:t>
       </w:r>
       <w:proofErr w:type="gramStart"/>
       <w:r>
-        <w:t>necesario</w:t>
-      </w:r>
-      <w:r>
-        <w:t xml:space="preserve"> </w:t>
-      </w:r>
-      <w:r>
-        <w:t xml:space="preserve"> le</w:t>
+        <w:rPr>
+          <w:sz w:val="18"/>
+          <w:szCs w:val="18"/>
+        </w:rPr>
+        <w:t>visualizan</w:t>
       </w:r>
       <w:proofErr w:type="gramEnd"/>
       <w:r>
-        <w:t xml:space="preserve"> pasaremos a ese punto que intente buscar el hueco </w:t>
-      </w:r>
-      <w:r>
-        <w:t xml:space="preserve">utilizando el método </w:t>
-      </w:r>
+        <w:rPr>
+          <w:sz w:val="18"/>
+          <w:szCs w:val="18"/>
+        </w:rPr>
+        <w:t xml:space="preserve"> llamando a la función </w:t>
+      </w:r>
+      <w:proofErr w:type="spellStart"/>
       <w:proofErr w:type="gramStart"/>
       <w:r>
-        <w:t>TipoPunto::</w:t>
-      </w:r>
+        <w:rPr>
+          <w:sz w:val="18"/>
+          <w:szCs w:val="18"/>
+        </w:rPr>
+        <w:t>TipoPunto</w:t>
+      </w:r>
+      <w:proofErr w:type="spellEnd"/>
+      <w:r>
+        <w:rPr>
+          <w:sz w:val="18"/>
+          <w:szCs w:val="18"/>
+        </w:rPr>
+        <w:t>::</w:t>
+      </w:r>
+      <w:proofErr w:type="spellStart"/>
       <w:proofErr w:type="gramEnd"/>
       <w:r>
-        <w:t>AnadirReserva</w:t>
-      </w:r>
-      <w:r>
-        <w:t xml:space="preserve"> </w:t>
-      </w:r>
-      <w:r>
-        <w:t>y como parámetros le pasaremos la fecha/hora del inicio de la recarga y la duración adaptada a la rodaja.</w:t>
-      </w:r>
-      <w:r>
+        <w:rPr>
+          <w:sz w:val="18"/>
+          <w:szCs w:val="18"/>
+        </w:rPr>
+        <w:t>ListarReservas</w:t>
+      </w:r>
+      <w:proofErr w:type="spellEnd"/>
+      <w:r>
+        <w:rPr>
+          <w:sz w:val="18"/>
+          <w:szCs w:val="18"/>
+        </w:rPr>
+        <w:t xml:space="preserve"> y devuelve el número de reservas.</w:t>
+      </w:r>
+    </w:p>
+    <w:p>
+      <w:pPr>
+        <w:jc w:val="both"/>
+        <w:rPr>
+          <w:sz w:val="18"/>
+          <w:szCs w:val="18"/>
+        </w:rPr>
+      </w:pPr>
+      <w:r>
+        <w:rPr>
+          <w:sz w:val="18"/>
+          <w:szCs w:val="18"/>
+        </w:rPr>
+        <w:t xml:space="preserve">Si una vez terminado el bucle de los niveles, el total de las reservas devuelto por </w:t>
+      </w:r>
+      <w:proofErr w:type="spellStart"/>
+      <w:proofErr w:type="gramStart"/>
+      <w:r>
+        <w:rPr>
+          <w:sz w:val="18"/>
+          <w:szCs w:val="18"/>
+        </w:rPr>
+        <w:t>TipoPunto</w:t>
+      </w:r>
+      <w:proofErr w:type="spellEnd"/>
+      <w:r>
+        <w:rPr>
+          <w:sz w:val="18"/>
+          <w:szCs w:val="18"/>
+        </w:rPr>
+        <w:t>::</w:t>
+      </w:r>
+      <w:proofErr w:type="spellStart"/>
+      <w:proofErr w:type="gramEnd"/>
+      <w:r>
+        <w:rPr>
+          <w:sz w:val="18"/>
+          <w:szCs w:val="18"/>
+        </w:rPr>
+        <w:t>ListarReservas</w:t>
+      </w:r>
+      <w:proofErr w:type="spellEnd"/>
+      <w:r>
+        <w:rPr>
+          <w:sz w:val="18"/>
+          <w:szCs w:val="18"/>
+        </w:rPr>
+        <w:t xml:space="preserve"> es cero, se muestra el mensaje de que la electrolinera no tiene reservas para el mes en cuestión</w:t>
+      </w:r>
+    </w:p>
+    <w:p/>
+    <w:p>
+      <w:pPr>
+        <w:pStyle w:val="Ttulo3"/>
+      </w:pPr>
+      <w:proofErr w:type="spellStart"/>
+      <w:r>
+        <w:t>ImprimirElectrolinera</w:t>
+      </w:r>
+      <w:proofErr w:type="spellEnd"/>
+    </w:p>
+    <w:p>
+      <w:pPr>
+        <w:rPr>
+          <w:sz w:val="18"/>
+          <w:szCs w:val="18"/>
+        </w:rPr>
+      </w:pPr>
+      <w:r>
+        <w:rPr>
+          <w:sz w:val="18"/>
+          <w:szCs w:val="18"/>
+        </w:rPr>
+        <w:t>Función que pertenece a la opción (T) oculta en el menú principal que muestra de forma tabulada el contenido de todos los elementos creados en la memoria.</w:t>
+      </w:r>
+    </w:p>
+    <w:p>
+      <w:pPr>
+        <w:rPr>
+          <w:sz w:val="18"/>
+          <w:szCs w:val="18"/>
+        </w:rPr>
+      </w:pPr>
+    </w:p>
+    <w:p>
+      <w:pPr>
+        <w:rPr>
+          <w:sz w:val="18"/>
+          <w:szCs w:val="18"/>
+        </w:rPr>
+      </w:pPr>
+      <w:r>
+        <w:rPr>
+          <w:sz w:val="18"/>
+          <w:szCs w:val="18"/>
+        </w:rPr>
         <w:br w:type="page"/>
       </w:r>
     </w:p>
     <w:p>
       <w:pPr>
-        <w:rPr>
-          <w:b/>
-          <w:bCs/>
-        </w:rPr>
-      </w:pPr>
-      <w:proofErr w:type="gramStart"/>
-      <w:r>
-        <w:rPr>
-          <w:b/>
-          <w:bCs/>
-        </w:rPr>
-        <w:lastRenderedPageBreak/>
-        <w:t>TipoElectrolinera::</w:t>
-      </w:r>
-      <w:proofErr w:type="gramEnd"/>
-      <w:r>
-        <w:rPr>
-          <w:b/>
-          <w:bCs/>
-        </w:rPr>
-        <w:t>CrearPuntoRecarga</w:t>
-      </w:r>
-    </w:p>
-    <w:p>
-      <w:r>
-        <w:t>Esta es el método que valida los datos introducidos para definir el punto de recarga y hace las validaciones tanto de las características del punto, como de la capacidad de la electrolinera.</w:t>
-      </w:r>
-    </w:p>
-    <w:p>
-      <w:r>
-        <w:t xml:space="preserve">Para ello, primero se analiza </w:t>
-      </w:r>
-      <w:r>
-        <w:t>si el número de la electrolinera está entre 1 y 20.</w:t>
-      </w:r>
-    </w:p>
-    <w:p>
-      <w:r>
-        <w:t xml:space="preserve">Después se comprueba </w:t>
-      </w:r>
-      <w:r>
-        <w:t>el tipo de corriente (AC o DC) y en cada una de ellas se determina usando el rango de la potencia si es de nivel 1, nivel 2 o de nivel 3.</w:t>
-      </w:r>
-    </w:p>
-    <w:p>
-      <w:r>
-        <w:t>Y para cada uno de los niveles, se comprueba si la electrolinera tiene capacidad para crear el punto con ese nivel de carga. Para ello, cuando se define la electrolinera se crean 3 propiedades con el numero de puntos disponibles de cada uno de los niveles y se utilizan como contador de los puntos disponibles. Cada vez que se crea correctamente un punto de ese nivel, el contador se decrementa de tal forma que cuando llega a 0 es que no se pueden crear más puntos de ese nivel de carga.</w:t>
-      </w:r>
-    </w:p>
-    <w:p>
-      <w:r>
-        <w:t xml:space="preserve">En caso de que se pasen todas las validaciones , se llama al método propio del </w:t>
-      </w:r>
-      <w:proofErr w:type="gramStart"/>
-      <w:r>
-        <w:t>TADPunto::</w:t>
-      </w:r>
-      <w:proofErr w:type="gramEnd"/>
-      <w:r>
-        <w:t>CrearPtoRecarga donde se crea realmente el punto de recarga</w:t>
-      </w:r>
-    </w:p>
-    <w:p>
-      <w:r>
-        <w:t xml:space="preserve">En el caso de que cualquier de estas validaciones falle, se imprime por pantalla un mensaje de error indicando el fallo y se devuelve una </w:t>
-      </w:r>
-      <w:r>
-        <w:rPr>
-          <w:b/>
-          <w:bCs/>
-        </w:rPr>
-        <w:t>excepción</w:t>
-      </w:r>
-      <w:r>
-        <w:t xml:space="preserve"> hacía el programa principal. Por simplicidad, todos los errores devuelven en mismo código (a través del throw 1) , pero se podrían indicar tantos códigos de error como tipos de errores necesitasen un tratamiento específico desde el menú principal.</w:t>
-      </w:r>
-    </w:p>
-    <w:p>
-      <w:pPr>
-        <w:rPr>
-          <w:color w:val="FF0000"/>
-        </w:rPr>
-      </w:pPr>
-      <w:r>
-        <w:rPr>
-          <w:color w:val="FF0000"/>
-        </w:rPr>
-        <w:t>Habría que comprobar si el punto que se quiere crear ya existe, preguntar si se quiere liberar y en caso afirmativo coger su nivel e incrementar el contador del slot de ese nivel , para poderlo liberar.</w:t>
-      </w:r>
-    </w:p>
-    <w:p>
-      <w:r>
-        <w:br w:type="page"/>
-      </w:r>
-    </w:p>
-    <w:p>
+        <w:pStyle w:val="Ttulo2"/>
+      </w:pPr>
+      <w:proofErr w:type="spellStart"/>
       <w:r>
         <w:lastRenderedPageBreak/>
         <w:t>TADPunto</w:t>
       </w:r>
-    </w:p>
-    <w:p>
-      <w:r>
-        <w:t xml:space="preserve">Bool </w:t>
-      </w:r>
+      <w:proofErr w:type="spellEnd"/>
+    </w:p>
+    <w:p/>
+    <w:p>
+      <w:pPr>
+        <w:jc w:val="both"/>
+        <w:rPr>
+          <w:sz w:val="18"/>
+          <w:szCs w:val="18"/>
+        </w:rPr>
+      </w:pPr>
+      <w:r>
+        <w:rPr>
+          <w:sz w:val="18"/>
+          <w:szCs w:val="18"/>
+        </w:rPr>
+        <w:t>En este modulose gestionan los puntos de recarga, sus propiedades y sus métodos. Y como ya hemos visto anteriormente, se accede a ellos a través de la Electrolinera correspondiente.</w:t>
+      </w:r>
+    </w:p>
+    <w:p>
+      <w:pPr>
+        <w:jc w:val="both"/>
+        <w:rPr>
+          <w:sz w:val="18"/>
+          <w:szCs w:val="18"/>
+        </w:rPr>
+      </w:pPr>
+      <w:r>
+        <w:rPr>
+          <w:sz w:val="18"/>
+          <w:szCs w:val="18"/>
+        </w:rPr>
+        <w:t>Las propiedades que se guardan son:</w:t>
+      </w:r>
+    </w:p>
+    <w:p>
+      <w:r>
+        <w:rPr>
+          <w:noProof/>
+        </w:rPr>
+        <w:drawing>
+          <wp:inline distT="0" distB="0" distL="0" distR="0" wp14:anchorId="3E7FA0CB" wp14:editId="24FE850A">
+            <wp:extent cx="1573480" cy="919273"/>
+            <wp:effectExtent l="0" t="0" r="8255" b="0"/>
+            <wp:docPr id="1006899698" name="Imagen 1" descr="Texto&#10;&#10;El contenido generado por IA puede ser incorrecto."/>
+            <wp:cNvGraphicFramePr>
+              <a:graphicFrameLocks xmlns:a="http://schemas.openxmlformats.org/drawingml/2006/main" noChangeAspect="1"/>
+            </wp:cNvGraphicFramePr>
+            <a:graphic xmlns:a="http://schemas.openxmlformats.org/drawingml/2006/main">
+              <a:graphicData uri="http://schemas.openxmlformats.org/drawingml/2006/picture">
+                <pic:pic xmlns:pic="http://schemas.openxmlformats.org/drawingml/2006/picture">
+                  <pic:nvPicPr>
+                    <pic:cNvPr id="1006899698" name="Imagen 1" descr="Texto&#10;&#10;El contenido generado por IA puede ser incorrecto."/>
+                    <pic:cNvPicPr/>
+                  </pic:nvPicPr>
+                  <pic:blipFill>
+                    <a:blip r:embed="rId14"/>
+                    <a:stretch>
+                      <a:fillRect/>
+                    </a:stretch>
+                  </pic:blipFill>
+                  <pic:spPr>
+                    <a:xfrm>
+                      <a:off x="0" y="0"/>
+                      <a:ext cx="1581609" cy="924022"/>
+                    </a:xfrm>
+                    <a:prstGeom prst="rect">
+                      <a:avLst/>
+                    </a:prstGeom>
+                  </pic:spPr>
+                </pic:pic>
+              </a:graphicData>
+            </a:graphic>
+          </wp:inline>
+        </w:drawing>
+      </w:r>
+    </w:p>
+    <w:p>
+      <w:pPr>
+        <w:jc w:val="both"/>
+        <w:rPr>
+          <w:sz w:val="18"/>
+          <w:szCs w:val="18"/>
+        </w:rPr>
+      </w:pPr>
+      <w:r>
+        <w:rPr>
+          <w:sz w:val="18"/>
+          <w:szCs w:val="18"/>
+        </w:rPr>
+        <w:t>Igual que en el caso de las electrolineras, los puntos se almacenan en un vector de 2</w:t>
+      </w:r>
+      <w:r>
+        <w:rPr>
+          <w:sz w:val="18"/>
+          <w:szCs w:val="18"/>
+        </w:rPr>
+        <w:t>1</w:t>
+      </w:r>
+      <w:r>
+        <w:rPr>
+          <w:sz w:val="18"/>
+          <w:szCs w:val="18"/>
+        </w:rPr>
+        <w:t xml:space="preserve"> </w:t>
+      </w:r>
+      <w:r>
+        <w:rPr>
+          <w:sz w:val="18"/>
+          <w:szCs w:val="18"/>
+        </w:rPr>
+        <w:t xml:space="preserve">(para empezar en 1 hasta 20) </w:t>
+      </w:r>
+      <w:r>
+        <w:rPr>
+          <w:sz w:val="18"/>
+          <w:szCs w:val="18"/>
+        </w:rPr>
+        <w:t xml:space="preserve">espacios y para saber si el punto de recarga se ha definido o está libre se usa la variable </w:t>
+      </w:r>
+      <w:proofErr w:type="spellStart"/>
+      <w:r>
+        <w:rPr>
+          <w:sz w:val="18"/>
+          <w:szCs w:val="18"/>
+        </w:rPr>
+        <w:t>bool</w:t>
+      </w:r>
+      <w:proofErr w:type="spellEnd"/>
+      <w:r>
+        <w:rPr>
+          <w:sz w:val="18"/>
+          <w:szCs w:val="18"/>
+        </w:rPr>
+        <w:t xml:space="preserve"> </w:t>
+      </w:r>
+      <w:proofErr w:type="spellStart"/>
+      <w:r>
+        <w:rPr>
+          <w:sz w:val="18"/>
+          <w:szCs w:val="18"/>
+        </w:rPr>
+        <w:t>PtoEnUso</w:t>
+      </w:r>
+      <w:proofErr w:type="spellEnd"/>
+      <w:r>
+        <w:rPr>
+          <w:sz w:val="18"/>
+          <w:szCs w:val="18"/>
+        </w:rPr>
+        <w:t>.</w:t>
+      </w:r>
+    </w:p>
+    <w:p>
+      <w:pPr>
+        <w:jc w:val="both"/>
+        <w:rPr>
+          <w:sz w:val="18"/>
+          <w:szCs w:val="18"/>
+        </w:rPr>
+      </w:pPr>
+      <w:r>
+        <w:rPr>
+          <w:sz w:val="18"/>
+          <w:szCs w:val="18"/>
+        </w:rPr>
+        <w:t xml:space="preserve">Aquí también podemos ver que cada punto tiene en su interior un vector con las reservas. Como en el documento explicativo de la práctica cuando se crea una reserva se imprime un identificador en él se puede ver que contiene el número de la reserva en formato 0000 , </w:t>
+      </w:r>
+      <w:r>
+        <w:rPr>
+          <w:sz w:val="18"/>
+          <w:szCs w:val="18"/>
+        </w:rPr>
+        <w:t>así</w:t>
+      </w:r>
+      <w:r>
+        <w:rPr>
+          <w:sz w:val="18"/>
+          <w:szCs w:val="18"/>
+        </w:rPr>
+        <w:t xml:space="preserve"> que entendemos que cada punto sólo puede tener un máximo 10000 reservas y esa es la dimensión que le hemos dado a este vector de reservas.</w:t>
+      </w:r>
+      <w:r>
+        <w:rPr>
+          <w:sz w:val="18"/>
+          <w:szCs w:val="18"/>
+        </w:rPr>
+        <w:t xml:space="preserve"> Con la variable </w:t>
+      </w:r>
+      <w:proofErr w:type="spellStart"/>
+      <w:r>
+        <w:rPr>
+          <w:sz w:val="18"/>
+          <w:szCs w:val="18"/>
+        </w:rPr>
+        <w:t>UltimaReserva</w:t>
+      </w:r>
+      <w:proofErr w:type="spellEnd"/>
+      <w:r>
+        <w:rPr>
+          <w:sz w:val="18"/>
+          <w:szCs w:val="18"/>
+        </w:rPr>
+        <w:t xml:space="preserve"> controlamos cuantas reservas llevamos y cada vez que hacemos una reserva nueva la incrementamos. Las demás variables son obvias</w:t>
+      </w:r>
+    </w:p>
+    <w:p>
+      <w:pPr>
+        <w:jc w:val="both"/>
+        <w:rPr>
+          <w:sz w:val="18"/>
+          <w:szCs w:val="18"/>
+        </w:rPr>
+      </w:pPr>
+      <w:r>
+        <w:rPr>
+          <w:sz w:val="18"/>
+          <w:szCs w:val="18"/>
+        </w:rPr>
+        <w:t>Pasamos a ver las funciones/procedimientos:</w:t>
+      </w:r>
+    </w:p>
+    <w:p>
+      <w:pPr>
+        <w:jc w:val="both"/>
+      </w:pPr>
+      <w:r>
+        <w:drawing>
+          <wp:inline distT="0" distB="0" distL="0" distR="0" wp14:anchorId="31CAD136" wp14:editId="151C9010">
+            <wp:extent cx="5400040" cy="739775"/>
+            <wp:effectExtent l="0" t="0" r="0" b="3175"/>
+            <wp:docPr id="1473494775" name="Imagen 1" descr="Texto&#10;&#10;El contenido generado por IA puede ser incorrecto."/>
+            <wp:cNvGraphicFramePr>
+              <a:graphicFrameLocks xmlns:a="http://schemas.openxmlformats.org/drawingml/2006/main" noChangeAspect="1"/>
+            </wp:cNvGraphicFramePr>
+            <a:graphic xmlns:a="http://schemas.openxmlformats.org/drawingml/2006/main">
+              <a:graphicData uri="http://schemas.openxmlformats.org/drawingml/2006/picture">
+                <pic:pic xmlns:pic="http://schemas.openxmlformats.org/drawingml/2006/picture">
+                  <pic:nvPicPr>
+                    <pic:cNvPr id="1473494775" name="Imagen 1" descr="Texto&#10;&#10;El contenido generado por IA puede ser incorrecto."/>
+                    <pic:cNvPicPr/>
+                  </pic:nvPicPr>
+                  <pic:blipFill>
+                    <a:blip r:embed="rId15"/>
+                    <a:stretch>
+                      <a:fillRect/>
+                    </a:stretch>
+                  </pic:blipFill>
+                  <pic:spPr>
+                    <a:xfrm>
+                      <a:off x="0" y="0"/>
+                      <a:ext cx="5400040" cy="739775"/>
+                    </a:xfrm>
+                    <a:prstGeom prst="rect">
+                      <a:avLst/>
+                    </a:prstGeom>
+                  </pic:spPr>
+                </pic:pic>
+              </a:graphicData>
+            </a:graphic>
+          </wp:inline>
+        </w:drawing>
+      </w:r>
+    </w:p>
+    <w:p/>
+    <w:p>
+      <w:pPr>
+        <w:pStyle w:val="Ttulo3"/>
+      </w:pPr>
+      <w:proofErr w:type="spellStart"/>
+      <w:r>
+        <w:t>CrearPtoRecarga</w:t>
+      </w:r>
+      <w:proofErr w:type="spellEnd"/>
+    </w:p>
+    <w:p>
+      <w:pPr>
+        <w:jc w:val="both"/>
+        <w:rPr>
+          <w:sz w:val="18"/>
+          <w:szCs w:val="18"/>
+        </w:rPr>
+      </w:pPr>
+      <w:r>
+        <w:rPr>
+          <w:sz w:val="18"/>
+          <w:szCs w:val="18"/>
+        </w:rPr>
+        <w:t xml:space="preserve">Las validaciones previas ya se han hecho en el modulo de la Electrolinera y si todo está correcto se llama a esta función que simplemente crea el punto de recarga e inicializa el contador de </w:t>
+      </w:r>
+      <w:proofErr w:type="spellStart"/>
+      <w:r>
+        <w:rPr>
+          <w:sz w:val="18"/>
+          <w:szCs w:val="18"/>
+        </w:rPr>
+        <w:t>UltimaReserva</w:t>
+      </w:r>
+      <w:proofErr w:type="spellEnd"/>
+      <w:r>
+        <w:rPr>
+          <w:sz w:val="18"/>
+          <w:szCs w:val="18"/>
+        </w:rPr>
+        <w:t>=0</w:t>
+      </w:r>
+    </w:p>
+    <w:p>
+      <w:pPr>
+        <w:pStyle w:val="Ttulo3"/>
+      </w:pPr>
+      <w:proofErr w:type="spellStart"/>
+      <w:r>
+        <w:t>AnadirReserva</w:t>
+      </w:r>
+      <w:proofErr w:type="spellEnd"/>
+    </w:p>
+    <w:p>
+      <w:pPr>
+        <w:jc w:val="both"/>
+        <w:rPr>
+          <w:sz w:val="18"/>
+          <w:szCs w:val="18"/>
+        </w:rPr>
+      </w:pPr>
+      <w:r>
+        <w:rPr>
+          <w:sz w:val="18"/>
+          <w:szCs w:val="18"/>
+        </w:rPr>
+        <w:t xml:space="preserve">En este método se intentará añadir la </w:t>
+      </w:r>
+      <w:r>
+        <w:rPr>
+          <w:sz w:val="18"/>
+          <w:szCs w:val="18"/>
+        </w:rPr>
+        <w:t xml:space="preserve">nueva </w:t>
+      </w:r>
+      <w:r>
+        <w:rPr>
+          <w:sz w:val="18"/>
+          <w:szCs w:val="18"/>
+        </w:rPr>
+        <w:t xml:space="preserve">reserva al punto de reserva. </w:t>
+      </w:r>
+      <w:r>
+        <w:rPr>
+          <w:sz w:val="18"/>
+          <w:szCs w:val="18"/>
+        </w:rPr>
+        <w:t xml:space="preserve"> Es llamado desde el módulo de la electrolinera en el bucle que se recorre todos los puntos que tiene la electrolinera del nivel elegido por el usuario.</w:t>
+      </w:r>
+    </w:p>
+    <w:p>
+      <w:pPr>
+        <w:jc w:val="both"/>
+        <w:rPr>
+          <w:sz w:val="18"/>
+          <w:szCs w:val="18"/>
+        </w:rPr>
+      </w:pPr>
+      <w:r>
+        <w:rPr>
+          <w:sz w:val="18"/>
+          <w:szCs w:val="18"/>
+        </w:rPr>
+        <w:t>Primero se calcularán los</w:t>
+      </w:r>
+      <w:r>
+        <w:rPr>
+          <w:sz w:val="18"/>
+          <w:szCs w:val="18"/>
+        </w:rPr>
+        <w:t xml:space="preserve"> minutos</w:t>
+      </w:r>
+      <w:r>
+        <w:rPr>
+          <w:sz w:val="18"/>
+          <w:szCs w:val="18"/>
+        </w:rPr>
+        <w:t xml:space="preserve"> de inicio y de final hueco a reservar. Para calcular el final se tendrá en cuenta la “rodaja mínima” del punto de recarga en cuestión.</w:t>
+      </w:r>
+    </w:p>
+    <w:p>
+      <w:pPr>
+        <w:jc w:val="both"/>
+        <w:rPr>
+          <w:sz w:val="18"/>
+          <w:szCs w:val="18"/>
+        </w:rPr>
+      </w:pPr>
+      <w:r>
+        <w:rPr>
+          <w:sz w:val="18"/>
+          <w:szCs w:val="18"/>
+        </w:rPr>
+        <w:t xml:space="preserve">Llamaremos “minutos de inicio y de final” al </w:t>
+      </w:r>
+      <w:r>
+        <w:rPr>
+          <w:sz w:val="18"/>
+          <w:szCs w:val="18"/>
+        </w:rPr>
+        <w:t>número</w:t>
+      </w:r>
+      <w:r>
+        <w:rPr>
+          <w:sz w:val="18"/>
+          <w:szCs w:val="18"/>
+        </w:rPr>
+        <w:t xml:space="preserve"> de minutos que han transcurrido desde el 01/Enero/2025 a las 00:00 y se calcula en la función</w:t>
+      </w:r>
+      <w:r>
+        <w:rPr>
+          <w:sz w:val="18"/>
+          <w:szCs w:val="18"/>
+        </w:rPr>
+        <w:t xml:space="preserve"> auxiliar</w:t>
+      </w:r>
+      <w:r>
+        <w:rPr>
+          <w:sz w:val="18"/>
+          <w:szCs w:val="18"/>
+        </w:rPr>
+        <w:t xml:space="preserve"> </w:t>
+      </w:r>
+      <w:proofErr w:type="spellStart"/>
+      <w:r>
+        <w:rPr>
+          <w:sz w:val="18"/>
+          <w:szCs w:val="18"/>
+        </w:rPr>
+        <w:t>ReservaSecuencia</w:t>
+      </w:r>
+      <w:proofErr w:type="spellEnd"/>
+      <w:r>
+        <w:rPr>
+          <w:sz w:val="18"/>
+          <w:szCs w:val="18"/>
+        </w:rPr>
+        <w:t xml:space="preserve"> del módulo Utilidades</w:t>
+      </w:r>
+    </w:p>
+    <w:p>
+      <w:pPr>
+        <w:jc w:val="both"/>
+        <w:rPr>
+          <w:sz w:val="18"/>
+          <w:szCs w:val="18"/>
+        </w:rPr>
+      </w:pPr>
+      <w:r>
+        <w:rPr>
+          <w:sz w:val="18"/>
+          <w:szCs w:val="18"/>
+        </w:rPr>
+        <w:t>Comprobaremos que la reserva cabe en el día indicado. No se permiten reservas que empiecen en día d y terminen en el día d+1. En estos casos se le indica al usuario que debe hacer 2 reservas diferentes</w:t>
+      </w:r>
+    </w:p>
+    <w:p>
+      <w:pPr>
+        <w:jc w:val="both"/>
+        <w:rPr>
+          <w:sz w:val="18"/>
+          <w:szCs w:val="18"/>
+        </w:rPr>
+      </w:pPr>
+      <w:r>
+        <w:rPr>
+          <w:sz w:val="18"/>
+          <w:szCs w:val="18"/>
+        </w:rPr>
+        <w:t>Una vez que tenemos los minutos del intervalo, nos recorremos las reservas del punto buscando que no haya ninguna reserva previa que se solape con el hueco que queremos reservar.</w:t>
+      </w:r>
+      <w:r>
+        <w:rPr>
+          <w:sz w:val="18"/>
+          <w:szCs w:val="18"/>
+        </w:rPr>
+        <w:t xml:space="preserve"> Esta validación de intervalos que se solapan se hace en la función </w:t>
+      </w:r>
+      <w:proofErr w:type="spellStart"/>
       <w:proofErr w:type="gramStart"/>
       <w:r>
-        <w:t>TipoPunto::</w:t>
-      </w:r>
+        <w:rPr>
+          <w:sz w:val="18"/>
+          <w:szCs w:val="18"/>
+        </w:rPr>
+        <w:t>TipoReserva</w:t>
+      </w:r>
+      <w:proofErr w:type="spellEnd"/>
+      <w:r>
+        <w:rPr>
+          <w:sz w:val="18"/>
+          <w:szCs w:val="18"/>
+        </w:rPr>
+        <w:t>::</w:t>
+      </w:r>
+      <w:proofErr w:type="spellStart"/>
       <w:proofErr w:type="gramEnd"/>
       <w:r>
-        <w:t>AnadirReserva</w:t>
-      </w:r>
-    </w:p>
-    <w:p>
-      <w:r>
-        <w:t xml:space="preserve">En este método se intentará añadir la </w:t>
-      </w:r>
-      <w:r>
-        <w:t xml:space="preserve">nueva </w:t>
-      </w:r>
-      <w:r>
-        <w:t xml:space="preserve">reserva al punto de reserva. </w:t>
-      </w:r>
-    </w:p>
-    <w:p>
-      <w:r>
-        <w:t>Primero se calcularán los</w:t>
-      </w:r>
-      <w:r>
-        <w:t xml:space="preserve"> minutos</w:t>
-      </w:r>
-      <w:r>
-        <w:t xml:space="preserve"> de inicio y de final hueco a reservar. Para calcular el final se tendrá en cuenta la “rodaja mínima” del punto de recarga en cuestión.</w:t>
-      </w:r>
-    </w:p>
-    <w:p>
-      <w:r>
-        <w:t xml:space="preserve">Llamaremos “minutos de inicio y de final” al numero de minutos que han transcurrido desde el 01/Enero/2025 a las 00:00 y se calcula en la función </w:t>
-      </w:r>
+        <w:rPr>
+          <w:sz w:val="18"/>
+          <w:szCs w:val="18"/>
+        </w:rPr>
+        <w:t>ValidarReserva</w:t>
+      </w:r>
+      <w:proofErr w:type="spellEnd"/>
+      <w:r>
+        <w:rPr>
+          <w:sz w:val="18"/>
+          <w:szCs w:val="18"/>
+        </w:rPr>
+        <w:t xml:space="preserve"> del módulo reserva. </w:t>
+      </w:r>
+    </w:p>
+    <w:p>
+      <w:pPr>
+        <w:jc w:val="both"/>
+        <w:rPr>
+          <w:sz w:val="18"/>
+          <w:szCs w:val="18"/>
+        </w:rPr>
+      </w:pPr>
+      <w:r>
+        <w:rPr>
+          <w:sz w:val="18"/>
+          <w:szCs w:val="18"/>
+        </w:rPr>
+        <w:t>Si hemos encontrado alguna reserva previa incompatible, esta función devolverá un false y será desde la electrolinera donde tendrán que buscar en otro punto de recarga.</w:t>
+      </w:r>
+    </w:p>
+    <w:p>
+      <w:pPr>
+        <w:jc w:val="both"/>
+        <w:rPr>
+          <w:sz w:val="18"/>
+          <w:szCs w:val="18"/>
+        </w:rPr>
+      </w:pPr>
+      <w:r>
+        <w:rPr>
+          <w:sz w:val="18"/>
+          <w:szCs w:val="18"/>
+        </w:rPr>
+        <w:lastRenderedPageBreak/>
+        <w:t>Por el contrario, si no hay ninguna reserva incompatible con la nueva, procederemos a crear la reserva</w:t>
+      </w:r>
+      <w:r>
+        <w:rPr>
+          <w:sz w:val="18"/>
+          <w:szCs w:val="18"/>
+        </w:rPr>
+        <w:t xml:space="preserve"> llamando al método </w:t>
+      </w:r>
+      <w:proofErr w:type="spellStart"/>
       <w:proofErr w:type="gramStart"/>
       <w:r>
-        <w:t>TADCalendario::</w:t>
-      </w:r>
+        <w:rPr>
+          <w:sz w:val="18"/>
+          <w:szCs w:val="18"/>
+        </w:rPr>
+        <w:t>TipoReserva</w:t>
+      </w:r>
+      <w:proofErr w:type="spellEnd"/>
+      <w:r>
+        <w:rPr>
+          <w:sz w:val="18"/>
+          <w:szCs w:val="18"/>
+        </w:rPr>
+        <w:t>::</w:t>
+      </w:r>
+      <w:proofErr w:type="spellStart"/>
       <w:proofErr w:type="gramEnd"/>
       <w:r>
-        <w:t>ReservaSecuencia</w:t>
-      </w:r>
-    </w:p>
-    <w:p>
-      <w:r>
-        <w:t>Una vez que tenemos los minutos del intervalo, nos recorremos las reservas del punto buscando que no haya ninguna reserva previa que se solape con el hueco que queremos reservar.</w:t>
-      </w:r>
-    </w:p>
-    <w:p>
-      <w:r>
-        <w:t>Si hemos encontrado alguna reserva previa incompatible, esta función devolverá un false y será desde la electrolinera donde tendrán que buscar en otro punto de recarga.</w:t>
-      </w:r>
-    </w:p>
-    <w:p>
-      <w:r>
-        <w:t>Por el contrario, si no hay ninguna reserva incompatible con la nueva, procederemos a crear la reserva, imprimeremos el código de reserva y devolveremos un True para que desde la Electrolinera ya no se sigan buscando en el resto de los puntos de recarga.</w:t>
-      </w:r>
+        <w:rPr>
+          <w:sz w:val="18"/>
+          <w:szCs w:val="18"/>
+        </w:rPr>
+        <w:t>GrabarReserva</w:t>
+      </w:r>
+      <w:proofErr w:type="spellEnd"/>
+      <w:r>
+        <w:rPr>
+          <w:sz w:val="18"/>
+          <w:szCs w:val="18"/>
+        </w:rPr>
+        <w:t xml:space="preserve"> perteneciente al módulo de Reservas</w:t>
+      </w:r>
+      <w:r>
+        <w:rPr>
+          <w:sz w:val="18"/>
+          <w:szCs w:val="18"/>
+        </w:rPr>
+        <w:t>, imprim</w:t>
+      </w:r>
+      <w:r>
+        <w:rPr>
+          <w:sz w:val="18"/>
+          <w:szCs w:val="18"/>
+        </w:rPr>
+        <w:t>i</w:t>
+      </w:r>
+      <w:r>
+        <w:rPr>
+          <w:sz w:val="18"/>
+          <w:szCs w:val="18"/>
+        </w:rPr>
+        <w:t>remos el código de reserva y devolveremos un True para que desde la Electrolinera ya no se sigan buscando en el resto de los puntos de recarga</w:t>
+      </w:r>
+    </w:p>
+    <w:p>
+      <w:pPr>
+        <w:pStyle w:val="Ttulo3"/>
+      </w:pPr>
+      <w:proofErr w:type="spellStart"/>
+      <w:r>
+        <w:t>ListarReservas</w:t>
+      </w:r>
+      <w:proofErr w:type="spellEnd"/>
+    </w:p>
+    <w:p>
+      <w:pPr>
+        <w:jc w:val="both"/>
+        <w:rPr>
+          <w:sz w:val="18"/>
+          <w:szCs w:val="18"/>
+        </w:rPr>
+      </w:pPr>
+      <w:r>
+        <w:rPr>
+          <w:sz w:val="18"/>
+          <w:szCs w:val="18"/>
+        </w:rPr>
+        <w:t>Esta función es llamada desde la Electrolinera cuando quiere que imprima las reservas del punto de Recarga</w:t>
+      </w:r>
+    </w:p>
+    <w:p/>
+    <w:p>
+      <w:pPr>
+        <w:pStyle w:val="Ttulo3"/>
+      </w:pPr>
+      <w:proofErr w:type="spellStart"/>
+      <w:r>
+        <w:t>CalendarioPunto</w:t>
+      </w:r>
+      <w:proofErr w:type="spellEnd"/>
+    </w:p>
+    <w:p/>
+    <w:p>
+      <w:pPr>
+        <w:jc w:val="both"/>
+        <w:rPr>
+          <w:sz w:val="18"/>
+          <w:szCs w:val="18"/>
+        </w:rPr>
+      </w:pPr>
+      <w:r>
+        <w:rPr>
+          <w:sz w:val="18"/>
+          <w:szCs w:val="18"/>
+        </w:rPr>
+        <w:t>En est</w:t>
+      </w:r>
+      <w:r>
+        <w:rPr>
+          <w:sz w:val="18"/>
+          <w:szCs w:val="18"/>
+        </w:rPr>
+        <w:t>e</w:t>
+      </w:r>
+      <w:r>
+        <w:rPr>
+          <w:sz w:val="18"/>
+          <w:szCs w:val="18"/>
+        </w:rPr>
+        <w:t xml:space="preserve"> método se visualiza el calendario mensual de reservas del Punto de recarga</w:t>
+      </w:r>
+    </w:p>
+    <w:p>
+      <w:pPr>
+        <w:jc w:val="both"/>
+        <w:rPr>
+          <w:sz w:val="18"/>
+          <w:szCs w:val="18"/>
+        </w:rPr>
+      </w:pPr>
+      <w:r>
+        <w:rPr>
+          <w:sz w:val="18"/>
+          <w:szCs w:val="18"/>
+        </w:rPr>
+        <w:t xml:space="preserve">Para ello se crea un vector de enteros para sumar el número de minutos de reservas que hay en las diferentes reservas para ese día en cuestión. </w:t>
+      </w:r>
+    </w:p>
+    <w:p>
+      <w:pPr>
+        <w:jc w:val="both"/>
+        <w:rPr>
+          <w:sz w:val="18"/>
+          <w:szCs w:val="18"/>
+        </w:rPr>
+      </w:pPr>
+      <w:r>
+        <w:rPr>
+          <w:sz w:val="18"/>
+          <w:szCs w:val="18"/>
+        </w:rPr>
+        <w:t>Posteriormente, recorriendo ese vector determinamos cual es el día con el máximo número de minutos de recarga y se obtiene su % de ocupación</w:t>
+      </w:r>
+    </w:p>
+    <w:p>
+      <w:pPr>
+        <w:jc w:val="both"/>
+        <w:rPr>
+          <w:sz w:val="18"/>
+          <w:szCs w:val="18"/>
+        </w:rPr>
+      </w:pPr>
+      <w:r>
+        <w:rPr>
+          <w:sz w:val="18"/>
+          <w:szCs w:val="18"/>
+        </w:rPr>
+        <w:t>La impresión del calendario de reservas se hace llamado a</w:t>
+      </w:r>
+      <w:r>
+        <w:rPr>
+          <w:sz w:val="18"/>
+          <w:szCs w:val="18"/>
+        </w:rPr>
+        <w:t xml:space="preserve">l método </w:t>
+      </w:r>
+      <w:proofErr w:type="spellStart"/>
+      <w:r>
+        <w:rPr>
+          <w:sz w:val="18"/>
+          <w:szCs w:val="18"/>
+        </w:rPr>
+        <w:t>calendario.mostrar_calendario</w:t>
+      </w:r>
+      <w:proofErr w:type="spellEnd"/>
+      <w:r>
+        <w:rPr>
+          <w:sz w:val="18"/>
+          <w:szCs w:val="18"/>
+        </w:rPr>
+        <w:t xml:space="preserve"> del </w:t>
+      </w:r>
+      <w:proofErr w:type="spellStart"/>
+      <w:r>
+        <w:rPr>
+          <w:sz w:val="18"/>
+          <w:szCs w:val="18"/>
+        </w:rPr>
+        <w:t>TADCalendario</w:t>
+      </w:r>
+      <w:proofErr w:type="spellEnd"/>
+      <w:r>
+        <w:rPr>
+          <w:sz w:val="18"/>
+          <w:szCs w:val="18"/>
+        </w:rPr>
+        <w:t xml:space="preserve"> (adaptado de la práctica 3) y los datos del día máximo se imprimen directamente desde este método</w:t>
+      </w:r>
+    </w:p>
+    <w:p/>
+    <w:p>
+      <w:pPr>
+        <w:pStyle w:val="Ttulo3"/>
+      </w:pPr>
+      <w:proofErr w:type="spellStart"/>
+      <w:r>
+        <w:t>ImprimirPtoRecarga</w:t>
+      </w:r>
+      <w:proofErr w:type="spellEnd"/>
+      <w:r>
+        <w:t xml:space="preserve"> + </w:t>
+      </w:r>
+      <w:proofErr w:type="spellStart"/>
+      <w:r>
+        <w:t>ListarTodasReservas</w:t>
+      </w:r>
+      <w:proofErr w:type="spellEnd"/>
+    </w:p>
+    <w:p>
+      <w:pPr>
+        <w:jc w:val="both"/>
+        <w:rPr>
+          <w:sz w:val="18"/>
+          <w:szCs w:val="18"/>
+        </w:rPr>
+      </w:pPr>
+      <w:r>
+        <w:rPr>
+          <w:sz w:val="18"/>
+          <w:szCs w:val="18"/>
+        </w:rPr>
+        <w:t>Estos dos métodos son utilizados para la opción no documentada T del menú principal para visualizar los datos del punto de recarga y listar todas sus reservas (independientemente de meses y años)</w:t>
+      </w:r>
+    </w:p>
+    <w:p>
       <w:r>
         <w:br w:type="page"/>
       </w:r>
     </w:p>
     <w:p/>
     <w:p>
-      <w:r>
-        <w:t>m</w:t>
-      </w:r>
-      <w:r>
-        <w:t>inus_a_</w:t>
-      </w:r>
-      <w:r>
-        <w:t>m</w:t>
-      </w:r>
-      <w:r>
-        <w:t>ayus</w:t>
-      </w:r>
-      <w:r>
-        <w:t>_corriente</w:t>
-      </w:r>
-    </w:p>
-    <w:p>
-      <w:r>
-        <w:t>Como en C no hay ninguna función que convierta un string de minúsculas a mayúsculas y lo necesitamos para poder comprobar el tipo de corriente (AC , DC) nos la hemos creado nosotros en el modulo de utilidades.</w:t>
-      </w:r>
-    </w:p>
-    <w:p>
-      <w:r>
-        <w:t xml:space="preserve">Asi que le pasamos por referencia la cadena de caracteres </w:t>
-      </w:r>
-      <w:r>
-        <w:t xml:space="preserve">del TipoCorriente </w:t>
-      </w:r>
-      <w:r>
-        <w:t>y dentro de la función hacemos un bucle que convierta todas las letras en mayúsculas con la función toupper de la librería ctype.h</w:t>
+      <w:pPr>
+        <w:pStyle w:val="Ttulo2"/>
+      </w:pPr>
+      <w:proofErr w:type="spellStart"/>
+      <w:r>
+        <w:t>TADReserva</w:t>
+      </w:r>
+      <w:proofErr w:type="spellEnd"/>
+    </w:p>
+    <w:p/>
+    <w:p>
+      <w:pPr>
+        <w:jc w:val="both"/>
+        <w:rPr>
+          <w:sz w:val="18"/>
+          <w:szCs w:val="18"/>
+        </w:rPr>
+      </w:pPr>
+      <w:r>
+        <w:rPr>
+          <w:sz w:val="18"/>
+          <w:szCs w:val="18"/>
+        </w:rPr>
+        <w:t>En este modulose gestionan</w:t>
+      </w:r>
+      <w:r>
+        <w:rPr>
+          <w:sz w:val="18"/>
+          <w:szCs w:val="18"/>
+        </w:rPr>
+        <w:t xml:space="preserve"> los datos de las reservas</w:t>
+      </w:r>
+      <w:r>
+        <w:rPr>
+          <w:sz w:val="18"/>
+          <w:szCs w:val="18"/>
+        </w:rPr>
+        <w:t xml:space="preserve">, sus propiedades y sus métodos. Y como ya hemos visto anteriormente, se accede a ellos a través </w:t>
+      </w:r>
+      <w:proofErr w:type="spellStart"/>
+      <w:r>
+        <w:rPr>
+          <w:sz w:val="18"/>
+          <w:szCs w:val="18"/>
+        </w:rPr>
+        <w:t>de</w:t>
+      </w:r>
+      <w:r>
+        <w:rPr>
+          <w:sz w:val="18"/>
+          <w:szCs w:val="18"/>
+        </w:rPr>
+        <w:t>l</w:t>
+      </w:r>
+      <w:proofErr w:type="spellEnd"/>
+      <w:r>
+        <w:rPr>
+          <w:sz w:val="18"/>
+          <w:szCs w:val="18"/>
+        </w:rPr>
+        <w:t xml:space="preserve"> Punto de Recarga correspondient</w:t>
+      </w:r>
+      <w:r>
+        <w:rPr>
+          <w:sz w:val="18"/>
+          <w:szCs w:val="18"/>
+        </w:rPr>
+        <w:t>e</w:t>
+      </w:r>
+      <w:r>
+        <w:rPr>
+          <w:sz w:val="18"/>
+          <w:szCs w:val="18"/>
+        </w:rPr>
+        <w:t>.</w:t>
+      </w:r>
+    </w:p>
+    <w:p>
+      <w:pPr>
+        <w:jc w:val="both"/>
+        <w:rPr>
+          <w:sz w:val="18"/>
+          <w:szCs w:val="18"/>
+        </w:rPr>
+      </w:pPr>
+      <w:r>
+        <w:rPr>
+          <w:sz w:val="18"/>
+          <w:szCs w:val="18"/>
+        </w:rPr>
+        <w:t>Las propiedades que se guardan son:</w:t>
+      </w:r>
+    </w:p>
+    <w:p>
+      <w:pPr>
+        <w:jc w:val="both"/>
+        <w:rPr>
+          <w:sz w:val="18"/>
+          <w:szCs w:val="18"/>
+        </w:rPr>
+      </w:pPr>
+      <w:r>
+        <w:rPr>
+          <w:sz w:val="18"/>
+          <w:szCs w:val="18"/>
+        </w:rPr>
+        <w:drawing>
+          <wp:inline distT="0" distB="0" distL="0" distR="0" wp14:anchorId="291BA076" wp14:editId="6D9A5E5E">
+            <wp:extent cx="1525979" cy="896784"/>
+            <wp:effectExtent l="0" t="0" r="0" b="0"/>
+            <wp:docPr id="256121100" name="Imagen 1" descr="Texto&#10;&#10;El contenido generado por IA puede ser incorrecto."/>
+            <wp:cNvGraphicFramePr>
+              <a:graphicFrameLocks xmlns:a="http://schemas.openxmlformats.org/drawingml/2006/main" noChangeAspect="1"/>
+            </wp:cNvGraphicFramePr>
+            <a:graphic xmlns:a="http://schemas.openxmlformats.org/drawingml/2006/main">
+              <a:graphicData uri="http://schemas.openxmlformats.org/drawingml/2006/picture">
+                <pic:pic xmlns:pic="http://schemas.openxmlformats.org/drawingml/2006/picture">
+                  <pic:nvPicPr>
+                    <pic:cNvPr id="256121100" name="Imagen 1" descr="Texto&#10;&#10;El contenido generado por IA puede ser incorrecto."/>
+                    <pic:cNvPicPr/>
+                  </pic:nvPicPr>
+                  <pic:blipFill>
+                    <a:blip r:embed="rId16"/>
+                    <a:stretch>
+                      <a:fillRect/>
+                    </a:stretch>
+                  </pic:blipFill>
+                  <pic:spPr>
+                    <a:xfrm>
+                      <a:off x="0" y="0"/>
+                      <a:ext cx="1531486" cy="900021"/>
+                    </a:xfrm>
+                    <a:prstGeom prst="rect">
+                      <a:avLst/>
+                    </a:prstGeom>
+                  </pic:spPr>
+                </pic:pic>
+              </a:graphicData>
+            </a:graphic>
+          </wp:inline>
+        </w:drawing>
+      </w:r>
+    </w:p>
+    <w:p>
+      <w:pPr>
+        <w:jc w:val="both"/>
+        <w:rPr>
+          <w:sz w:val="18"/>
+          <w:szCs w:val="18"/>
+        </w:rPr>
+      </w:pPr>
+      <w:r>
+        <w:rPr>
+          <w:sz w:val="18"/>
+          <w:szCs w:val="18"/>
+        </w:rPr>
+        <w:t xml:space="preserve">Los datos que se guardan en cada una de ellas son muy evidentes, salvo los </w:t>
+      </w:r>
+      <w:proofErr w:type="spellStart"/>
+      <w:r>
+        <w:rPr>
+          <w:sz w:val="18"/>
+          <w:szCs w:val="18"/>
+        </w:rPr>
+        <w:t>ts_inicio</w:t>
+      </w:r>
+      <w:proofErr w:type="spellEnd"/>
+      <w:r>
+        <w:rPr>
+          <w:sz w:val="18"/>
+          <w:szCs w:val="18"/>
+        </w:rPr>
+        <w:t xml:space="preserve"> y </w:t>
+      </w:r>
+      <w:proofErr w:type="spellStart"/>
+      <w:r>
+        <w:rPr>
+          <w:sz w:val="18"/>
+          <w:szCs w:val="18"/>
+        </w:rPr>
+        <w:t>ts_final</w:t>
+      </w:r>
+      <w:proofErr w:type="spellEnd"/>
+      <w:r>
+        <w:rPr>
+          <w:sz w:val="18"/>
+          <w:szCs w:val="18"/>
+        </w:rPr>
+        <w:t xml:space="preserve"> que son los </w:t>
+      </w:r>
+      <w:proofErr w:type="spellStart"/>
+      <w:r>
+        <w:rPr>
+          <w:sz w:val="18"/>
+          <w:szCs w:val="18"/>
+        </w:rPr>
+        <w:t>timestamp</w:t>
+      </w:r>
+      <w:proofErr w:type="spellEnd"/>
+      <w:r>
+        <w:rPr>
+          <w:sz w:val="18"/>
+          <w:szCs w:val="18"/>
+        </w:rPr>
+        <w:t xml:space="preserve"> (medidos en minutos) desde el 1/Enero/2025 00:00 y que sirven para controlar las que reservas no se solapen entre ellas</w:t>
+      </w:r>
+    </w:p>
+    <w:p>
+      <w:pPr>
+        <w:jc w:val="both"/>
+        <w:rPr>
+          <w:sz w:val="18"/>
+          <w:szCs w:val="18"/>
+        </w:rPr>
+      </w:pPr>
+      <w:r>
+        <w:rPr>
+          <w:sz w:val="18"/>
+          <w:szCs w:val="18"/>
+        </w:rPr>
+        <w:t>Por su parte, los métodos/funciones son las siguientes:</w:t>
+      </w:r>
+    </w:p>
+    <w:p>
+      <w:r>
+        <w:drawing>
+          <wp:inline distT="0" distB="0" distL="0" distR="0" wp14:anchorId="3AFB7EC3" wp14:editId="59578F70">
+            <wp:extent cx="5400040" cy="411480"/>
+            <wp:effectExtent l="0" t="0" r="0" b="7620"/>
+            <wp:docPr id="161068697" name="Imagen 1"/>
+            <wp:cNvGraphicFramePr>
+              <a:graphicFrameLocks xmlns:a="http://schemas.openxmlformats.org/drawingml/2006/main" noChangeAspect="1"/>
+            </wp:cNvGraphicFramePr>
+            <a:graphic xmlns:a="http://schemas.openxmlformats.org/drawingml/2006/main">
+              <a:graphicData uri="http://schemas.openxmlformats.org/drawingml/2006/picture">
+                <pic:pic xmlns:pic="http://schemas.openxmlformats.org/drawingml/2006/picture">
+                  <pic:nvPicPr>
+                    <pic:cNvPr id="161068697" name=""/>
+                    <pic:cNvPicPr/>
+                  </pic:nvPicPr>
+                  <pic:blipFill>
+                    <a:blip r:embed="rId17"/>
+                    <a:stretch>
+                      <a:fillRect/>
+                    </a:stretch>
+                  </pic:blipFill>
+                  <pic:spPr>
+                    <a:xfrm>
+                      <a:off x="0" y="0"/>
+                      <a:ext cx="5400040" cy="411480"/>
+                    </a:xfrm>
+                    <a:prstGeom prst="rect">
+                      <a:avLst/>
+                    </a:prstGeom>
+                  </pic:spPr>
+                </pic:pic>
+              </a:graphicData>
+            </a:graphic>
+          </wp:inline>
+        </w:drawing>
+      </w:r>
+    </w:p>
+    <w:p/>
+    <w:p>
+      <w:pPr>
+        <w:pStyle w:val="Ttulo3"/>
+      </w:pPr>
+      <w:proofErr w:type="spellStart"/>
+      <w:r>
+        <w:t>ValidarReserva</w:t>
+      </w:r>
+      <w:proofErr w:type="spellEnd"/>
+    </w:p>
+    <w:p>
+      <w:pPr>
+        <w:jc w:val="both"/>
+        <w:rPr>
+          <w:sz w:val="18"/>
+          <w:szCs w:val="18"/>
+        </w:rPr>
+      </w:pPr>
+      <w:r>
+        <w:rPr>
+          <w:sz w:val="18"/>
+          <w:szCs w:val="18"/>
+        </w:rPr>
+        <w:t>Controla que la reserva no se solape con el intervalo pasado por parámetro</w:t>
+      </w:r>
+    </w:p>
+    <w:p>
+      <w:pPr>
+        <w:pStyle w:val="Ttulo3"/>
+      </w:pPr>
+      <w:proofErr w:type="spellStart"/>
+      <w:r>
+        <w:t>GrabarReserva</w:t>
+      </w:r>
+      <w:proofErr w:type="spellEnd"/>
+    </w:p>
+    <w:p>
+      <w:pPr>
+        <w:jc w:val="both"/>
+        <w:rPr>
+          <w:sz w:val="18"/>
+          <w:szCs w:val="18"/>
+        </w:rPr>
+      </w:pPr>
+      <w:r>
+        <w:rPr>
+          <w:sz w:val="18"/>
+          <w:szCs w:val="18"/>
+        </w:rPr>
+        <w:t>Se graba la nueva reserva con los datos que se le facilitan al método</w:t>
+      </w:r>
+      <w:r>
+        <w:rPr>
+          <w:sz w:val="18"/>
+          <w:szCs w:val="18"/>
+        </w:rPr>
+        <w:br w:type="page"/>
+      </w:r>
+    </w:p>
+    <w:p/>
+    <w:p>
+      <w:pPr>
+        <w:pStyle w:val="Ttulo2"/>
+      </w:pPr>
+      <w:proofErr w:type="spellStart"/>
+      <w:r>
+        <w:t>TADCalendario</w:t>
+      </w:r>
+      <w:proofErr w:type="spellEnd"/>
+    </w:p>
+    <w:p>
+      <w:r>
+        <w:t>Aquí se ha hecho una adaptación rápida de la práctica 3 para mostrar el calendario de las reservas del punto de recarga.</w:t>
+      </w:r>
+    </w:p>
+    <w:p>
+      <w:r>
+        <w:t>Se ha añadido un nuevo TAD ya que aquí hay que tener en cuenta las horas y minutos</w:t>
+      </w:r>
+    </w:p>
+    <w:p>
+      <w:r>
+        <w:drawing>
+          <wp:inline distT="0" distB="0" distL="0" distR="0" wp14:anchorId="05B2F8E9" wp14:editId="2C0D402C">
+            <wp:extent cx="2066306" cy="1156148"/>
+            <wp:effectExtent l="0" t="0" r="0" b="6350"/>
+            <wp:docPr id="1060686119" name="Imagen 1" descr="Texto, Carta&#10;&#10;El contenido generado por IA puede ser incorrecto."/>
+            <wp:cNvGraphicFramePr>
+              <a:graphicFrameLocks xmlns:a="http://schemas.openxmlformats.org/drawingml/2006/main" noChangeAspect="1"/>
+            </wp:cNvGraphicFramePr>
+            <a:graphic xmlns:a="http://schemas.openxmlformats.org/drawingml/2006/main">
+              <a:graphicData uri="http://schemas.openxmlformats.org/drawingml/2006/picture">
+                <pic:pic xmlns:pic="http://schemas.openxmlformats.org/drawingml/2006/picture">
+                  <pic:nvPicPr>
+                    <pic:cNvPr id="1060686119" name="Imagen 1" descr="Texto, Carta&#10;&#10;El contenido generado por IA puede ser incorrecto."/>
+                    <pic:cNvPicPr/>
+                  </pic:nvPicPr>
+                  <pic:blipFill>
+                    <a:blip r:embed="rId18"/>
+                    <a:stretch>
+                      <a:fillRect/>
+                    </a:stretch>
+                  </pic:blipFill>
+                  <pic:spPr>
+                    <a:xfrm>
+                      <a:off x="0" y="0"/>
+                      <a:ext cx="2084182" cy="1166150"/>
+                    </a:xfrm>
+                    <a:prstGeom prst="rect">
+                      <a:avLst/>
+                    </a:prstGeom>
+                  </pic:spPr>
+                </pic:pic>
+              </a:graphicData>
+            </a:graphic>
+          </wp:inline>
+        </w:drawing>
+      </w:r>
+    </w:p>
+    <w:p>
+      <w:r>
+        <w:t xml:space="preserve">Y posteriormente se ha incluido en el </w:t>
+      </w:r>
+      <w:proofErr w:type="spellStart"/>
+      <w:r>
+        <w:t>TADCalendario</w:t>
+      </w:r>
+      <w:proofErr w:type="spellEnd"/>
+    </w:p>
+    <w:p>
+      <w:r>
+        <w:drawing>
+          <wp:inline distT="0" distB="0" distL="0" distR="0" wp14:anchorId="0B5DE7F6" wp14:editId="0876E4DC">
+            <wp:extent cx="5400040" cy="1659890"/>
+            <wp:effectExtent l="0" t="0" r="0" b="0"/>
+            <wp:docPr id="1293047463" name="Imagen 1" descr="Imagen que contiene Gráfico de dispersión&#10;&#10;El contenido generado por IA puede ser incorrecto."/>
+            <wp:cNvGraphicFramePr>
+              <a:graphicFrameLocks xmlns:a="http://schemas.openxmlformats.org/drawingml/2006/main" noChangeAspect="1"/>
+            </wp:cNvGraphicFramePr>
+            <a:graphic xmlns:a="http://schemas.openxmlformats.org/drawingml/2006/main">
+              <a:graphicData uri="http://schemas.openxmlformats.org/drawingml/2006/picture">
+                <pic:pic xmlns:pic="http://schemas.openxmlformats.org/drawingml/2006/picture">
+                  <pic:nvPicPr>
+                    <pic:cNvPr id="1293047463" name="Imagen 1" descr="Imagen que contiene Gráfico de dispersión&#10;&#10;El contenido generado por IA puede ser incorrecto."/>
+                    <pic:cNvPicPr/>
+                  </pic:nvPicPr>
+                  <pic:blipFill>
+                    <a:blip r:embed="rId19"/>
+                    <a:stretch>
+                      <a:fillRect/>
+                    </a:stretch>
+                  </pic:blipFill>
+                  <pic:spPr>
+                    <a:xfrm>
+                      <a:off x="0" y="0"/>
+                      <a:ext cx="5400040" cy="1659890"/>
+                    </a:xfrm>
+                    <a:prstGeom prst="rect">
+                      <a:avLst/>
+                    </a:prstGeom>
+                  </pic:spPr>
+                </pic:pic>
+              </a:graphicData>
+            </a:graphic>
+          </wp:inline>
+        </w:drawing>
+      </w:r>
+    </w:p>
+    <w:p>
+      <w:pPr>
+        <w:pStyle w:val="Ttulo3"/>
+      </w:pPr>
+      <w:proofErr w:type="spellStart"/>
+      <w:r>
+        <w:t>mostrar_calendario</w:t>
+      </w:r>
+      <w:proofErr w:type="spellEnd"/>
+    </w:p>
+    <w:p>
+      <w:pPr>
+        <w:jc w:val="both"/>
+        <w:rPr>
+          <w:sz w:val="18"/>
+          <w:szCs w:val="18"/>
+        </w:rPr>
+      </w:pPr>
+      <w:r>
+        <w:rPr>
+          <w:sz w:val="18"/>
+          <w:szCs w:val="18"/>
+        </w:rPr>
+        <w:t xml:space="preserve">La función mostrar calendario se ha adaptado porque hay que pasarle el vector con los minutos de ocupación de cada día (que se calcula por el punto de recarga en el método </w:t>
+      </w:r>
+      <w:proofErr w:type="spellStart"/>
+      <w:r>
+        <w:rPr>
+          <w:sz w:val="18"/>
+          <w:szCs w:val="18"/>
+        </w:rPr>
+        <w:t>CalendarioPunto</w:t>
+      </w:r>
+      <w:proofErr w:type="spellEnd"/>
+      <w:r>
+        <w:rPr>
+          <w:sz w:val="18"/>
+          <w:szCs w:val="18"/>
+        </w:rPr>
+        <w:t xml:space="preserve"> y en base a unos tramos de ocupación, se muestran los valores de 00 , Ba, </w:t>
+      </w:r>
+      <w:proofErr w:type="spellStart"/>
+      <w:r>
+        <w:rPr>
+          <w:sz w:val="18"/>
+          <w:szCs w:val="18"/>
+        </w:rPr>
+        <w:t>Me,Al</w:t>
+      </w:r>
+      <w:proofErr w:type="spellEnd"/>
+      <w:r>
+        <w:rPr>
+          <w:sz w:val="18"/>
+          <w:szCs w:val="18"/>
+        </w:rPr>
+        <w:t xml:space="preserve"> en la posición correspondiente a cada día</w:t>
       </w:r>
     </w:p>
     <w:p/>
     <w:p/>
+    <w:p>
+      <w:r>
+        <w:br w:type="page"/>
+      </w:r>
+    </w:p>
+    <w:p>
+      <w:pPr>
+        <w:pStyle w:val="Ttulo2"/>
+      </w:pPr>
+      <w:proofErr w:type="spellStart"/>
+      <w:r>
+        <w:lastRenderedPageBreak/>
+        <w:t>TADUtilidades</w:t>
+      </w:r>
+      <w:proofErr w:type="spellEnd"/>
+    </w:p>
+    <w:p>
+      <w:pPr>
+        <w:rPr>
+          <w:sz w:val="18"/>
+          <w:szCs w:val="18"/>
+        </w:rPr>
+      </w:pPr>
+      <w:r>
+        <w:rPr>
+          <w:sz w:val="18"/>
+          <w:szCs w:val="18"/>
+        </w:rPr>
+        <w:t>Este es un módulo auxiliar con variables, constantes y métodos de apoyo al proyecto</w:t>
+      </w:r>
+    </w:p>
+    <w:p>
+      <w:r>
+        <w:drawing>
+          <wp:inline distT="0" distB="0" distL="0" distR="0" wp14:anchorId="14FA9BEA" wp14:editId="22A33106">
+            <wp:extent cx="2452254" cy="732921"/>
+            <wp:effectExtent l="0" t="0" r="5715" b="0"/>
+            <wp:docPr id="573744948" name="Imagen 1" descr="Texto, Carta&#10;&#10;El contenido generado por IA puede ser incorrecto."/>
+            <wp:cNvGraphicFramePr>
+              <a:graphicFrameLocks xmlns:a="http://schemas.openxmlformats.org/drawingml/2006/main" noChangeAspect="1"/>
+            </wp:cNvGraphicFramePr>
+            <a:graphic xmlns:a="http://schemas.openxmlformats.org/drawingml/2006/main">
+              <a:graphicData uri="http://schemas.openxmlformats.org/drawingml/2006/picture">
+                <pic:pic xmlns:pic="http://schemas.openxmlformats.org/drawingml/2006/picture">
+                  <pic:nvPicPr>
+                    <pic:cNvPr id="573744948" name="Imagen 1" descr="Texto, Carta&#10;&#10;El contenido generado por IA puede ser incorrecto."/>
+                    <pic:cNvPicPr/>
+                  </pic:nvPicPr>
+                  <pic:blipFill>
+                    <a:blip r:embed="rId20"/>
+                    <a:stretch>
+                      <a:fillRect/>
+                    </a:stretch>
+                  </pic:blipFill>
+                  <pic:spPr>
+                    <a:xfrm>
+                      <a:off x="0" y="0"/>
+                      <a:ext cx="2466342" cy="737132"/>
+                    </a:xfrm>
+                    <a:prstGeom prst="rect">
+                      <a:avLst/>
+                    </a:prstGeom>
+                  </pic:spPr>
+                </pic:pic>
+              </a:graphicData>
+            </a:graphic>
+          </wp:inline>
+        </w:drawing>
+      </w:r>
+    </w:p>
+    <w:p>
+      <w:pPr>
+        <w:rPr>
+          <w:sz w:val="18"/>
+          <w:szCs w:val="18"/>
+        </w:rPr>
+      </w:pPr>
+      <w:r>
+        <w:rPr>
+          <w:sz w:val="18"/>
+          <w:szCs w:val="18"/>
+        </w:rPr>
+        <w:t xml:space="preserve">A mencionar especialmente la variable </w:t>
+      </w:r>
+      <w:proofErr w:type="spellStart"/>
+      <w:r>
+        <w:rPr>
+          <w:sz w:val="18"/>
+          <w:szCs w:val="18"/>
+        </w:rPr>
+        <w:t>modo_debug</w:t>
+      </w:r>
+      <w:proofErr w:type="spellEnd"/>
+      <w:r>
+        <w:rPr>
+          <w:sz w:val="18"/>
+          <w:szCs w:val="18"/>
+        </w:rPr>
+        <w:t xml:space="preserve"> , que se pone a true o false con la tecla D del menú y que activa o desactiva todos los </w:t>
+      </w:r>
+      <w:proofErr w:type="spellStart"/>
+      <w:r>
+        <w:rPr>
+          <w:sz w:val="18"/>
+          <w:szCs w:val="18"/>
+        </w:rPr>
+        <w:t>printf</w:t>
+      </w:r>
+      <w:proofErr w:type="spellEnd"/>
+      <w:r>
+        <w:rPr>
+          <w:sz w:val="18"/>
+          <w:szCs w:val="18"/>
+        </w:rPr>
+        <w:t xml:space="preserve"> de control que hay repartidos por el proyecto</w:t>
+      </w:r>
+    </w:p>
+    <w:p>
+      <w:pPr>
+        <w:rPr>
+          <w:sz w:val="18"/>
+          <w:szCs w:val="18"/>
+        </w:rPr>
+      </w:pPr>
+      <w:r>
+        <w:rPr>
+          <w:sz w:val="18"/>
+          <w:szCs w:val="18"/>
+        </w:rPr>
+        <w:t>En cuanto a las funciones/métodos:</w:t>
+      </w:r>
+    </w:p>
+    <w:p>
+      <w:pPr>
+        <w:rPr>
+          <w:sz w:val="18"/>
+          <w:szCs w:val="18"/>
+        </w:rPr>
+      </w:pPr>
+      <w:r>
+        <w:rPr>
+          <w:sz w:val="18"/>
+          <w:szCs w:val="18"/>
+        </w:rPr>
+        <w:drawing>
+          <wp:inline distT="0" distB="0" distL="0" distR="0" wp14:anchorId="191E4AC9" wp14:editId="1E22202F">
+            <wp:extent cx="5400040" cy="706755"/>
+            <wp:effectExtent l="0" t="0" r="0" b="0"/>
+            <wp:docPr id="794026493" name="Imagen 1"/>
+            <wp:cNvGraphicFramePr>
+              <a:graphicFrameLocks xmlns:a="http://schemas.openxmlformats.org/drawingml/2006/main" noChangeAspect="1"/>
+            </wp:cNvGraphicFramePr>
+            <a:graphic xmlns:a="http://schemas.openxmlformats.org/drawingml/2006/main">
+              <a:graphicData uri="http://schemas.openxmlformats.org/drawingml/2006/picture">
+                <pic:pic xmlns:pic="http://schemas.openxmlformats.org/drawingml/2006/picture">
+                  <pic:nvPicPr>
+                    <pic:cNvPr id="794026493" name=""/>
+                    <pic:cNvPicPr/>
+                  </pic:nvPicPr>
+                  <pic:blipFill>
+                    <a:blip r:embed="rId21"/>
+                    <a:stretch>
+                      <a:fillRect/>
+                    </a:stretch>
+                  </pic:blipFill>
+                  <pic:spPr>
+                    <a:xfrm>
+                      <a:off x="0" y="0"/>
+                      <a:ext cx="5400040" cy="706755"/>
+                    </a:xfrm>
+                    <a:prstGeom prst="rect">
+                      <a:avLst/>
+                    </a:prstGeom>
+                  </pic:spPr>
+                </pic:pic>
+              </a:graphicData>
+            </a:graphic>
+          </wp:inline>
+        </w:drawing>
+      </w:r>
+    </w:p>
+    <w:p>
+      <w:pPr>
+        <w:pStyle w:val="Ttulo3"/>
+      </w:pPr>
+    </w:p>
+    <w:p>
+      <w:pPr>
+        <w:pStyle w:val="Ttulo3"/>
+      </w:pPr>
+      <w:proofErr w:type="spellStart"/>
+      <w:r>
+        <w:t>FechaSecuencia</w:t>
+      </w:r>
+      <w:proofErr w:type="spellEnd"/>
+    </w:p>
+    <w:p>
+      <w:pPr>
+        <w:rPr>
+          <w:sz w:val="18"/>
+          <w:szCs w:val="18"/>
+        </w:rPr>
+      </w:pPr>
+      <w:r>
+        <w:rPr>
+          <w:sz w:val="18"/>
+          <w:szCs w:val="18"/>
+        </w:rPr>
+        <w:t xml:space="preserve">Calcula el número de minutos desde el 1/Enero/2025 00:00 a la fecha dada </w:t>
+      </w:r>
+    </w:p>
+    <w:p>
+      <w:pPr>
+        <w:pStyle w:val="Ttulo3"/>
+      </w:pPr>
+      <w:proofErr w:type="spellStart"/>
+      <w:r>
+        <w:t>ReservaSecuencia</w:t>
+      </w:r>
+      <w:proofErr w:type="spellEnd"/>
+    </w:p>
+    <w:p>
+      <w:pPr>
+        <w:jc w:val="both"/>
+        <w:rPr>
+          <w:sz w:val="18"/>
+          <w:szCs w:val="18"/>
+        </w:rPr>
+      </w:pPr>
+      <w:r>
+        <w:rPr>
+          <w:sz w:val="18"/>
+          <w:szCs w:val="18"/>
+        </w:rPr>
+        <w:t>Calcula el número de minutos desde el 1/Enero/2025 00:00 al momento del día elegido y que es luego usado para evitar el solape entre las reservas</w:t>
+      </w:r>
+    </w:p>
+    <w:p>
+      <w:pPr>
+        <w:pStyle w:val="Ttulo3"/>
+      </w:pPr>
+      <w:proofErr w:type="spellStart"/>
+      <w:r>
+        <w:t>TransformarFechaHora</w:t>
+      </w:r>
+      <w:proofErr w:type="spellEnd"/>
+    </w:p>
+    <w:p>
+      <w:pPr>
+        <w:rPr>
+          <w:sz w:val="18"/>
+          <w:szCs w:val="18"/>
+        </w:rPr>
+      </w:pPr>
+      <w:r>
+        <w:rPr>
+          <w:sz w:val="18"/>
+          <w:szCs w:val="18"/>
+        </w:rPr>
+        <w:t xml:space="preserve">Sencilla función que le pasas los datos de la fecha y hora por separado y los graba en las variables del </w:t>
+      </w:r>
+      <w:proofErr w:type="spellStart"/>
+      <w:r>
+        <w:rPr>
+          <w:sz w:val="18"/>
+          <w:szCs w:val="18"/>
+        </w:rPr>
+        <w:t>TipoFecha</w:t>
+      </w:r>
+      <w:proofErr w:type="spellEnd"/>
+      <w:r>
+        <w:rPr>
+          <w:sz w:val="18"/>
+          <w:szCs w:val="18"/>
+        </w:rPr>
+        <w:t>.</w:t>
+      </w:r>
+    </w:p>
+    <w:p>
+      <w:pPr>
+        <w:pStyle w:val="Ttulo3"/>
+      </w:pPr>
+      <w:proofErr w:type="spellStart"/>
+      <w:r>
+        <w:t>m</w:t>
+      </w:r>
+      <w:r>
+        <w:t>inus_a_</w:t>
+      </w:r>
+      <w:r>
+        <w:t>m</w:t>
+      </w:r>
+      <w:r>
+        <w:t>ayus</w:t>
+      </w:r>
+      <w:r>
+        <w:t>_corriente</w:t>
+      </w:r>
+      <w:proofErr w:type="spellEnd"/>
+    </w:p>
+    <w:p>
+      <w:pPr>
+        <w:jc w:val="both"/>
+        <w:rPr>
+          <w:sz w:val="18"/>
+          <w:szCs w:val="18"/>
+        </w:rPr>
+      </w:pPr>
+      <w:r>
+        <w:rPr>
+          <w:sz w:val="18"/>
+          <w:szCs w:val="18"/>
+        </w:rPr>
+        <w:t xml:space="preserve">Como en C no hay ninguna función que convierta un </w:t>
+      </w:r>
+      <w:proofErr w:type="spellStart"/>
+      <w:r>
+        <w:rPr>
+          <w:sz w:val="18"/>
+          <w:szCs w:val="18"/>
+        </w:rPr>
+        <w:t>string</w:t>
+      </w:r>
+      <w:proofErr w:type="spellEnd"/>
+      <w:r>
+        <w:rPr>
+          <w:sz w:val="18"/>
+          <w:szCs w:val="18"/>
+        </w:rPr>
+        <w:t xml:space="preserve"> de minúsculas a mayúsculas y lo necesitamos para poder comprobar el tipo de corriente (AC , DC) nos la hemos creado nosotros en el m</w:t>
+      </w:r>
+      <w:r>
+        <w:rPr>
+          <w:sz w:val="18"/>
+          <w:szCs w:val="18"/>
+        </w:rPr>
+        <w:t>ó</w:t>
+      </w:r>
+      <w:r>
+        <w:rPr>
+          <w:sz w:val="18"/>
+          <w:szCs w:val="18"/>
+        </w:rPr>
+        <w:t>dulo de utilidades.</w:t>
+      </w:r>
+    </w:p>
+    <w:p>
+      <w:pPr>
+        <w:jc w:val="both"/>
+        <w:rPr>
+          <w:sz w:val="18"/>
+          <w:szCs w:val="18"/>
+        </w:rPr>
+      </w:pPr>
+      <w:proofErr w:type="spellStart"/>
+      <w:r>
+        <w:rPr>
+          <w:sz w:val="18"/>
+          <w:szCs w:val="18"/>
+        </w:rPr>
+        <w:t>Asi</w:t>
+      </w:r>
+      <w:proofErr w:type="spellEnd"/>
+      <w:r>
+        <w:rPr>
+          <w:sz w:val="18"/>
+          <w:szCs w:val="18"/>
+        </w:rPr>
+        <w:t xml:space="preserve"> que le pasamos por referencia la cadena de caracteres </w:t>
+      </w:r>
+      <w:r>
+        <w:rPr>
+          <w:sz w:val="18"/>
+          <w:szCs w:val="18"/>
+        </w:rPr>
+        <w:t xml:space="preserve">del </w:t>
+      </w:r>
+      <w:proofErr w:type="spellStart"/>
+      <w:r>
+        <w:rPr>
+          <w:sz w:val="18"/>
+          <w:szCs w:val="18"/>
+        </w:rPr>
+        <w:t>TipoCorriente</w:t>
+      </w:r>
+      <w:proofErr w:type="spellEnd"/>
+      <w:r>
+        <w:rPr>
+          <w:sz w:val="18"/>
+          <w:szCs w:val="18"/>
+        </w:rPr>
+        <w:t xml:space="preserve"> </w:t>
+      </w:r>
+      <w:r>
+        <w:rPr>
+          <w:sz w:val="18"/>
+          <w:szCs w:val="18"/>
+        </w:rPr>
+        <w:t xml:space="preserve">y dentro de la función hacemos un bucle que convierta todas las letras en mayúsculas con la función </w:t>
+      </w:r>
+      <w:proofErr w:type="spellStart"/>
+      <w:r>
+        <w:rPr>
+          <w:sz w:val="18"/>
+          <w:szCs w:val="18"/>
+        </w:rPr>
+        <w:t>toupper</w:t>
+      </w:r>
+      <w:proofErr w:type="spellEnd"/>
+      <w:r>
+        <w:rPr>
+          <w:sz w:val="18"/>
+          <w:szCs w:val="18"/>
+        </w:rPr>
+        <w:t xml:space="preserve"> de la librería </w:t>
+      </w:r>
+      <w:proofErr w:type="spellStart"/>
+      <w:r>
+        <w:rPr>
+          <w:sz w:val="18"/>
+          <w:szCs w:val="18"/>
+        </w:rPr>
+        <w:t>ctype.h</w:t>
+      </w:r>
+      <w:proofErr w:type="spellEnd"/>
+    </w:p>
+    <w:p/>
+    <w:p>
+      <w:r>
+        <w:br w:type="page"/>
+      </w:r>
+    </w:p>
+    <w:p>
+      <w:pPr>
+        <w:pStyle w:val="Ttulo2"/>
+      </w:pPr>
+      <w:r>
+        <w:lastRenderedPageBreak/>
+        <w:t>Comentarios finales sobre el desarrollo</w:t>
+      </w:r>
+    </w:p>
+    <w:p/>
+    <w:p>
+      <w:r>
+        <w:t xml:space="preserve">Podemos comprobar que el proyecto se genera sin ningún tipo de errores ni </w:t>
+      </w:r>
+      <w:proofErr w:type="spellStart"/>
+      <w:r>
+        <w:t>warnings</w:t>
+      </w:r>
+      <w:proofErr w:type="spellEnd"/>
+    </w:p>
+    <w:p>
+      <w:r>
+        <w:rPr>
+          <w:noProof/>
+        </w:rPr>
+        <w:drawing>
+          <wp:inline distT="0" distB="0" distL="0" distR="0" wp14:anchorId="00D9CA77" wp14:editId="0651DF5F">
+            <wp:extent cx="5400040" cy="1600835"/>
+            <wp:effectExtent l="0" t="0" r="0" b="0"/>
+            <wp:docPr id="1238972811" name="Imagen 1" descr="Interfaz de usuario gráfica, Texto, Aplicación&#10;&#10;El contenido generado por IA puede ser incorrecto."/>
+            <wp:cNvGraphicFramePr>
+              <a:graphicFrameLocks xmlns:a="http://schemas.openxmlformats.org/drawingml/2006/main" noChangeAspect="1"/>
+            </wp:cNvGraphicFramePr>
+            <a:graphic xmlns:a="http://schemas.openxmlformats.org/drawingml/2006/main">
+              <a:graphicData uri="http://schemas.openxmlformats.org/drawingml/2006/picture">
+                <pic:pic xmlns:pic="http://schemas.openxmlformats.org/drawingml/2006/picture">
+                  <pic:nvPicPr>
+                    <pic:cNvPr id="1238972811" name="Imagen 1" descr="Interfaz de usuario gráfica, Texto, Aplicación&#10;&#10;El contenido generado por IA puede ser incorrecto."/>
+                    <pic:cNvPicPr/>
+                  </pic:nvPicPr>
+                  <pic:blipFill>
+                    <a:blip r:embed="rId22"/>
+                    <a:stretch>
+                      <a:fillRect/>
+                    </a:stretch>
+                  </pic:blipFill>
+                  <pic:spPr>
+                    <a:xfrm>
+                      <a:off x="0" y="0"/>
+                      <a:ext cx="5400040" cy="1600835"/>
+                    </a:xfrm>
+                    <a:prstGeom prst="rect">
+                      <a:avLst/>
+                    </a:prstGeom>
+                  </pic:spPr>
+                </pic:pic>
+              </a:graphicData>
+            </a:graphic>
+          </wp:inline>
+        </w:drawing>
+      </w:r>
+    </w:p>
+    <w:p/>
+    <w:p>
+      <w:r>
+        <w:t xml:space="preserve">Y que se ha usado un repositorio </w:t>
+      </w:r>
+      <w:proofErr w:type="spellStart"/>
+      <w:r>
+        <w:t>git</w:t>
+      </w:r>
+      <w:proofErr w:type="spellEnd"/>
+      <w:r>
+        <w:t xml:space="preserve"> para el control de versiones con un historial de los diferentes hitos (o </w:t>
+      </w:r>
+      <w:proofErr w:type="spellStart"/>
+      <w:r>
+        <w:t>commits</w:t>
+      </w:r>
+      <w:proofErr w:type="spellEnd"/>
+      <w:r>
+        <w:t xml:space="preserve">) y se puede consultar en línea en el correspondiente </w:t>
+      </w:r>
+    </w:p>
+    <w:p>
+      <w:hyperlink r:id="rId23" w:history="1">
+        <w:r>
+          <w:rPr>
+            <w:rStyle w:val="Hipervnculo"/>
+          </w:rPr>
+          <w:t>Repositorio GitHub</w:t>
+        </w:r>
+      </w:hyperlink>
+      <w:r>
+        <w:t xml:space="preserve"> (</w:t>
+      </w:r>
+      <w:r>
+        <w:t>https://github.com/matcimat/Ges-ELECTRERA</w:t>
+      </w:r>
+      <w:r>
+        <w:t>)</w:t>
+      </w:r>
+    </w:p>
     <w:sectPr>
-      <w:footerReference w:type="even" r:id="rId6"/>
-      <w:footerReference w:type="default" r:id="rId7"/>
-      <w:footerReference w:type="first" r:id="rId8"/>
+      <w:footerReference w:type="even" r:id="rId24"/>
+      <w:footerReference w:type="default" r:id="rId25"/>
+      <w:footerReference w:type="first" r:id="rId26"/>
       <w:pgSz w:w="11906" w:h="16838"/>
       <w:pgMar w:top="1417" w:right="1701" w:bottom="1417" w:left="1701" w:header="708" w:footer="708" w:gutter="0"/>
       <w:cols w:space="708"/>
@@ -552,7 +4540,6 @@
               <v:path gradientshapeok="t" o:connecttype="rect"/>
             </v:shapetype>
             <v:shape id="Cuadro de texto 2" o:spid="_x0000_s1026" type="#_x0000_t202" alt="C2 General" style="position:absolute;margin-left:0;margin-top:0;width:53.9pt;height:24.2pt;z-index:251659264;visibility:visible;mso-wrap-style:none;mso-wrap-distance-left:0;mso-wrap-distance-top:0;mso-wrap-distance-right:0;mso-wrap-distance-bottom:0;mso-position-horizontal:left;mso-position-horizontal-relative:page;mso-position-vertical:bottom;mso-position-vertical-relative:page;v-text-anchor:bottom" o:gfxdata="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" filled="f" stroked="f">
-              <v:fill o:detectmouseclick="t"/>
               <v:textbox style="mso-fit-shape-to-text:t" inset="20pt,0,0,15pt">
                 <w:txbxContent>
                   <w:p>
@@ -683,7 +4670,6 @@
               <v:path gradientshapeok="t" o:connecttype="rect"/>
             </v:shapetype>
             <v:shape id="Cuadro de texto 3" o:spid="_x0000_s1027" type="#_x0000_t202" alt="C2 General" style="position:absolute;margin-left:0;margin-top:0;width:53.9pt;height:24.2pt;z-index:251660288;visibility:visible;mso-wrap-style:none;mso-wrap-distance-left:0;mso-wrap-distance-top:0;mso-wrap-distance-right:0;mso-wrap-distance-bottom:0;mso-position-horizontal:left;mso-position-horizontal-relative:page;mso-position-vertical:bottom;mso-position-vertical-relative:page;v-text-anchor:bottom" o:gfxdata="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" filled="f" stroked="f">
-              <v:fill o:detectmouseclick="t"/>
               <v:textbox style="mso-fit-shape-to-text:t" inset="20pt,0,0,15pt">
                 <w:txbxContent>
                   <w:p>
@@ -814,7 +4800,6 @@
               <v:path gradientshapeok="t" o:connecttype="rect"/>
             </v:shapetype>
             <v:shape id="Cuadro de texto 1" o:spid="_x0000_s1028" type="#_x0000_t202" alt="C2 General" style="position:absolute;margin-left:0;margin-top:0;width:53.9pt;height:24.2pt;z-index:251658240;visibility:visible;mso-wrap-style:none;mso-wrap-distance-left:0;mso-wrap-distance-top:0;mso-wrap-distance-right:0;mso-wrap-distance-bottom:0;mso-position-horizontal:left;mso-position-horizontal-relative:page;mso-position-vertical:bottom;mso-position-vertical-relative:page;v-text-anchor:bottom" o:gfxdata="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" filled="f" stroked="f">
-              <v:fill o:detectmouseclick="t"/>
               <v:textbox style="mso-fit-shape-to-text:t" inset="20pt,0,0,15pt">
                 <w:txbxContent>
                   <w:p>
@@ -874,6 +4859,332 @@
     </w:p>
   </w:footnote>
 </w:footnotes>
+</file>
+
+<file path=word/numbering.xml><?xml version="1.0" encoding="utf-8"?>
+<w:numbering xmlns:wpc="http://schemas.microsoft.com/office/word/2010/wordprocessingCanvas" xmlns:cx="http://schemas.microsoft.com/office/drawing/2014/chartex" xmlns:cx1="http://schemas.microsoft.com/office/drawing/2015/9/8/chartex" xmlns:cx2="http://schemas.microsoft.com/office/drawing/2015/10/21/chartex" xmlns:cx3="http://schemas.microsoft.com/office/drawing/2016/5/9/chartex" xmlns:cx4="http://schemas.microsoft.com/office/drawing/2016/5/10/chartex" xmlns:cx5="http://schemas.microsoft.com/office/drawing/2016/5/11/chartex" xmlns:cx6="http://schemas.microsoft.com/office/drawing/2016/5/12/chartex" xmlns:cx7="http://schemas.microsoft.com/office/drawing/2016/5/13/chartex" xmlns:cx8="http://schemas.microsoft.com/office/drawing/2016/5/14/chartex" xmlns:mc="http://schemas.openxmlformats.org/markup-compatibility/2006" xmlns:aink="http://schemas.microsoft.com/office/drawing/2016/ink" xmlns:am3d="http://schemas.microsoft.com/office/drawing/2017/model3d" xmlns:o="urn:schemas-microsoft-com:office:office" xmlns:oel="http://schemas.microsoft.com/office/2019/extlst" xmlns:r="http://schemas.openxmlformats.org/officeDocument/2006/relationships" xmlns:m="http://schemas.openxmlformats.org/officeDocument/2006/math" xmlns:v="urn:schemas-microsoft-com:vml" xmlns:wp14="http://schemas.microsoft.com/office/word/2010/wordprocessingDrawing" xmlns:wp="http://schemas.openxmlformats.org/drawingml/2006/wordprocessingDrawing" xmlns:w10="urn:schemas-microsoft-com:office:word" xmlns:w="http://schemas.openxmlformats.org/wordprocessingml/2006/main" xmlns:w14="http://schemas.microsoft.com/office/word/2010/wordml" xmlns:w15="http://schemas.microsoft.com/office/word/2012/wordml" xmlns:w16cex="http://schemas.microsoft.com/office/word/2018/wordml/cex" xmlns:w16cid="http://schemas.microsoft.com/office/word/2016/wordml/cid" xmlns:w16="http://schemas.microsoft.com/office/word/2018/wordml" xmlns:w16du="http://schemas.microsoft.com/office/word/2023/wordml/word16du" xmlns:w16sdtdh="http://schemas.microsoft.com/office/word/2020/wordml/sdtdatahash" xmlns:w16sdtfl="http://schemas.microsoft.com/office/word/2024/wordml/sdtformatlock" xmlns:w16se="http://schemas.microsoft.com/office/word/2015/wordml/symex" xmlns:wpg="http://schemas.microsoft.com/office/word/2010/wordprocessingGroup" xmlns:wpi="http://schemas.microsoft.com/office/word/2010/wordprocessingInk" xmlns:wne="http://schemas.microsoft.com/office/word/2006/wordml" xmlns:wps="http://schemas.microsoft.com/office/word/2010/wordprocessingShape" mc:Ignorable="w14 w15 w16se w16cid w16 w16cex w16sdtdh w16sdtfl w16du wp14">
+  <w:abstractNum w:abstractNumId="0" w15:restartNumberingAfterBreak="0">
+    <w:nsid w:val="54F46DE1"/>
+    <w:multiLevelType w:val="hybridMultilevel"/>
+    <w:tmpl w:val="20187942"/>
+    <w:lvl w:ilvl="0" w:tplc="0C0A0001">
+      <w:start w:val="1"/>
+      <w:numFmt w:val="bullet"/>
+      <w:lvlText w:val=""/>
+      <w:lvlJc w:val="left"/>
+      <w:pPr>
+        <w:ind w:left="720" w:hanging="360"/>
+      </w:pPr>
+      <w:rPr>
+        <w:rFonts w:ascii="Symbol" w:hAnsi="Symbol" w:hint="default"/>
+      </w:rPr>
+    </w:lvl>
+    <w:lvl w:ilvl="1" w:tplc="0C0A0003" w:tentative="1">
+      <w:start w:val="1"/>
+      <w:numFmt w:val="bullet"/>
+      <w:lvlText w:val="o"/>
+      <w:lvlJc w:val="left"/>
+      <w:pPr>
+        <w:ind w:left="1440" w:hanging="360"/>
+      </w:pPr>
+      <w:rPr>
+        <w:rFonts w:ascii="Courier New" w:hAnsi="Courier New" w:cs="Courier New" w:hint="default"/>
+      </w:rPr>
+    </w:lvl>
+    <w:lvl w:ilvl="2" w:tplc="0C0A0005" w:tentative="1">
+      <w:start w:val="1"/>
+      <w:numFmt w:val="bullet"/>
+      <w:lvlText w:val=""/>
+      <w:lvlJc w:val="left"/>
+      <w:pPr>
+        <w:ind w:left="2160" w:hanging="360"/>
+      </w:pPr>
+      <w:rPr>
+        <w:rFonts w:ascii="Wingdings" w:hAnsi="Wingdings" w:hint="default"/>
+      </w:rPr>
+    </w:lvl>
+    <w:lvl w:ilvl="3" w:tplc="0C0A0001" w:tentative="1">
+      <w:start w:val="1"/>
+      <w:numFmt w:val="bullet"/>
+      <w:lvlText w:val=""/>
+      <w:lvlJc w:val="left"/>
+      <w:pPr>
+        <w:ind w:left="2880" w:hanging="360"/>
+      </w:pPr>
+      <w:rPr>
+        <w:rFonts w:ascii="Symbol" w:hAnsi="Symbol" w:hint="default"/>
+      </w:rPr>
+    </w:lvl>
+    <w:lvl w:ilvl="4" w:tplc="0C0A0003" w:tentative="1">
+      <w:start w:val="1"/>
+      <w:numFmt w:val="bullet"/>
+      <w:lvlText w:val="o"/>
+      <w:lvlJc w:val="left"/>
+      <w:pPr>
+        <w:ind w:left="3600" w:hanging="360"/>
+      </w:pPr>
+      <w:rPr>
+        <w:rFonts w:ascii="Courier New" w:hAnsi="Courier New" w:cs="Courier New" w:hint="default"/>
+      </w:rPr>
+    </w:lvl>
+    <w:lvl w:ilvl="5" w:tplc="0C0A0005" w:tentative="1">
+      <w:start w:val="1"/>
+      <w:numFmt w:val="bullet"/>
+      <w:lvlText w:val=""/>
+      <w:lvlJc w:val="left"/>
+      <w:pPr>
+        <w:ind w:left="4320" w:hanging="360"/>
+      </w:pPr>
+      <w:rPr>
+        <w:rFonts w:ascii="Wingdings" w:hAnsi="Wingdings" w:hint="default"/>
+      </w:rPr>
+    </w:lvl>
+    <w:lvl w:ilvl="6" w:tplc="0C0A0001" w:tentative="1">
+      <w:start w:val="1"/>
+      <w:numFmt w:val="bullet"/>
+      <w:lvlText w:val=""/>
+      <w:lvlJc w:val="left"/>
+      <w:pPr>
+        <w:ind w:left="5040" w:hanging="360"/>
+      </w:pPr>
+      <w:rPr>
+        <w:rFonts w:ascii="Symbol" w:hAnsi="Symbol" w:hint="default"/>
+      </w:rPr>
+    </w:lvl>
+    <w:lvl w:ilvl="7" w:tplc="0C0A0003" w:tentative="1">
+      <w:start w:val="1"/>
+      <w:numFmt w:val="bullet"/>
+      <w:lvlText w:val="o"/>
+      <w:lvlJc w:val="left"/>
+      <w:pPr>
+        <w:ind w:left="5760" w:hanging="360"/>
+      </w:pPr>
+      <w:rPr>
+        <w:rFonts w:ascii="Courier New" w:hAnsi="Courier New" w:cs="Courier New" w:hint="default"/>
+      </w:rPr>
+    </w:lvl>
+    <w:lvl w:ilvl="8" w:tplc="0C0A0005" w:tentative="1">
+      <w:start w:val="1"/>
+      <w:numFmt w:val="bullet"/>
+      <w:lvlText w:val=""/>
+      <w:lvlJc w:val="left"/>
+      <w:pPr>
+        <w:ind w:left="6480" w:hanging="360"/>
+      </w:pPr>
+      <w:rPr>
+        <w:rFonts w:ascii="Wingdings" w:hAnsi="Wingdings" w:hint="default"/>
+      </w:rPr>
+    </w:lvl>
+  </w:abstractNum>
+  <w:abstractNum w:abstractNumId="1" w15:restartNumberingAfterBreak="0">
+    <w:nsid w:val="73CE7CE9"/>
+    <w:multiLevelType w:val="hybridMultilevel"/>
+    <w:tmpl w:val="ABC892DE"/>
+    <w:lvl w:ilvl="0" w:tplc="0C0A000F">
+      <w:start w:val="1"/>
+      <w:numFmt w:val="decimal"/>
+      <w:lvlText w:val="%1."/>
+      <w:lvlJc w:val="left"/>
+      <w:pPr>
+        <w:ind w:left="720" w:hanging="360"/>
+      </w:pPr>
+    </w:lvl>
+    <w:lvl w:ilvl="1" w:tplc="0C0A0019" w:tentative="1">
+      <w:start w:val="1"/>
+      <w:numFmt w:val="lowerLetter"/>
+      <w:lvlText w:val="%2."/>
+      <w:lvlJc w:val="left"/>
+      <w:pPr>
+        <w:ind w:left="1440" w:hanging="360"/>
+      </w:pPr>
+    </w:lvl>
+    <w:lvl w:ilvl="2" w:tplc="0C0A001B" w:tentative="1">
+      <w:start w:val="1"/>
+      <w:numFmt w:val="lowerRoman"/>
+      <w:lvlText w:val="%3."/>
+      <w:lvlJc w:val="right"/>
+      <w:pPr>
+        <w:ind w:left="2160" w:hanging="180"/>
+      </w:pPr>
+    </w:lvl>
+    <w:lvl w:ilvl="3" w:tplc="0C0A000F" w:tentative="1">
+      <w:start w:val="1"/>
+      <w:numFmt w:val="decimal"/>
+      <w:lvlText w:val="%4."/>
+      <w:lvlJc w:val="left"/>
+      <w:pPr>
+        <w:ind w:left="2880" w:hanging="360"/>
+      </w:pPr>
+    </w:lvl>
+    <w:lvl w:ilvl="4" w:tplc="0C0A0019" w:tentative="1">
+      <w:start w:val="1"/>
+      <w:numFmt w:val="lowerLetter"/>
+      <w:lvlText w:val="%5."/>
+      <w:lvlJc w:val="left"/>
+      <w:pPr>
+        <w:ind w:left="3600" w:hanging="360"/>
+      </w:pPr>
+    </w:lvl>
+    <w:lvl w:ilvl="5" w:tplc="0C0A001B" w:tentative="1">
+      <w:start w:val="1"/>
+      <w:numFmt w:val="lowerRoman"/>
+      <w:lvlText w:val="%6."/>
+      <w:lvlJc w:val="right"/>
+      <w:pPr>
+        <w:ind w:left="4320" w:hanging="180"/>
+      </w:pPr>
+    </w:lvl>
+    <w:lvl w:ilvl="6" w:tplc="0C0A000F" w:tentative="1">
+      <w:start w:val="1"/>
+      <w:numFmt w:val="decimal"/>
+      <w:lvlText w:val="%7."/>
+      <w:lvlJc w:val="left"/>
+      <w:pPr>
+        <w:ind w:left="5040" w:hanging="360"/>
+      </w:pPr>
+    </w:lvl>
+    <w:lvl w:ilvl="7" w:tplc="0C0A0019" w:tentative="1">
+      <w:start w:val="1"/>
+      <w:numFmt w:val="lowerLetter"/>
+      <w:lvlText w:val="%8."/>
+      <w:lvlJc w:val="left"/>
+      <w:pPr>
+        <w:ind w:left="5760" w:hanging="360"/>
+      </w:pPr>
+    </w:lvl>
+    <w:lvl w:ilvl="8" w:tplc="0C0A001B" w:tentative="1">
+      <w:start w:val="1"/>
+      <w:numFmt w:val="lowerRoman"/>
+      <w:lvlText w:val="%9."/>
+      <w:lvlJc w:val="right"/>
+      <w:pPr>
+        <w:ind w:left="6480" w:hanging="180"/>
+      </w:pPr>
+    </w:lvl>
+  </w:abstractNum>
+  <w:abstractNum w:abstractNumId="2" w15:restartNumberingAfterBreak="0">
+    <w:nsid w:val="74DA3033"/>
+    <w:multiLevelType w:val="hybridMultilevel"/>
+    <w:tmpl w:val="9202C40A"/>
+    <w:lvl w:ilvl="0" w:tplc="0C0A0001">
+      <w:start w:val="1"/>
+      <w:numFmt w:val="bullet"/>
+      <w:lvlText w:val=""/>
+      <w:lvlJc w:val="left"/>
+      <w:pPr>
+        <w:ind w:left="720" w:hanging="360"/>
+      </w:pPr>
+      <w:rPr>
+        <w:rFonts w:ascii="Symbol" w:hAnsi="Symbol" w:hint="default"/>
+      </w:rPr>
+    </w:lvl>
+    <w:lvl w:ilvl="1" w:tplc="0C0A0003" w:tentative="1">
+      <w:start w:val="1"/>
+      <w:numFmt w:val="bullet"/>
+      <w:lvlText w:val="o"/>
+      <w:lvlJc w:val="left"/>
+      <w:pPr>
+        <w:ind w:left="1440" w:hanging="360"/>
+      </w:pPr>
+      <w:rPr>
+        <w:rFonts w:ascii="Courier New" w:hAnsi="Courier New" w:cs="Courier New" w:hint="default"/>
+      </w:rPr>
+    </w:lvl>
+    <w:lvl w:ilvl="2" w:tplc="0C0A0005" w:tentative="1">
+      <w:start w:val="1"/>
+      <w:numFmt w:val="bullet"/>
+      <w:lvlText w:val=""/>
+      <w:lvlJc w:val="left"/>
+      <w:pPr>
+        <w:ind w:left="2160" w:hanging="360"/>
+      </w:pPr>
+      <w:rPr>
+        <w:rFonts w:ascii="Wingdings" w:hAnsi="Wingdings" w:hint="default"/>
+      </w:rPr>
+    </w:lvl>
+    <w:lvl w:ilvl="3" w:tplc="0C0A0001" w:tentative="1">
+      <w:start w:val="1"/>
+      <w:numFmt w:val="bullet"/>
+      <w:lvlText w:val=""/>
+      <w:lvlJc w:val="left"/>
+      <w:pPr>
+        <w:ind w:left="2880" w:hanging="360"/>
+      </w:pPr>
+      <w:rPr>
+        <w:rFonts w:ascii="Symbol" w:hAnsi="Symbol" w:hint="default"/>
+      </w:rPr>
+    </w:lvl>
+    <w:lvl w:ilvl="4" w:tplc="0C0A0003" w:tentative="1">
+      <w:start w:val="1"/>
+      <w:numFmt w:val="bullet"/>
+      <w:lvlText w:val="o"/>
+      <w:lvlJc w:val="left"/>
+      <w:pPr>
+        <w:ind w:left="3600" w:hanging="360"/>
+      </w:pPr>
+      <w:rPr>
+        <w:rFonts w:ascii="Courier New" w:hAnsi="Courier New" w:cs="Courier New" w:hint="default"/>
+      </w:rPr>
+    </w:lvl>
+    <w:lvl w:ilvl="5" w:tplc="0C0A0005" w:tentative="1">
+      <w:start w:val="1"/>
+      <w:numFmt w:val="bullet"/>
+      <w:lvlText w:val=""/>
+      <w:lvlJc w:val="left"/>
+      <w:pPr>
+        <w:ind w:left="4320" w:hanging="360"/>
+      </w:pPr>
+      <w:rPr>
+        <w:rFonts w:ascii="Wingdings" w:hAnsi="Wingdings" w:hint="default"/>
+      </w:rPr>
+    </w:lvl>
+    <w:lvl w:ilvl="6" w:tplc="0C0A0001" w:tentative="1">
+      <w:start w:val="1"/>
+      <w:numFmt w:val="bullet"/>
+      <w:lvlText w:val=""/>
+      <w:lvlJc w:val="left"/>
+      <w:pPr>
+        <w:ind w:left="5040" w:hanging="360"/>
+      </w:pPr>
+      <w:rPr>
+        <w:rFonts w:ascii="Symbol" w:hAnsi="Symbol" w:hint="default"/>
+      </w:rPr>
+    </w:lvl>
+    <w:lvl w:ilvl="7" w:tplc="0C0A0003" w:tentative="1">
+      <w:start w:val="1"/>
+      <w:numFmt w:val="bullet"/>
+      <w:lvlText w:val="o"/>
+      <w:lvlJc w:val="left"/>
+      <w:pPr>
+        <w:ind w:left="5760" w:hanging="360"/>
+      </w:pPr>
+      <w:rPr>
+        <w:rFonts w:ascii="Courier New" w:hAnsi="Courier New" w:cs="Courier New" w:hint="default"/>
+      </w:rPr>
+    </w:lvl>
+    <w:lvl w:ilvl="8" w:tplc="0C0A0005" w:tentative="1">
+      <w:start w:val="1"/>
+      <w:numFmt w:val="bullet"/>
+      <w:lvlText w:val=""/>
+      <w:lvlJc w:val="left"/>
+      <w:pPr>
+        <w:ind w:left="6480" w:hanging="360"/>
+      </w:pPr>
+      <w:rPr>
+        <w:rFonts w:ascii="Wingdings" w:hAnsi="Wingdings" w:hint="default"/>
+      </w:rPr>
+    </w:lvl>
+  </w:abstractNum>
+  <w:num w:numId="1" w16cid:durableId="1996303138">
+    <w:abstractNumId w:val="2"/>
+  </w:num>
+  <w:num w:numId="2" w16cid:durableId="1218475257">
+    <w:abstractNumId w:val="0"/>
+  </w:num>
+  <w:num w:numId="3" w16cid:durableId="1715620314">
+    <w:abstractNumId w:val="1"/>
+  </w:num>
+</w:numbering>
 </file>
 
 <file path=word/styles.xml><?xml version="1.0" encoding="utf-8"?>
@@ -1276,6 +5587,7 @@
   <w:style w:type="paragraph" w:default="1" w:styleId="Normal">
     <w:name w:val="Normal"/>
     <w:qFormat/>
+    <w:rsid w:val="00D52BD5"/>
   </w:style>
   <w:style w:type="paragraph" w:styleId="Ttulo1">
     <w:name w:val="heading 1"/>
@@ -1304,7 +5616,6 @@
     <w:next w:val="Normal"/>
     <w:link w:val="Ttulo2Car"/>
     <w:uiPriority w:val="9"/>
-    <w:semiHidden/>
     <w:unhideWhenUsed/>
     <w:qFormat/>
     <w:rsid w:val="00344D08"/>
@@ -1327,7 +5638,6 @@
     <w:next w:val="Normal"/>
     <w:link w:val="Ttulo3Car"/>
     <w:uiPriority w:val="9"/>
-    <w:semiHidden/>
     <w:unhideWhenUsed/>
     <w:qFormat/>
     <w:rsid w:val="00344D08"/>
@@ -1521,7 +5831,6 @@
     <w:basedOn w:val="Fuentedeprrafopredeter"/>
     <w:link w:val="Ttulo2"/>
     <w:uiPriority w:val="9"/>
-    <w:semiHidden/>
     <w:rsid w:val="00344D08"/>
     <w:rPr>
       <w:rFonts w:asciiTheme="majorHAnsi" w:eastAsiaTheme="majorEastAsia" w:hAnsiTheme="majorHAnsi" w:cstheme="majorBidi"/>
@@ -1535,7 +5844,6 @@
     <w:basedOn w:val="Fuentedeprrafopredeter"/>
     <w:link w:val="Ttulo3"/>
     <w:uiPriority w:val="9"/>
-    <w:semiHidden/>
     <w:rsid w:val="00344D08"/>
     <w:rPr>
       <w:rFonts w:eastAsiaTheme="majorEastAsia" w:cstheme="majorBidi"/>
@@ -1814,6 +6122,29 @@
     <w:link w:val="Piedepgina"/>
     <w:uiPriority w:val="99"/>
     <w:rsid w:val="00344D08"/>
+  </w:style>
+  <w:style w:type="character" w:styleId="Hipervnculo">
+    <w:name w:val="Hyperlink"/>
+    <w:basedOn w:val="Fuentedeprrafopredeter"/>
+    <w:uiPriority w:val="99"/>
+    <w:unhideWhenUsed/>
+    <w:rsid w:val="001F749F"/>
+    <w:rPr>
+      <w:color w:val="467886" w:themeColor="hyperlink"/>
+      <w:u w:val="single"/>
+    </w:rPr>
+  </w:style>
+  <w:style w:type="character" w:styleId="Mencinsinresolver">
+    <w:name w:val="Unresolved Mention"/>
+    <w:basedOn w:val="Fuentedeprrafopredeter"/>
+    <w:uiPriority w:val="99"/>
+    <w:semiHidden/>
+    <w:unhideWhenUsed/>
+    <w:rsid w:val="001F749F"/>
+    <w:rPr>
+      <w:color w:val="605E5C"/>
+      <w:shd w:val="clear" w:color="auto" w:fill="E1DFDD"/>
+    </w:rPr>
   </w:style>
 </w:styles>
 </file>

--- a/memoria/memoria.docx
+++ b/memoria/memoria.docx
@@ -66,81 +66,2238 @@
     </w:p>
     <w:p/>
     <w:p>
-      <w:r>
-        <w:t>Autor:</w:t>
-      </w:r>
-      <w:r>
-        <w:tab/>
-      </w:r>
-      <w:r>
-        <w:tab/>
-      </w:r>
-      <w:r>
-        <w:t xml:space="preserve"> </w:t>
-      </w:r>
-      <w:r>
-        <w:tab/>
-        <w:t>Sergio Serrano Humanes</w:t>
-      </w:r>
-    </w:p>
-    <w:p>
-      <w:r>
-        <w:t xml:space="preserve">DNI: </w:t>
-      </w:r>
-      <w:r>
-        <w:tab/>
-      </w:r>
-      <w:r>
-        <w:tab/>
-      </w:r>
-      <w:r>
-        <w:tab/>
-      </w:r>
-      <w:r>
-        <w:t>50847746 – J</w:t>
-      </w:r>
-    </w:p>
-    <w:p>
-      <w:r>
-        <w:t>Centro Asociado :</w:t>
-      </w:r>
-      <w:r>
-        <w:tab/>
-      </w:r>
-      <w:r>
-        <w:t>Madrid Las Tablas</w:t>
-      </w:r>
-    </w:p>
-    <w:p/>
-    <w:p>
-      <w:r>
-        <w:t>Fecha:</w:t>
-      </w:r>
-      <w:r>
-        <w:tab/>
-      </w:r>
-      <w:r>
-        <w:tab/>
-      </w:r>
-      <w:r>
-        <w:tab/>
-        <w:t>9/Enero/2026</w:t>
-      </w:r>
-    </w:p>
-    <w:p/>
-    <w:p>
-      <w:r>
+      <w:pPr>
+        <w:ind w:left="1416"/>
+        <w:rPr>
+          <w:rFonts w:ascii="Courier New" w:hAnsi="Courier New" w:cs="Courier New"/>
+          <w:sz w:val="24"/>
+          <w:szCs w:val="24"/>
+        </w:rPr>
+      </w:pPr>
+      <w:r>
+        <w:rPr>
+          <w:rFonts w:ascii="Courier New" w:hAnsi="Courier New" w:cs="Courier New"/>
+          <w:sz w:val="24"/>
+          <w:szCs w:val="24"/>
+        </w:rPr>
+        <w:t>/**************************************</w:t>
+      </w:r>
+    </w:p>
+    <w:p>
+      <w:pPr>
+        <w:ind w:left="1416"/>
+        <w:rPr>
+          <w:rFonts w:ascii="Courier New" w:hAnsi="Courier New" w:cs="Courier New"/>
+          <w:sz w:val="24"/>
+          <w:szCs w:val="24"/>
+        </w:rPr>
+      </w:pPr>
+      <w:r>
+        <w:rPr>
+          <w:rFonts w:ascii="Courier New" w:hAnsi="Courier New" w:cs="Courier New"/>
+          <w:sz w:val="24"/>
+          <w:szCs w:val="24"/>
+        </w:rPr>
+        <w:t>* NOMBRE: #Sergio#</w:t>
+      </w:r>
+    </w:p>
+    <w:p>
+      <w:pPr>
+        <w:ind w:left="1416"/>
+        <w:rPr>
+          <w:rFonts w:ascii="Courier New" w:hAnsi="Courier New" w:cs="Courier New"/>
+          <w:sz w:val="24"/>
+          <w:szCs w:val="24"/>
+        </w:rPr>
+      </w:pPr>
+      <w:r>
+        <w:rPr>
+          <w:rFonts w:ascii="Courier New" w:hAnsi="Courier New" w:cs="Courier New"/>
+          <w:sz w:val="24"/>
+          <w:szCs w:val="24"/>
+        </w:rPr>
+        <w:t>* PRIMER APELLIDO: #Serrano#</w:t>
+      </w:r>
+    </w:p>
+    <w:p>
+      <w:pPr>
+        <w:ind w:left="1416"/>
+        <w:rPr>
+          <w:rFonts w:ascii="Courier New" w:hAnsi="Courier New" w:cs="Courier New"/>
+          <w:sz w:val="24"/>
+          <w:szCs w:val="24"/>
+        </w:rPr>
+      </w:pPr>
+      <w:r>
+        <w:rPr>
+          <w:rFonts w:ascii="Courier New" w:hAnsi="Courier New" w:cs="Courier New"/>
+          <w:sz w:val="24"/>
+          <w:szCs w:val="24"/>
+        </w:rPr>
+        <w:t>* SEGUNDO APELLIDO: #Humanes#</w:t>
+      </w:r>
+    </w:p>
+    <w:p>
+      <w:pPr>
+        <w:ind w:left="1416"/>
+        <w:rPr>
+          <w:rFonts w:ascii="Courier New" w:hAnsi="Courier New" w:cs="Courier New"/>
+          <w:sz w:val="24"/>
+          <w:szCs w:val="24"/>
+        </w:rPr>
+      </w:pPr>
+      <w:r>
+        <w:rPr>
+          <w:rFonts w:ascii="Courier New" w:hAnsi="Courier New" w:cs="Courier New"/>
+          <w:sz w:val="24"/>
+          <w:szCs w:val="24"/>
+        </w:rPr>
+        <w:t>* DNI: #50847746#</w:t>
+      </w:r>
+    </w:p>
+    <w:p>
+      <w:pPr>
+        <w:ind w:left="1416"/>
+        <w:rPr>
+          <w:rFonts w:ascii="Courier New" w:hAnsi="Courier New" w:cs="Courier New"/>
+          <w:sz w:val="24"/>
+          <w:szCs w:val="24"/>
+        </w:rPr>
+      </w:pPr>
+      <w:r>
+        <w:rPr>
+          <w:rFonts w:ascii="Courier New" w:hAnsi="Courier New" w:cs="Courier New"/>
+          <w:sz w:val="24"/>
+          <w:szCs w:val="24"/>
+        </w:rPr>
+        <w:t>* EMAIL: #sserrano411@alumno.uned.es#</w:t>
+      </w:r>
+    </w:p>
+    <w:p>
+      <w:pPr>
+        <w:ind w:left="1416"/>
+      </w:pPr>
+      <w:r>
+        <w:rPr>
+          <w:rFonts w:ascii="Courier New" w:hAnsi="Courier New" w:cs="Courier New"/>
+          <w:sz w:val="24"/>
+          <w:szCs w:val="24"/>
+        </w:rPr>
+        <w:t>***************************************/</w:t>
+      </w:r>
+      <w:r>
+        <w:rPr>
+          <w:sz w:val="24"/>
+          <w:szCs w:val="24"/>
+        </w:rPr>
         <w:br w:type="page"/>
       </w:r>
     </w:p>
     <w:p>
       <w:pPr>
+        <w:pStyle w:val="TtuloTDC"/>
+        <w:rPr>
+          <w:rFonts w:asciiTheme="minorHAnsi" w:eastAsiaTheme="minorHAnsi" w:hAnsiTheme="minorHAnsi" w:cstheme="minorBidi"/>
+          <w:color w:val="auto"/>
+          <w:kern w:val="2"/>
+          <w:sz w:val="22"/>
+          <w:szCs w:val="22"/>
+          <w:lang w:eastAsia="en-US"/>
+          <w14:ligatures w14:val="standardContextual"/>
+        </w:rPr>
+      </w:pPr>
+    </w:p>
+    <w:sdt>
+      <w:sdtPr>
+        <w:rPr>
+          <w:rFonts w:asciiTheme="minorHAnsi" w:eastAsiaTheme="minorHAnsi" w:hAnsiTheme="minorHAnsi" w:cstheme="minorBidi"/>
+          <w:color w:val="auto"/>
+          <w:kern w:val="2"/>
+          <w:sz w:val="22"/>
+          <w:szCs w:val="22"/>
+          <w:lang w:eastAsia="en-US"/>
+          <w14:ligatures w14:val="standardContextual"/>
+        </w:rPr>
+        <w:id w:val="634756170"/>
+        <w:docPartObj>
+          <w:docPartGallery w:val="Table of Contents"/>
+          <w:docPartUnique/>
+        </w:docPartObj>
+      </w:sdtPr>
+      <w:sdtEndPr>
+        <w:rPr>
+          <w:b/>
+          <w:bCs/>
+        </w:rPr>
+      </w:sdtEndPr>
+      <w:sdtContent>
+        <w:p>
+          <w:pPr>
+            <w:pStyle w:val="TtuloTDC"/>
+          </w:pPr>
+          <w:r>
+            <w:t>Contenido</w:t>
+          </w:r>
+        </w:p>
+        <w:p>
+          <w:pPr>
+            <w:pStyle w:val="TDC2"/>
+            <w:tabs>
+              <w:tab w:val="right" w:leader="dot" w:pos="8494"/>
+            </w:tabs>
+            <w:rPr>
+              <w:rFonts w:eastAsiaTheme="minorEastAsia"/>
+              <w:noProof/>
+              <w:sz w:val="24"/>
+              <w:szCs w:val="24"/>
+              <w:lang w:eastAsia="es-ES"/>
+            </w:rPr>
+          </w:pPr>
+          <w:r>
+            <w:fldChar w:fldCharType="begin"/>
+          </w:r>
+          <w:r>
+            <w:instrText xml:space="preserve"> TOC \o "1-3" \h \z \u </w:instrText>
+          </w:r>
+          <w:r>
+            <w:fldChar w:fldCharType="separate"/>
+          </w:r>
+          <w:hyperlink w:anchor="_Toc218789735" w:history="1">
+            <w:r>
+              <w:rPr>
+                <w:rStyle w:val="Hipervnculo"/>
+                <w:noProof/>
+              </w:rPr>
+              <w:t>Visión General del Proyecto</w:t>
+            </w:r>
+            <w:r>
+              <w:rPr>
+                <w:noProof/>
+                <w:webHidden/>
+              </w:rPr>
+              <w:tab/>
+            </w:r>
+            <w:r>
+              <w:rPr>
+                <w:noProof/>
+                <w:webHidden/>
+              </w:rPr>
+              <w:fldChar w:fldCharType="begin"/>
+            </w:r>
+            <w:r>
+              <w:rPr>
+                <w:noProof/>
+                <w:webHidden/>
+              </w:rPr>
+              <w:instrText xml:space="preserve"> PAGEREF _Toc218789735 \h </w:instrText>
+            </w:r>
+            <w:r>
+              <w:rPr>
+                <w:noProof/>
+                <w:webHidden/>
+              </w:rPr>
+            </w:r>
+            <w:r>
+              <w:rPr>
+                <w:noProof/>
+                <w:webHidden/>
+              </w:rPr>
+              <w:fldChar w:fldCharType="separate"/>
+            </w:r>
+            <w:r>
+              <w:rPr>
+                <w:noProof/>
+                <w:webHidden/>
+              </w:rPr>
+              <w:t>3</w:t>
+            </w:r>
+            <w:r>
+              <w:rPr>
+                <w:noProof/>
+                <w:webHidden/>
+              </w:rPr>
+              <w:fldChar w:fldCharType="end"/>
+            </w:r>
+          </w:hyperlink>
+        </w:p>
+        <w:p>
+          <w:pPr>
+            <w:pStyle w:val="TDC2"/>
+            <w:tabs>
+              <w:tab w:val="right" w:leader="dot" w:pos="8494"/>
+            </w:tabs>
+            <w:rPr>
+              <w:rFonts w:eastAsiaTheme="minorEastAsia"/>
+              <w:noProof/>
+              <w:sz w:val="24"/>
+              <w:szCs w:val="24"/>
+              <w:lang w:eastAsia="es-ES"/>
+            </w:rPr>
+          </w:pPr>
+          <w:hyperlink w:anchor="_Toc218789736" w:history="1">
+            <w:r>
+              <w:rPr>
+                <w:rStyle w:val="Hipervnculo"/>
+                <w:noProof/>
+              </w:rPr>
+              <w:t>GesELECTRERA</w:t>
+            </w:r>
+            <w:r>
+              <w:rPr>
+                <w:noProof/>
+                <w:webHidden/>
+              </w:rPr>
+              <w:tab/>
+            </w:r>
+            <w:r>
+              <w:rPr>
+                <w:noProof/>
+                <w:webHidden/>
+              </w:rPr>
+              <w:fldChar w:fldCharType="begin"/>
+            </w:r>
+            <w:r>
+              <w:rPr>
+                <w:noProof/>
+                <w:webHidden/>
+              </w:rPr>
+              <w:instrText xml:space="preserve"> PAGEREF _Toc218789736 \h </w:instrText>
+            </w:r>
+            <w:r>
+              <w:rPr>
+                <w:noProof/>
+                <w:webHidden/>
+              </w:rPr>
+            </w:r>
+            <w:r>
+              <w:rPr>
+                <w:noProof/>
+                <w:webHidden/>
+              </w:rPr>
+              <w:fldChar w:fldCharType="separate"/>
+            </w:r>
+            <w:r>
+              <w:rPr>
+                <w:noProof/>
+                <w:webHidden/>
+              </w:rPr>
+              <w:t>4</w:t>
+            </w:r>
+            <w:r>
+              <w:rPr>
+                <w:noProof/>
+                <w:webHidden/>
+              </w:rPr>
+              <w:fldChar w:fldCharType="end"/>
+            </w:r>
+          </w:hyperlink>
+        </w:p>
+        <w:p>
+          <w:pPr>
+            <w:pStyle w:val="TDC3"/>
+            <w:tabs>
+              <w:tab w:val="right" w:leader="dot" w:pos="8494"/>
+            </w:tabs>
+            <w:rPr>
+              <w:rFonts w:eastAsiaTheme="minorEastAsia"/>
+              <w:noProof/>
+              <w:sz w:val="24"/>
+              <w:szCs w:val="24"/>
+              <w:lang w:eastAsia="es-ES"/>
+            </w:rPr>
+          </w:pPr>
+          <w:hyperlink w:anchor="_Toc218789737" w:history="1">
+            <w:r>
+              <w:rPr>
+                <w:rStyle w:val="Hipervnculo"/>
+                <w:noProof/>
+              </w:rPr>
+              <w:t>reservar_pto_recarga</w:t>
+            </w:r>
+            <w:r>
+              <w:rPr>
+                <w:noProof/>
+                <w:webHidden/>
+              </w:rPr>
+              <w:tab/>
+            </w:r>
+            <w:r>
+              <w:rPr>
+                <w:noProof/>
+                <w:webHidden/>
+              </w:rPr>
+              <w:fldChar w:fldCharType="begin"/>
+            </w:r>
+            <w:r>
+              <w:rPr>
+                <w:noProof/>
+                <w:webHidden/>
+              </w:rPr>
+              <w:instrText xml:space="preserve"> PAGEREF _Toc218789737 \h </w:instrText>
+            </w:r>
+            <w:r>
+              <w:rPr>
+                <w:noProof/>
+                <w:webHidden/>
+              </w:rPr>
+            </w:r>
+            <w:r>
+              <w:rPr>
+                <w:noProof/>
+                <w:webHidden/>
+              </w:rPr>
+              <w:fldChar w:fldCharType="separate"/>
+            </w:r>
+            <w:r>
+              <w:rPr>
+                <w:noProof/>
+                <w:webHidden/>
+              </w:rPr>
+              <w:t>5</w:t>
+            </w:r>
+            <w:r>
+              <w:rPr>
+                <w:noProof/>
+                <w:webHidden/>
+              </w:rPr>
+              <w:fldChar w:fldCharType="end"/>
+            </w:r>
+          </w:hyperlink>
+        </w:p>
+        <w:p>
+          <w:pPr>
+            <w:pStyle w:val="TDC3"/>
+            <w:tabs>
+              <w:tab w:val="right" w:leader="dot" w:pos="8494"/>
+            </w:tabs>
+            <w:rPr>
+              <w:rFonts w:eastAsiaTheme="minorEastAsia"/>
+              <w:noProof/>
+              <w:sz w:val="24"/>
+              <w:szCs w:val="24"/>
+              <w:lang w:eastAsia="es-ES"/>
+            </w:rPr>
+          </w:pPr>
+          <w:hyperlink w:anchor="_Toc218789738" w:history="1">
+            <w:r>
+              <w:rPr>
+                <w:rStyle w:val="Hipervnculo"/>
+                <w:noProof/>
+              </w:rPr>
+              <w:t>listar_reservas_electrolinera</w:t>
+            </w:r>
+            <w:r>
+              <w:rPr>
+                <w:noProof/>
+                <w:webHidden/>
+              </w:rPr>
+              <w:tab/>
+            </w:r>
+            <w:r>
+              <w:rPr>
+                <w:noProof/>
+                <w:webHidden/>
+              </w:rPr>
+              <w:fldChar w:fldCharType="begin"/>
+            </w:r>
+            <w:r>
+              <w:rPr>
+                <w:noProof/>
+                <w:webHidden/>
+              </w:rPr>
+              <w:instrText xml:space="preserve"> PAGEREF _Toc218789738 \h </w:instrText>
+            </w:r>
+            <w:r>
+              <w:rPr>
+                <w:noProof/>
+                <w:webHidden/>
+              </w:rPr>
+            </w:r>
+            <w:r>
+              <w:rPr>
+                <w:noProof/>
+                <w:webHidden/>
+              </w:rPr>
+              <w:fldChar w:fldCharType="separate"/>
+            </w:r>
+            <w:r>
+              <w:rPr>
+                <w:noProof/>
+                <w:webHidden/>
+              </w:rPr>
+              <w:t>6</w:t>
+            </w:r>
+            <w:r>
+              <w:rPr>
+                <w:noProof/>
+                <w:webHidden/>
+              </w:rPr>
+              <w:fldChar w:fldCharType="end"/>
+            </w:r>
+          </w:hyperlink>
+        </w:p>
+        <w:p>
+          <w:pPr>
+            <w:pStyle w:val="TDC3"/>
+            <w:tabs>
+              <w:tab w:val="right" w:leader="dot" w:pos="8494"/>
+            </w:tabs>
+            <w:rPr>
+              <w:rFonts w:eastAsiaTheme="minorEastAsia"/>
+              <w:noProof/>
+              <w:sz w:val="24"/>
+              <w:szCs w:val="24"/>
+              <w:lang w:eastAsia="es-ES"/>
+            </w:rPr>
+          </w:pPr>
+          <w:hyperlink w:anchor="_Toc218789739" w:history="1">
+            <w:r>
+              <w:rPr>
+                <w:rStyle w:val="Hipervnculo"/>
+                <w:noProof/>
+              </w:rPr>
+              <w:t>listar_mensual_pto</w:t>
+            </w:r>
+            <w:r>
+              <w:rPr>
+                <w:noProof/>
+                <w:webHidden/>
+              </w:rPr>
+              <w:tab/>
+            </w:r>
+            <w:r>
+              <w:rPr>
+                <w:noProof/>
+                <w:webHidden/>
+              </w:rPr>
+              <w:fldChar w:fldCharType="begin"/>
+            </w:r>
+            <w:r>
+              <w:rPr>
+                <w:noProof/>
+                <w:webHidden/>
+              </w:rPr>
+              <w:instrText xml:space="preserve"> PAGEREF _Toc218789739 \h </w:instrText>
+            </w:r>
+            <w:r>
+              <w:rPr>
+                <w:noProof/>
+                <w:webHidden/>
+              </w:rPr>
+            </w:r>
+            <w:r>
+              <w:rPr>
+                <w:noProof/>
+                <w:webHidden/>
+              </w:rPr>
+              <w:fldChar w:fldCharType="separate"/>
+            </w:r>
+            <w:r>
+              <w:rPr>
+                <w:noProof/>
+                <w:webHidden/>
+              </w:rPr>
+              <w:t>6</w:t>
+            </w:r>
+            <w:r>
+              <w:rPr>
+                <w:noProof/>
+                <w:webHidden/>
+              </w:rPr>
+              <w:fldChar w:fldCharType="end"/>
+            </w:r>
+          </w:hyperlink>
+        </w:p>
+        <w:p>
+          <w:pPr>
+            <w:pStyle w:val="TDC2"/>
+            <w:tabs>
+              <w:tab w:val="right" w:leader="dot" w:pos="8494"/>
+            </w:tabs>
+            <w:rPr>
+              <w:rFonts w:eastAsiaTheme="minorEastAsia"/>
+              <w:noProof/>
+              <w:sz w:val="24"/>
+              <w:szCs w:val="24"/>
+              <w:lang w:eastAsia="es-ES"/>
+            </w:rPr>
+          </w:pPr>
+          <w:hyperlink w:anchor="_Toc218789740" w:history="1">
+            <w:r>
+              <w:rPr>
+                <w:rStyle w:val="Hipervnculo"/>
+                <w:noProof/>
+              </w:rPr>
+              <w:t>TADElectrolinera</w:t>
+            </w:r>
+            <w:r>
+              <w:rPr>
+                <w:noProof/>
+                <w:webHidden/>
+              </w:rPr>
+              <w:tab/>
+            </w:r>
+            <w:r>
+              <w:rPr>
+                <w:noProof/>
+                <w:webHidden/>
+              </w:rPr>
+              <w:fldChar w:fldCharType="begin"/>
+            </w:r>
+            <w:r>
+              <w:rPr>
+                <w:noProof/>
+                <w:webHidden/>
+              </w:rPr>
+              <w:instrText xml:space="preserve"> PAGEREF _Toc218789740 \h </w:instrText>
+            </w:r>
+            <w:r>
+              <w:rPr>
+                <w:noProof/>
+                <w:webHidden/>
+              </w:rPr>
+            </w:r>
+            <w:r>
+              <w:rPr>
+                <w:noProof/>
+                <w:webHidden/>
+              </w:rPr>
+              <w:fldChar w:fldCharType="separate"/>
+            </w:r>
+            <w:r>
+              <w:rPr>
+                <w:noProof/>
+                <w:webHidden/>
+              </w:rPr>
+              <w:t>7</w:t>
+            </w:r>
+            <w:r>
+              <w:rPr>
+                <w:noProof/>
+                <w:webHidden/>
+              </w:rPr>
+              <w:fldChar w:fldCharType="end"/>
+            </w:r>
+          </w:hyperlink>
+        </w:p>
+        <w:p>
+          <w:pPr>
+            <w:pStyle w:val="TDC3"/>
+            <w:tabs>
+              <w:tab w:val="right" w:leader="dot" w:pos="8494"/>
+            </w:tabs>
+            <w:rPr>
+              <w:rFonts w:eastAsiaTheme="minorEastAsia"/>
+              <w:noProof/>
+              <w:sz w:val="24"/>
+              <w:szCs w:val="24"/>
+              <w:lang w:eastAsia="es-ES"/>
+            </w:rPr>
+          </w:pPr>
+          <w:hyperlink w:anchor="_Toc218789741" w:history="1">
+            <w:r>
+              <w:rPr>
+                <w:rStyle w:val="Hipervnculo"/>
+                <w:noProof/>
+              </w:rPr>
+              <w:t>CrearElectroninera</w:t>
+            </w:r>
+            <w:r>
+              <w:rPr>
+                <w:noProof/>
+                <w:webHidden/>
+              </w:rPr>
+              <w:tab/>
+            </w:r>
+            <w:r>
+              <w:rPr>
+                <w:noProof/>
+                <w:webHidden/>
+              </w:rPr>
+              <w:fldChar w:fldCharType="begin"/>
+            </w:r>
+            <w:r>
+              <w:rPr>
+                <w:noProof/>
+                <w:webHidden/>
+              </w:rPr>
+              <w:instrText xml:space="preserve"> PAGEREF _Toc218789741 \h </w:instrText>
+            </w:r>
+            <w:r>
+              <w:rPr>
+                <w:noProof/>
+                <w:webHidden/>
+              </w:rPr>
+            </w:r>
+            <w:r>
+              <w:rPr>
+                <w:noProof/>
+                <w:webHidden/>
+              </w:rPr>
+              <w:fldChar w:fldCharType="separate"/>
+            </w:r>
+            <w:r>
+              <w:rPr>
+                <w:noProof/>
+                <w:webHidden/>
+              </w:rPr>
+              <w:t>7</w:t>
+            </w:r>
+            <w:r>
+              <w:rPr>
+                <w:noProof/>
+                <w:webHidden/>
+              </w:rPr>
+              <w:fldChar w:fldCharType="end"/>
+            </w:r>
+          </w:hyperlink>
+        </w:p>
+        <w:p>
+          <w:pPr>
+            <w:pStyle w:val="TDC3"/>
+            <w:tabs>
+              <w:tab w:val="right" w:leader="dot" w:pos="8494"/>
+            </w:tabs>
+            <w:rPr>
+              <w:rFonts w:eastAsiaTheme="minorEastAsia"/>
+              <w:noProof/>
+              <w:sz w:val="24"/>
+              <w:szCs w:val="24"/>
+              <w:lang w:eastAsia="es-ES"/>
+            </w:rPr>
+          </w:pPr>
+          <w:hyperlink w:anchor="_Toc218789742" w:history="1">
+            <w:r>
+              <w:rPr>
+                <w:rStyle w:val="Hipervnculo"/>
+                <w:noProof/>
+              </w:rPr>
+              <w:t>CrearPuntoRecarga</w:t>
+            </w:r>
+            <w:r>
+              <w:rPr>
+                <w:noProof/>
+                <w:webHidden/>
+              </w:rPr>
+              <w:tab/>
+            </w:r>
+            <w:r>
+              <w:rPr>
+                <w:noProof/>
+                <w:webHidden/>
+              </w:rPr>
+              <w:fldChar w:fldCharType="begin"/>
+            </w:r>
+            <w:r>
+              <w:rPr>
+                <w:noProof/>
+                <w:webHidden/>
+              </w:rPr>
+              <w:instrText xml:space="preserve"> PAGEREF _Toc218789742 \h </w:instrText>
+            </w:r>
+            <w:r>
+              <w:rPr>
+                <w:noProof/>
+                <w:webHidden/>
+              </w:rPr>
+            </w:r>
+            <w:r>
+              <w:rPr>
+                <w:noProof/>
+                <w:webHidden/>
+              </w:rPr>
+              <w:fldChar w:fldCharType="separate"/>
+            </w:r>
+            <w:r>
+              <w:rPr>
+                <w:noProof/>
+                <w:webHidden/>
+              </w:rPr>
+              <w:t>7</w:t>
+            </w:r>
+            <w:r>
+              <w:rPr>
+                <w:noProof/>
+                <w:webHidden/>
+              </w:rPr>
+              <w:fldChar w:fldCharType="end"/>
+            </w:r>
+          </w:hyperlink>
+        </w:p>
+        <w:p>
+          <w:pPr>
+            <w:pStyle w:val="TDC3"/>
+            <w:tabs>
+              <w:tab w:val="right" w:leader="dot" w:pos="8494"/>
+            </w:tabs>
+            <w:rPr>
+              <w:rFonts w:eastAsiaTheme="minorEastAsia"/>
+              <w:noProof/>
+              <w:sz w:val="24"/>
+              <w:szCs w:val="24"/>
+              <w:lang w:eastAsia="es-ES"/>
+            </w:rPr>
+          </w:pPr>
+          <w:hyperlink w:anchor="_Toc218789743" w:history="1">
+            <w:r>
+              <w:rPr>
+                <w:rStyle w:val="Hipervnculo"/>
+                <w:noProof/>
+              </w:rPr>
+              <w:t>BuscarHuecoReserva</w:t>
+            </w:r>
+            <w:r>
+              <w:rPr>
+                <w:noProof/>
+                <w:webHidden/>
+              </w:rPr>
+              <w:tab/>
+            </w:r>
+            <w:r>
+              <w:rPr>
+                <w:noProof/>
+                <w:webHidden/>
+              </w:rPr>
+              <w:fldChar w:fldCharType="begin"/>
+            </w:r>
+            <w:r>
+              <w:rPr>
+                <w:noProof/>
+                <w:webHidden/>
+              </w:rPr>
+              <w:instrText xml:space="preserve"> PAGEREF _Toc218789743 \h </w:instrText>
+            </w:r>
+            <w:r>
+              <w:rPr>
+                <w:noProof/>
+                <w:webHidden/>
+              </w:rPr>
+            </w:r>
+            <w:r>
+              <w:rPr>
+                <w:noProof/>
+                <w:webHidden/>
+              </w:rPr>
+              <w:fldChar w:fldCharType="separate"/>
+            </w:r>
+            <w:r>
+              <w:rPr>
+                <w:noProof/>
+                <w:webHidden/>
+              </w:rPr>
+              <w:t>8</w:t>
+            </w:r>
+            <w:r>
+              <w:rPr>
+                <w:noProof/>
+                <w:webHidden/>
+              </w:rPr>
+              <w:fldChar w:fldCharType="end"/>
+            </w:r>
+          </w:hyperlink>
+        </w:p>
+        <w:p>
+          <w:pPr>
+            <w:pStyle w:val="TDC3"/>
+            <w:tabs>
+              <w:tab w:val="right" w:leader="dot" w:pos="8494"/>
+            </w:tabs>
+            <w:rPr>
+              <w:rFonts w:eastAsiaTheme="minorEastAsia"/>
+              <w:noProof/>
+              <w:sz w:val="24"/>
+              <w:szCs w:val="24"/>
+              <w:lang w:eastAsia="es-ES"/>
+            </w:rPr>
+          </w:pPr>
+          <w:hyperlink w:anchor="_Toc218789744" w:history="1">
+            <w:r>
+              <w:rPr>
+                <w:rStyle w:val="Hipervnculo"/>
+                <w:noProof/>
+              </w:rPr>
+              <w:t>ListarReservas</w:t>
+            </w:r>
+            <w:r>
+              <w:rPr>
+                <w:noProof/>
+                <w:webHidden/>
+              </w:rPr>
+              <w:tab/>
+            </w:r>
+            <w:r>
+              <w:rPr>
+                <w:noProof/>
+                <w:webHidden/>
+              </w:rPr>
+              <w:fldChar w:fldCharType="begin"/>
+            </w:r>
+            <w:r>
+              <w:rPr>
+                <w:noProof/>
+                <w:webHidden/>
+              </w:rPr>
+              <w:instrText xml:space="preserve"> PAGEREF _Toc218789744 \h </w:instrText>
+            </w:r>
+            <w:r>
+              <w:rPr>
+                <w:noProof/>
+                <w:webHidden/>
+              </w:rPr>
+            </w:r>
+            <w:r>
+              <w:rPr>
+                <w:noProof/>
+                <w:webHidden/>
+              </w:rPr>
+              <w:fldChar w:fldCharType="separate"/>
+            </w:r>
+            <w:r>
+              <w:rPr>
+                <w:noProof/>
+                <w:webHidden/>
+              </w:rPr>
+              <w:t>8</w:t>
+            </w:r>
+            <w:r>
+              <w:rPr>
+                <w:noProof/>
+                <w:webHidden/>
+              </w:rPr>
+              <w:fldChar w:fldCharType="end"/>
+            </w:r>
+          </w:hyperlink>
+        </w:p>
+        <w:p>
+          <w:pPr>
+            <w:pStyle w:val="TDC3"/>
+            <w:tabs>
+              <w:tab w:val="right" w:leader="dot" w:pos="8494"/>
+            </w:tabs>
+            <w:rPr>
+              <w:rFonts w:eastAsiaTheme="minorEastAsia"/>
+              <w:noProof/>
+              <w:sz w:val="24"/>
+              <w:szCs w:val="24"/>
+              <w:lang w:eastAsia="es-ES"/>
+            </w:rPr>
+          </w:pPr>
+          <w:hyperlink w:anchor="_Toc218789745" w:history="1">
+            <w:r>
+              <w:rPr>
+                <w:rStyle w:val="Hipervnculo"/>
+                <w:noProof/>
+              </w:rPr>
+              <w:t>ImprimirElectrolinera</w:t>
+            </w:r>
+            <w:r>
+              <w:rPr>
+                <w:noProof/>
+                <w:webHidden/>
+              </w:rPr>
+              <w:tab/>
+            </w:r>
+            <w:r>
+              <w:rPr>
+                <w:noProof/>
+                <w:webHidden/>
+              </w:rPr>
+              <w:fldChar w:fldCharType="begin"/>
+            </w:r>
+            <w:r>
+              <w:rPr>
+                <w:noProof/>
+                <w:webHidden/>
+              </w:rPr>
+              <w:instrText xml:space="preserve"> PAGEREF _Toc218789745 \h </w:instrText>
+            </w:r>
+            <w:r>
+              <w:rPr>
+                <w:noProof/>
+                <w:webHidden/>
+              </w:rPr>
+            </w:r>
+            <w:r>
+              <w:rPr>
+                <w:noProof/>
+                <w:webHidden/>
+              </w:rPr>
+              <w:fldChar w:fldCharType="separate"/>
+            </w:r>
+            <w:r>
+              <w:rPr>
+                <w:noProof/>
+                <w:webHidden/>
+              </w:rPr>
+              <w:t>9</w:t>
+            </w:r>
+            <w:r>
+              <w:rPr>
+                <w:noProof/>
+                <w:webHidden/>
+              </w:rPr>
+              <w:fldChar w:fldCharType="end"/>
+            </w:r>
+          </w:hyperlink>
+        </w:p>
+        <w:p>
+          <w:pPr>
+            <w:pStyle w:val="TDC2"/>
+            <w:tabs>
+              <w:tab w:val="right" w:leader="dot" w:pos="8494"/>
+            </w:tabs>
+            <w:rPr>
+              <w:rFonts w:eastAsiaTheme="minorEastAsia"/>
+              <w:noProof/>
+              <w:sz w:val="24"/>
+              <w:szCs w:val="24"/>
+              <w:lang w:eastAsia="es-ES"/>
+            </w:rPr>
+          </w:pPr>
+          <w:hyperlink w:anchor="_Toc218789746" w:history="1">
+            <w:r>
+              <w:rPr>
+                <w:rStyle w:val="Hipervnculo"/>
+                <w:noProof/>
+              </w:rPr>
+              <w:t>TADPunto</w:t>
+            </w:r>
+            <w:r>
+              <w:rPr>
+                <w:noProof/>
+                <w:webHidden/>
+              </w:rPr>
+              <w:tab/>
+            </w:r>
+            <w:r>
+              <w:rPr>
+                <w:noProof/>
+                <w:webHidden/>
+              </w:rPr>
+              <w:fldChar w:fldCharType="begin"/>
+            </w:r>
+            <w:r>
+              <w:rPr>
+                <w:noProof/>
+                <w:webHidden/>
+              </w:rPr>
+              <w:instrText xml:space="preserve"> PAGEREF _Toc218789746 \h </w:instrText>
+            </w:r>
+            <w:r>
+              <w:rPr>
+                <w:noProof/>
+                <w:webHidden/>
+              </w:rPr>
+            </w:r>
+            <w:r>
+              <w:rPr>
+                <w:noProof/>
+                <w:webHidden/>
+              </w:rPr>
+              <w:fldChar w:fldCharType="separate"/>
+            </w:r>
+            <w:r>
+              <w:rPr>
+                <w:noProof/>
+                <w:webHidden/>
+              </w:rPr>
+              <w:t>10</w:t>
+            </w:r>
+            <w:r>
+              <w:rPr>
+                <w:noProof/>
+                <w:webHidden/>
+              </w:rPr>
+              <w:fldChar w:fldCharType="end"/>
+            </w:r>
+          </w:hyperlink>
+        </w:p>
+        <w:p>
+          <w:pPr>
+            <w:pStyle w:val="TDC3"/>
+            <w:tabs>
+              <w:tab w:val="right" w:leader="dot" w:pos="8494"/>
+            </w:tabs>
+            <w:rPr>
+              <w:rFonts w:eastAsiaTheme="minorEastAsia"/>
+              <w:noProof/>
+              <w:sz w:val="24"/>
+              <w:szCs w:val="24"/>
+              <w:lang w:eastAsia="es-ES"/>
+            </w:rPr>
+          </w:pPr>
+          <w:hyperlink w:anchor="_Toc218789747" w:history="1">
+            <w:r>
+              <w:rPr>
+                <w:rStyle w:val="Hipervnculo"/>
+                <w:noProof/>
+              </w:rPr>
+              <w:t>CrearPtoRecarga</w:t>
+            </w:r>
+            <w:r>
+              <w:rPr>
+                <w:noProof/>
+                <w:webHidden/>
+              </w:rPr>
+              <w:tab/>
+            </w:r>
+            <w:r>
+              <w:rPr>
+                <w:noProof/>
+                <w:webHidden/>
+              </w:rPr>
+              <w:fldChar w:fldCharType="begin"/>
+            </w:r>
+            <w:r>
+              <w:rPr>
+                <w:noProof/>
+                <w:webHidden/>
+              </w:rPr>
+              <w:instrText xml:space="preserve"> PAGEREF _Toc218789747 \h </w:instrText>
+            </w:r>
+            <w:r>
+              <w:rPr>
+                <w:noProof/>
+                <w:webHidden/>
+              </w:rPr>
+            </w:r>
+            <w:r>
+              <w:rPr>
+                <w:noProof/>
+                <w:webHidden/>
+              </w:rPr>
+              <w:fldChar w:fldCharType="separate"/>
+            </w:r>
+            <w:r>
+              <w:rPr>
+                <w:noProof/>
+                <w:webHidden/>
+              </w:rPr>
+              <w:t>10</w:t>
+            </w:r>
+            <w:r>
+              <w:rPr>
+                <w:noProof/>
+                <w:webHidden/>
+              </w:rPr>
+              <w:fldChar w:fldCharType="end"/>
+            </w:r>
+          </w:hyperlink>
+        </w:p>
+        <w:p>
+          <w:pPr>
+            <w:pStyle w:val="TDC3"/>
+            <w:tabs>
+              <w:tab w:val="right" w:leader="dot" w:pos="8494"/>
+            </w:tabs>
+            <w:rPr>
+              <w:rFonts w:eastAsiaTheme="minorEastAsia"/>
+              <w:noProof/>
+              <w:sz w:val="24"/>
+              <w:szCs w:val="24"/>
+              <w:lang w:eastAsia="es-ES"/>
+            </w:rPr>
+          </w:pPr>
+          <w:hyperlink w:anchor="_Toc218789748" w:history="1">
+            <w:r>
+              <w:rPr>
+                <w:rStyle w:val="Hipervnculo"/>
+                <w:noProof/>
+              </w:rPr>
+              <w:t>AnadirReserva</w:t>
+            </w:r>
+            <w:r>
+              <w:rPr>
+                <w:noProof/>
+                <w:webHidden/>
+              </w:rPr>
+              <w:tab/>
+            </w:r>
+            <w:r>
+              <w:rPr>
+                <w:noProof/>
+                <w:webHidden/>
+              </w:rPr>
+              <w:fldChar w:fldCharType="begin"/>
+            </w:r>
+            <w:r>
+              <w:rPr>
+                <w:noProof/>
+                <w:webHidden/>
+              </w:rPr>
+              <w:instrText xml:space="preserve"> PAGEREF _Toc218789748 \h </w:instrText>
+            </w:r>
+            <w:r>
+              <w:rPr>
+                <w:noProof/>
+                <w:webHidden/>
+              </w:rPr>
+            </w:r>
+            <w:r>
+              <w:rPr>
+                <w:noProof/>
+                <w:webHidden/>
+              </w:rPr>
+              <w:fldChar w:fldCharType="separate"/>
+            </w:r>
+            <w:r>
+              <w:rPr>
+                <w:noProof/>
+                <w:webHidden/>
+              </w:rPr>
+              <w:t>10</w:t>
+            </w:r>
+            <w:r>
+              <w:rPr>
+                <w:noProof/>
+                <w:webHidden/>
+              </w:rPr>
+              <w:fldChar w:fldCharType="end"/>
+            </w:r>
+          </w:hyperlink>
+        </w:p>
+        <w:p>
+          <w:pPr>
+            <w:pStyle w:val="TDC3"/>
+            <w:tabs>
+              <w:tab w:val="right" w:leader="dot" w:pos="8494"/>
+            </w:tabs>
+            <w:rPr>
+              <w:rFonts w:eastAsiaTheme="minorEastAsia"/>
+              <w:noProof/>
+              <w:sz w:val="24"/>
+              <w:szCs w:val="24"/>
+              <w:lang w:eastAsia="es-ES"/>
+            </w:rPr>
+          </w:pPr>
+          <w:hyperlink w:anchor="_Toc218789749" w:history="1">
+            <w:r>
+              <w:rPr>
+                <w:rStyle w:val="Hipervnculo"/>
+                <w:noProof/>
+              </w:rPr>
+              <w:t>ListarReservas</w:t>
+            </w:r>
+            <w:r>
+              <w:rPr>
+                <w:noProof/>
+                <w:webHidden/>
+              </w:rPr>
+              <w:tab/>
+            </w:r>
+            <w:r>
+              <w:rPr>
+                <w:noProof/>
+                <w:webHidden/>
+              </w:rPr>
+              <w:fldChar w:fldCharType="begin"/>
+            </w:r>
+            <w:r>
+              <w:rPr>
+                <w:noProof/>
+                <w:webHidden/>
+              </w:rPr>
+              <w:instrText xml:space="preserve"> PAGEREF _Toc218789749 \h </w:instrText>
+            </w:r>
+            <w:r>
+              <w:rPr>
+                <w:noProof/>
+                <w:webHidden/>
+              </w:rPr>
+            </w:r>
+            <w:r>
+              <w:rPr>
+                <w:noProof/>
+                <w:webHidden/>
+              </w:rPr>
+              <w:fldChar w:fldCharType="separate"/>
+            </w:r>
+            <w:r>
+              <w:rPr>
+                <w:noProof/>
+                <w:webHidden/>
+              </w:rPr>
+              <w:t>11</w:t>
+            </w:r>
+            <w:r>
+              <w:rPr>
+                <w:noProof/>
+                <w:webHidden/>
+              </w:rPr>
+              <w:fldChar w:fldCharType="end"/>
+            </w:r>
+          </w:hyperlink>
+        </w:p>
+        <w:p>
+          <w:pPr>
+            <w:pStyle w:val="TDC3"/>
+            <w:tabs>
+              <w:tab w:val="right" w:leader="dot" w:pos="8494"/>
+            </w:tabs>
+            <w:rPr>
+              <w:rFonts w:eastAsiaTheme="minorEastAsia"/>
+              <w:noProof/>
+              <w:sz w:val="24"/>
+              <w:szCs w:val="24"/>
+              <w:lang w:eastAsia="es-ES"/>
+            </w:rPr>
+          </w:pPr>
+          <w:hyperlink w:anchor="_Toc218789750" w:history="1">
+            <w:r>
+              <w:rPr>
+                <w:rStyle w:val="Hipervnculo"/>
+                <w:noProof/>
+              </w:rPr>
+              <w:t>CalendarioPunto</w:t>
+            </w:r>
+            <w:r>
+              <w:rPr>
+                <w:noProof/>
+                <w:webHidden/>
+              </w:rPr>
+              <w:tab/>
+            </w:r>
+            <w:r>
+              <w:rPr>
+                <w:noProof/>
+                <w:webHidden/>
+              </w:rPr>
+              <w:fldChar w:fldCharType="begin"/>
+            </w:r>
+            <w:r>
+              <w:rPr>
+                <w:noProof/>
+                <w:webHidden/>
+              </w:rPr>
+              <w:instrText xml:space="preserve"> PAGEREF _Toc218789750 \h </w:instrText>
+            </w:r>
+            <w:r>
+              <w:rPr>
+                <w:noProof/>
+                <w:webHidden/>
+              </w:rPr>
+            </w:r>
+            <w:r>
+              <w:rPr>
+                <w:noProof/>
+                <w:webHidden/>
+              </w:rPr>
+              <w:fldChar w:fldCharType="separate"/>
+            </w:r>
+            <w:r>
+              <w:rPr>
+                <w:noProof/>
+                <w:webHidden/>
+              </w:rPr>
+              <w:t>11</w:t>
+            </w:r>
+            <w:r>
+              <w:rPr>
+                <w:noProof/>
+                <w:webHidden/>
+              </w:rPr>
+              <w:fldChar w:fldCharType="end"/>
+            </w:r>
+          </w:hyperlink>
+        </w:p>
+        <w:p>
+          <w:pPr>
+            <w:pStyle w:val="TDC3"/>
+            <w:tabs>
+              <w:tab w:val="right" w:leader="dot" w:pos="8494"/>
+            </w:tabs>
+            <w:rPr>
+              <w:rFonts w:eastAsiaTheme="minorEastAsia"/>
+              <w:noProof/>
+              <w:sz w:val="24"/>
+              <w:szCs w:val="24"/>
+              <w:lang w:eastAsia="es-ES"/>
+            </w:rPr>
+          </w:pPr>
+          <w:hyperlink w:anchor="_Toc218789751" w:history="1">
+            <w:r>
+              <w:rPr>
+                <w:rStyle w:val="Hipervnculo"/>
+                <w:noProof/>
+              </w:rPr>
+              <w:t>ImprimirPtoRecarga + ListarTodasReservas</w:t>
+            </w:r>
+            <w:r>
+              <w:rPr>
+                <w:noProof/>
+                <w:webHidden/>
+              </w:rPr>
+              <w:tab/>
+            </w:r>
+            <w:r>
+              <w:rPr>
+                <w:noProof/>
+                <w:webHidden/>
+              </w:rPr>
+              <w:fldChar w:fldCharType="begin"/>
+            </w:r>
+            <w:r>
+              <w:rPr>
+                <w:noProof/>
+                <w:webHidden/>
+              </w:rPr>
+              <w:instrText xml:space="preserve"> PAGEREF _Toc218789751 \h </w:instrText>
+            </w:r>
+            <w:r>
+              <w:rPr>
+                <w:noProof/>
+                <w:webHidden/>
+              </w:rPr>
+            </w:r>
+            <w:r>
+              <w:rPr>
+                <w:noProof/>
+                <w:webHidden/>
+              </w:rPr>
+              <w:fldChar w:fldCharType="separate"/>
+            </w:r>
+            <w:r>
+              <w:rPr>
+                <w:noProof/>
+                <w:webHidden/>
+              </w:rPr>
+              <w:t>11</w:t>
+            </w:r>
+            <w:r>
+              <w:rPr>
+                <w:noProof/>
+                <w:webHidden/>
+              </w:rPr>
+              <w:fldChar w:fldCharType="end"/>
+            </w:r>
+          </w:hyperlink>
+        </w:p>
+        <w:p>
+          <w:pPr>
+            <w:pStyle w:val="TDC2"/>
+            <w:tabs>
+              <w:tab w:val="right" w:leader="dot" w:pos="8494"/>
+            </w:tabs>
+            <w:rPr>
+              <w:rFonts w:eastAsiaTheme="minorEastAsia"/>
+              <w:noProof/>
+              <w:sz w:val="24"/>
+              <w:szCs w:val="24"/>
+              <w:lang w:eastAsia="es-ES"/>
+            </w:rPr>
+          </w:pPr>
+          <w:hyperlink w:anchor="_Toc218789752" w:history="1">
+            <w:r>
+              <w:rPr>
+                <w:rStyle w:val="Hipervnculo"/>
+                <w:noProof/>
+              </w:rPr>
+              <w:t>TADReserva</w:t>
+            </w:r>
+            <w:r>
+              <w:rPr>
+                <w:noProof/>
+                <w:webHidden/>
+              </w:rPr>
+              <w:tab/>
+            </w:r>
+            <w:r>
+              <w:rPr>
+                <w:noProof/>
+                <w:webHidden/>
+              </w:rPr>
+              <w:fldChar w:fldCharType="begin"/>
+            </w:r>
+            <w:r>
+              <w:rPr>
+                <w:noProof/>
+                <w:webHidden/>
+              </w:rPr>
+              <w:instrText xml:space="preserve"> PAGEREF _Toc218789752 \h </w:instrText>
+            </w:r>
+            <w:r>
+              <w:rPr>
+                <w:noProof/>
+                <w:webHidden/>
+              </w:rPr>
+            </w:r>
+            <w:r>
+              <w:rPr>
+                <w:noProof/>
+                <w:webHidden/>
+              </w:rPr>
+              <w:fldChar w:fldCharType="separate"/>
+            </w:r>
+            <w:r>
+              <w:rPr>
+                <w:noProof/>
+                <w:webHidden/>
+              </w:rPr>
+              <w:t>13</w:t>
+            </w:r>
+            <w:r>
+              <w:rPr>
+                <w:noProof/>
+                <w:webHidden/>
+              </w:rPr>
+              <w:fldChar w:fldCharType="end"/>
+            </w:r>
+          </w:hyperlink>
+        </w:p>
+        <w:p>
+          <w:pPr>
+            <w:pStyle w:val="TDC3"/>
+            <w:tabs>
+              <w:tab w:val="right" w:leader="dot" w:pos="8494"/>
+            </w:tabs>
+            <w:rPr>
+              <w:rFonts w:eastAsiaTheme="minorEastAsia"/>
+              <w:noProof/>
+              <w:sz w:val="24"/>
+              <w:szCs w:val="24"/>
+              <w:lang w:eastAsia="es-ES"/>
+            </w:rPr>
+          </w:pPr>
+          <w:hyperlink w:anchor="_Toc218789753" w:history="1">
+            <w:r>
+              <w:rPr>
+                <w:rStyle w:val="Hipervnculo"/>
+                <w:noProof/>
+              </w:rPr>
+              <w:t>ValidarReserva</w:t>
+            </w:r>
+            <w:r>
+              <w:rPr>
+                <w:noProof/>
+                <w:webHidden/>
+              </w:rPr>
+              <w:tab/>
+            </w:r>
+            <w:r>
+              <w:rPr>
+                <w:noProof/>
+                <w:webHidden/>
+              </w:rPr>
+              <w:fldChar w:fldCharType="begin"/>
+            </w:r>
+            <w:r>
+              <w:rPr>
+                <w:noProof/>
+                <w:webHidden/>
+              </w:rPr>
+              <w:instrText xml:space="preserve"> PAGEREF _Toc218789753 \h </w:instrText>
+            </w:r>
+            <w:r>
+              <w:rPr>
+                <w:noProof/>
+                <w:webHidden/>
+              </w:rPr>
+            </w:r>
+            <w:r>
+              <w:rPr>
+                <w:noProof/>
+                <w:webHidden/>
+              </w:rPr>
+              <w:fldChar w:fldCharType="separate"/>
+            </w:r>
+            <w:r>
+              <w:rPr>
+                <w:noProof/>
+                <w:webHidden/>
+              </w:rPr>
+              <w:t>13</w:t>
+            </w:r>
+            <w:r>
+              <w:rPr>
+                <w:noProof/>
+                <w:webHidden/>
+              </w:rPr>
+              <w:fldChar w:fldCharType="end"/>
+            </w:r>
+          </w:hyperlink>
+        </w:p>
+        <w:p>
+          <w:pPr>
+            <w:pStyle w:val="TDC3"/>
+            <w:tabs>
+              <w:tab w:val="right" w:leader="dot" w:pos="8494"/>
+            </w:tabs>
+            <w:rPr>
+              <w:rFonts w:eastAsiaTheme="minorEastAsia"/>
+              <w:noProof/>
+              <w:sz w:val="24"/>
+              <w:szCs w:val="24"/>
+              <w:lang w:eastAsia="es-ES"/>
+            </w:rPr>
+          </w:pPr>
+          <w:hyperlink w:anchor="_Toc218789754" w:history="1">
+            <w:r>
+              <w:rPr>
+                <w:rStyle w:val="Hipervnculo"/>
+                <w:noProof/>
+              </w:rPr>
+              <w:t>GrabarReserva</w:t>
+            </w:r>
+            <w:r>
+              <w:rPr>
+                <w:noProof/>
+                <w:webHidden/>
+              </w:rPr>
+              <w:tab/>
+            </w:r>
+            <w:r>
+              <w:rPr>
+                <w:noProof/>
+                <w:webHidden/>
+              </w:rPr>
+              <w:fldChar w:fldCharType="begin"/>
+            </w:r>
+            <w:r>
+              <w:rPr>
+                <w:noProof/>
+                <w:webHidden/>
+              </w:rPr>
+              <w:instrText xml:space="preserve"> PAGEREF _Toc218789754 \h </w:instrText>
+            </w:r>
+            <w:r>
+              <w:rPr>
+                <w:noProof/>
+                <w:webHidden/>
+              </w:rPr>
+            </w:r>
+            <w:r>
+              <w:rPr>
+                <w:noProof/>
+                <w:webHidden/>
+              </w:rPr>
+              <w:fldChar w:fldCharType="separate"/>
+            </w:r>
+            <w:r>
+              <w:rPr>
+                <w:noProof/>
+                <w:webHidden/>
+              </w:rPr>
+              <w:t>13</w:t>
+            </w:r>
+            <w:r>
+              <w:rPr>
+                <w:noProof/>
+                <w:webHidden/>
+              </w:rPr>
+              <w:fldChar w:fldCharType="end"/>
+            </w:r>
+          </w:hyperlink>
+        </w:p>
+        <w:p>
+          <w:pPr>
+            <w:pStyle w:val="TDC2"/>
+            <w:tabs>
+              <w:tab w:val="right" w:leader="dot" w:pos="8494"/>
+            </w:tabs>
+            <w:rPr>
+              <w:rFonts w:eastAsiaTheme="minorEastAsia"/>
+              <w:noProof/>
+              <w:sz w:val="24"/>
+              <w:szCs w:val="24"/>
+              <w:lang w:eastAsia="es-ES"/>
+            </w:rPr>
+          </w:pPr>
+          <w:hyperlink w:anchor="_Toc218789755" w:history="1">
+            <w:r>
+              <w:rPr>
+                <w:rStyle w:val="Hipervnculo"/>
+                <w:noProof/>
+              </w:rPr>
+              <w:t>TADCalendario</w:t>
+            </w:r>
+            <w:r>
+              <w:rPr>
+                <w:noProof/>
+                <w:webHidden/>
+              </w:rPr>
+              <w:tab/>
+            </w:r>
+            <w:r>
+              <w:rPr>
+                <w:noProof/>
+                <w:webHidden/>
+              </w:rPr>
+              <w:fldChar w:fldCharType="begin"/>
+            </w:r>
+            <w:r>
+              <w:rPr>
+                <w:noProof/>
+                <w:webHidden/>
+              </w:rPr>
+              <w:instrText xml:space="preserve"> PAGEREF _Toc218789755 \h </w:instrText>
+            </w:r>
+            <w:r>
+              <w:rPr>
+                <w:noProof/>
+                <w:webHidden/>
+              </w:rPr>
+            </w:r>
+            <w:r>
+              <w:rPr>
+                <w:noProof/>
+                <w:webHidden/>
+              </w:rPr>
+              <w:fldChar w:fldCharType="separate"/>
+            </w:r>
+            <w:r>
+              <w:rPr>
+                <w:noProof/>
+                <w:webHidden/>
+              </w:rPr>
+              <w:t>14</w:t>
+            </w:r>
+            <w:r>
+              <w:rPr>
+                <w:noProof/>
+                <w:webHidden/>
+              </w:rPr>
+              <w:fldChar w:fldCharType="end"/>
+            </w:r>
+          </w:hyperlink>
+        </w:p>
+        <w:p>
+          <w:pPr>
+            <w:pStyle w:val="TDC3"/>
+            <w:tabs>
+              <w:tab w:val="right" w:leader="dot" w:pos="8494"/>
+            </w:tabs>
+            <w:rPr>
+              <w:rFonts w:eastAsiaTheme="minorEastAsia"/>
+              <w:noProof/>
+              <w:sz w:val="24"/>
+              <w:szCs w:val="24"/>
+              <w:lang w:eastAsia="es-ES"/>
+            </w:rPr>
+          </w:pPr>
+          <w:hyperlink w:anchor="_Toc218789756" w:history="1">
+            <w:r>
+              <w:rPr>
+                <w:rStyle w:val="Hipervnculo"/>
+                <w:noProof/>
+              </w:rPr>
+              <w:t>mostrar_calendario</w:t>
+            </w:r>
+            <w:r>
+              <w:rPr>
+                <w:noProof/>
+                <w:webHidden/>
+              </w:rPr>
+              <w:tab/>
+            </w:r>
+            <w:r>
+              <w:rPr>
+                <w:noProof/>
+                <w:webHidden/>
+              </w:rPr>
+              <w:fldChar w:fldCharType="begin"/>
+            </w:r>
+            <w:r>
+              <w:rPr>
+                <w:noProof/>
+                <w:webHidden/>
+              </w:rPr>
+              <w:instrText xml:space="preserve"> PAGEREF _Toc218789756 \h </w:instrText>
+            </w:r>
+            <w:r>
+              <w:rPr>
+                <w:noProof/>
+                <w:webHidden/>
+              </w:rPr>
+            </w:r>
+            <w:r>
+              <w:rPr>
+                <w:noProof/>
+                <w:webHidden/>
+              </w:rPr>
+              <w:fldChar w:fldCharType="separate"/>
+            </w:r>
+            <w:r>
+              <w:rPr>
+                <w:noProof/>
+                <w:webHidden/>
+              </w:rPr>
+              <w:t>14</w:t>
+            </w:r>
+            <w:r>
+              <w:rPr>
+                <w:noProof/>
+                <w:webHidden/>
+              </w:rPr>
+              <w:fldChar w:fldCharType="end"/>
+            </w:r>
+          </w:hyperlink>
+        </w:p>
+        <w:p>
+          <w:pPr>
+            <w:pStyle w:val="TDC2"/>
+            <w:tabs>
+              <w:tab w:val="right" w:leader="dot" w:pos="8494"/>
+            </w:tabs>
+            <w:rPr>
+              <w:rFonts w:eastAsiaTheme="minorEastAsia"/>
+              <w:noProof/>
+              <w:sz w:val="24"/>
+              <w:szCs w:val="24"/>
+              <w:lang w:eastAsia="es-ES"/>
+            </w:rPr>
+          </w:pPr>
+          <w:hyperlink w:anchor="_Toc218789757" w:history="1">
+            <w:r>
+              <w:rPr>
+                <w:rStyle w:val="Hipervnculo"/>
+                <w:noProof/>
+              </w:rPr>
+              <w:t>TADUtilidades</w:t>
+            </w:r>
+            <w:r>
+              <w:rPr>
+                <w:noProof/>
+                <w:webHidden/>
+              </w:rPr>
+              <w:tab/>
+            </w:r>
+            <w:r>
+              <w:rPr>
+                <w:noProof/>
+                <w:webHidden/>
+              </w:rPr>
+              <w:fldChar w:fldCharType="begin"/>
+            </w:r>
+            <w:r>
+              <w:rPr>
+                <w:noProof/>
+                <w:webHidden/>
+              </w:rPr>
+              <w:instrText xml:space="preserve"> PAGEREF _Toc218789757 \h </w:instrText>
+            </w:r>
+            <w:r>
+              <w:rPr>
+                <w:noProof/>
+                <w:webHidden/>
+              </w:rPr>
+            </w:r>
+            <w:r>
+              <w:rPr>
+                <w:noProof/>
+                <w:webHidden/>
+              </w:rPr>
+              <w:fldChar w:fldCharType="separate"/>
+            </w:r>
+            <w:r>
+              <w:rPr>
+                <w:noProof/>
+                <w:webHidden/>
+              </w:rPr>
+              <w:t>15</w:t>
+            </w:r>
+            <w:r>
+              <w:rPr>
+                <w:noProof/>
+                <w:webHidden/>
+              </w:rPr>
+              <w:fldChar w:fldCharType="end"/>
+            </w:r>
+          </w:hyperlink>
+        </w:p>
+        <w:p>
+          <w:pPr>
+            <w:pStyle w:val="TDC3"/>
+            <w:tabs>
+              <w:tab w:val="right" w:leader="dot" w:pos="8494"/>
+            </w:tabs>
+            <w:rPr>
+              <w:rFonts w:eastAsiaTheme="minorEastAsia"/>
+              <w:noProof/>
+              <w:sz w:val="24"/>
+              <w:szCs w:val="24"/>
+              <w:lang w:eastAsia="es-ES"/>
+            </w:rPr>
+          </w:pPr>
+          <w:hyperlink w:anchor="_Toc218789758" w:history="1">
+            <w:r>
+              <w:rPr>
+                <w:rStyle w:val="Hipervnculo"/>
+                <w:noProof/>
+              </w:rPr>
+              <w:t>FechaSecuencia</w:t>
+            </w:r>
+            <w:r>
+              <w:rPr>
+                <w:noProof/>
+                <w:webHidden/>
+              </w:rPr>
+              <w:tab/>
+            </w:r>
+            <w:r>
+              <w:rPr>
+                <w:noProof/>
+                <w:webHidden/>
+              </w:rPr>
+              <w:fldChar w:fldCharType="begin"/>
+            </w:r>
+            <w:r>
+              <w:rPr>
+                <w:noProof/>
+                <w:webHidden/>
+              </w:rPr>
+              <w:instrText xml:space="preserve"> PAGEREF _Toc218789758 \h </w:instrText>
+            </w:r>
+            <w:r>
+              <w:rPr>
+                <w:noProof/>
+                <w:webHidden/>
+              </w:rPr>
+            </w:r>
+            <w:r>
+              <w:rPr>
+                <w:noProof/>
+                <w:webHidden/>
+              </w:rPr>
+              <w:fldChar w:fldCharType="separate"/>
+            </w:r>
+            <w:r>
+              <w:rPr>
+                <w:noProof/>
+                <w:webHidden/>
+              </w:rPr>
+              <w:t>15</w:t>
+            </w:r>
+            <w:r>
+              <w:rPr>
+                <w:noProof/>
+                <w:webHidden/>
+              </w:rPr>
+              <w:fldChar w:fldCharType="end"/>
+            </w:r>
+          </w:hyperlink>
+        </w:p>
+        <w:p>
+          <w:pPr>
+            <w:pStyle w:val="TDC3"/>
+            <w:tabs>
+              <w:tab w:val="right" w:leader="dot" w:pos="8494"/>
+            </w:tabs>
+            <w:rPr>
+              <w:rFonts w:eastAsiaTheme="minorEastAsia"/>
+              <w:noProof/>
+              <w:sz w:val="24"/>
+              <w:szCs w:val="24"/>
+              <w:lang w:eastAsia="es-ES"/>
+            </w:rPr>
+          </w:pPr>
+          <w:hyperlink w:anchor="_Toc218789759" w:history="1">
+            <w:r>
+              <w:rPr>
+                <w:rStyle w:val="Hipervnculo"/>
+                <w:noProof/>
+              </w:rPr>
+              <w:t>ReservaSecuencia</w:t>
+            </w:r>
+            <w:r>
+              <w:rPr>
+                <w:noProof/>
+                <w:webHidden/>
+              </w:rPr>
+              <w:tab/>
+            </w:r>
+            <w:r>
+              <w:rPr>
+                <w:noProof/>
+                <w:webHidden/>
+              </w:rPr>
+              <w:fldChar w:fldCharType="begin"/>
+            </w:r>
+            <w:r>
+              <w:rPr>
+                <w:noProof/>
+                <w:webHidden/>
+              </w:rPr>
+              <w:instrText xml:space="preserve"> PAGEREF _Toc218789759 \h </w:instrText>
+            </w:r>
+            <w:r>
+              <w:rPr>
+                <w:noProof/>
+                <w:webHidden/>
+              </w:rPr>
+            </w:r>
+            <w:r>
+              <w:rPr>
+                <w:noProof/>
+                <w:webHidden/>
+              </w:rPr>
+              <w:fldChar w:fldCharType="separate"/>
+            </w:r>
+            <w:r>
+              <w:rPr>
+                <w:noProof/>
+                <w:webHidden/>
+              </w:rPr>
+              <w:t>15</w:t>
+            </w:r>
+            <w:r>
+              <w:rPr>
+                <w:noProof/>
+                <w:webHidden/>
+              </w:rPr>
+              <w:fldChar w:fldCharType="end"/>
+            </w:r>
+          </w:hyperlink>
+        </w:p>
+        <w:p>
+          <w:pPr>
+            <w:pStyle w:val="TDC3"/>
+            <w:tabs>
+              <w:tab w:val="right" w:leader="dot" w:pos="8494"/>
+            </w:tabs>
+            <w:rPr>
+              <w:rFonts w:eastAsiaTheme="minorEastAsia"/>
+              <w:noProof/>
+              <w:sz w:val="24"/>
+              <w:szCs w:val="24"/>
+              <w:lang w:eastAsia="es-ES"/>
+            </w:rPr>
+          </w:pPr>
+          <w:hyperlink w:anchor="_Toc218789760" w:history="1">
+            <w:r>
+              <w:rPr>
+                <w:rStyle w:val="Hipervnculo"/>
+                <w:noProof/>
+              </w:rPr>
+              <w:t>TransformarFechaHora</w:t>
+            </w:r>
+            <w:r>
+              <w:rPr>
+                <w:noProof/>
+                <w:webHidden/>
+              </w:rPr>
+              <w:tab/>
+            </w:r>
+            <w:r>
+              <w:rPr>
+                <w:noProof/>
+                <w:webHidden/>
+              </w:rPr>
+              <w:fldChar w:fldCharType="begin"/>
+            </w:r>
+            <w:r>
+              <w:rPr>
+                <w:noProof/>
+                <w:webHidden/>
+              </w:rPr>
+              <w:instrText xml:space="preserve"> PAGEREF _Toc218789760 \h </w:instrText>
+            </w:r>
+            <w:r>
+              <w:rPr>
+                <w:noProof/>
+                <w:webHidden/>
+              </w:rPr>
+            </w:r>
+            <w:r>
+              <w:rPr>
+                <w:noProof/>
+                <w:webHidden/>
+              </w:rPr>
+              <w:fldChar w:fldCharType="separate"/>
+            </w:r>
+            <w:r>
+              <w:rPr>
+                <w:noProof/>
+                <w:webHidden/>
+              </w:rPr>
+              <w:t>15</w:t>
+            </w:r>
+            <w:r>
+              <w:rPr>
+                <w:noProof/>
+                <w:webHidden/>
+              </w:rPr>
+              <w:fldChar w:fldCharType="end"/>
+            </w:r>
+          </w:hyperlink>
+        </w:p>
+        <w:p>
+          <w:pPr>
+            <w:pStyle w:val="TDC3"/>
+            <w:tabs>
+              <w:tab w:val="right" w:leader="dot" w:pos="8494"/>
+            </w:tabs>
+            <w:rPr>
+              <w:rFonts w:eastAsiaTheme="minorEastAsia"/>
+              <w:noProof/>
+              <w:sz w:val="24"/>
+              <w:szCs w:val="24"/>
+              <w:lang w:eastAsia="es-ES"/>
+            </w:rPr>
+          </w:pPr>
+          <w:hyperlink w:anchor="_Toc218789761" w:history="1">
+            <w:r>
+              <w:rPr>
+                <w:rStyle w:val="Hipervnculo"/>
+                <w:noProof/>
+              </w:rPr>
+              <w:t>minus_a_mayus_corriente</w:t>
+            </w:r>
+            <w:r>
+              <w:rPr>
+                <w:noProof/>
+                <w:webHidden/>
+              </w:rPr>
+              <w:tab/>
+            </w:r>
+            <w:r>
+              <w:rPr>
+                <w:noProof/>
+                <w:webHidden/>
+              </w:rPr>
+              <w:fldChar w:fldCharType="begin"/>
+            </w:r>
+            <w:r>
+              <w:rPr>
+                <w:noProof/>
+                <w:webHidden/>
+              </w:rPr>
+              <w:instrText xml:space="preserve"> PAGEREF _Toc218789761 \h </w:instrText>
+            </w:r>
+            <w:r>
+              <w:rPr>
+                <w:noProof/>
+                <w:webHidden/>
+              </w:rPr>
+            </w:r>
+            <w:r>
+              <w:rPr>
+                <w:noProof/>
+                <w:webHidden/>
+              </w:rPr>
+              <w:fldChar w:fldCharType="separate"/>
+            </w:r>
+            <w:r>
+              <w:rPr>
+                <w:noProof/>
+                <w:webHidden/>
+              </w:rPr>
+              <w:t>15</w:t>
+            </w:r>
+            <w:r>
+              <w:rPr>
+                <w:noProof/>
+                <w:webHidden/>
+              </w:rPr>
+              <w:fldChar w:fldCharType="end"/>
+            </w:r>
+          </w:hyperlink>
+        </w:p>
+        <w:p>
+          <w:pPr>
+            <w:pStyle w:val="TDC2"/>
+            <w:tabs>
+              <w:tab w:val="right" w:leader="dot" w:pos="8494"/>
+            </w:tabs>
+            <w:rPr>
+              <w:rFonts w:eastAsiaTheme="minorEastAsia"/>
+              <w:noProof/>
+              <w:sz w:val="24"/>
+              <w:szCs w:val="24"/>
+              <w:lang w:eastAsia="es-ES"/>
+            </w:rPr>
+          </w:pPr>
+          <w:hyperlink w:anchor="_Toc218789762" w:history="1">
+            <w:r>
+              <w:rPr>
+                <w:rStyle w:val="Hipervnculo"/>
+                <w:noProof/>
+              </w:rPr>
+              <w:t>Comentarios finales sobre el desarrollo</w:t>
+            </w:r>
+            <w:r>
+              <w:rPr>
+                <w:noProof/>
+                <w:webHidden/>
+              </w:rPr>
+              <w:tab/>
+            </w:r>
+            <w:r>
+              <w:rPr>
+                <w:noProof/>
+                <w:webHidden/>
+              </w:rPr>
+              <w:fldChar w:fldCharType="begin"/>
+            </w:r>
+            <w:r>
+              <w:rPr>
+                <w:noProof/>
+                <w:webHidden/>
+              </w:rPr>
+              <w:instrText xml:space="preserve"> PAGEREF _Toc218789762 \h </w:instrText>
+            </w:r>
+            <w:r>
+              <w:rPr>
+                <w:noProof/>
+                <w:webHidden/>
+              </w:rPr>
+            </w:r>
+            <w:r>
+              <w:rPr>
+                <w:noProof/>
+                <w:webHidden/>
+              </w:rPr>
+              <w:fldChar w:fldCharType="separate"/>
+            </w:r>
+            <w:r>
+              <w:rPr>
+                <w:noProof/>
+                <w:webHidden/>
+              </w:rPr>
+              <w:t>16</w:t>
+            </w:r>
+            <w:r>
+              <w:rPr>
+                <w:noProof/>
+                <w:webHidden/>
+              </w:rPr>
+              <w:fldChar w:fldCharType="end"/>
+            </w:r>
+          </w:hyperlink>
+        </w:p>
+        <w:p>
+          <w:r>
+            <w:rPr>
+              <w:b/>
+              <w:bCs/>
+            </w:rPr>
+            <w:fldChar w:fldCharType="end"/>
+          </w:r>
+        </w:p>
+      </w:sdtContent>
+    </w:sdt>
+    <w:p>
+      <w:pPr>
+        <w:rPr>
+          <w:rFonts w:asciiTheme="majorHAnsi" w:eastAsiaTheme="majorEastAsia" w:hAnsiTheme="majorHAnsi" w:cstheme="majorBidi"/>
+          <w:color w:val="0F4761" w:themeColor="accent1" w:themeShade="BF"/>
+          <w:sz w:val="32"/>
+          <w:szCs w:val="32"/>
+        </w:rPr>
+      </w:pPr>
+      <w:r>
+        <w:br w:type="page"/>
+      </w:r>
+    </w:p>
+    <w:p>
+      <w:pPr>
         <w:pStyle w:val="Ttulo2"/>
       </w:pPr>
+      <w:bookmarkStart w:id="0" w:name="_Toc218789735"/>
       <w:r>
         <w:lastRenderedPageBreak/>
         <w:t>Visión General del Proyecto</w:t>
       </w:r>
+      <w:bookmarkEnd w:id="0"/>
     </w:p>
     <w:p>
       <w:pPr>
@@ -231,7 +2388,7 @@
                     <pic:cNvPicPr/>
                   </pic:nvPicPr>
                   <pic:blipFill>
-                    <a:blip r:embed="rId7"/>
+                    <a:blip r:embed="rId8"/>
                     <a:stretch>
                       <a:fillRect/>
                     </a:stretch>
@@ -501,7 +2658,7 @@
                     <pic:cNvPicPr/>
                   </pic:nvPicPr>
                   <pic:blipFill>
-                    <a:blip r:embed="rId8"/>
+                    <a:blip r:embed="rId9"/>
                     <a:stretch>
                       <a:fillRect/>
                     </a:stretch>
@@ -604,11 +2761,13 @@
       <w:pPr>
         <w:pStyle w:val="Ttulo2"/>
       </w:pPr>
+      <w:bookmarkStart w:id="1" w:name="_Toc218789736"/>
       <w:proofErr w:type="spellStart"/>
       <w:r>
         <w:lastRenderedPageBreak/>
         <w:t>GesELECTRERA</w:t>
       </w:r>
+      <w:bookmarkEnd w:id="1"/>
       <w:proofErr w:type="spellEnd"/>
     </w:p>
     <w:p/>
@@ -737,7 +2896,7 @@
                     <pic:cNvPicPr/>
                   </pic:nvPicPr>
                   <pic:blipFill>
-                    <a:blip r:embed="rId9"/>
+                    <a:blip r:embed="rId10"/>
                     <a:stretch>
                       <a:fillRect/>
                     </a:stretch>
@@ -760,14 +2919,6 @@
     </w:p>
     <w:p>
       <w:pPr>
-        <w:rPr>
-          <w:sz w:val="18"/>
-          <w:szCs w:val="18"/>
-        </w:rPr>
-      </w:pPr>
-    </w:p>
-    <w:p>
-      <w:pPr>
         <w:pStyle w:val="Prrafodelista"/>
         <w:numPr>
           <w:ilvl w:val="0"/>
@@ -846,11 +2997,10 @@
           <w:sz w:val="18"/>
           <w:szCs w:val="18"/>
         </w:rPr>
-        <w:lastRenderedPageBreak/>
         <w:drawing>
-          <wp:inline distT="0" distB="0" distL="0" distR="0" wp14:anchorId="4ED6590E" wp14:editId="0EA0D557">
-            <wp:extent cx="5400040" cy="2557145"/>
-            <wp:effectExtent l="0" t="0" r="0" b="0"/>
+          <wp:inline distT="0" distB="0" distL="0" distR="0" wp14:anchorId="4ED6590E" wp14:editId="7A0074A3">
+            <wp:extent cx="4779818" cy="2263444"/>
+            <wp:effectExtent l="0" t="0" r="1905" b="3810"/>
             <wp:docPr id="1468290750" name="Imagen 1" descr="Texto&#10;&#10;El contenido generado por IA puede ser incorrecto."/>
             <wp:cNvGraphicFramePr>
               <a:graphicFrameLocks xmlns:a="http://schemas.openxmlformats.org/drawingml/2006/main" noChangeAspect="1"/>
@@ -863,7 +3013,7 @@
                     <pic:cNvPicPr/>
                   </pic:nvPicPr>
                   <pic:blipFill>
-                    <a:blip r:embed="rId10"/>
+                    <a:blip r:embed="rId11"/>
                     <a:stretch>
                       <a:fillRect/>
                     </a:stretch>
@@ -871,7 +3021,7 @@
                   <pic:spPr>
                     <a:xfrm>
                       <a:off x="0" y="0"/>
-                      <a:ext cx="5400040" cy="2557145"/>
+                      <a:ext cx="4819482" cy="2282227"/>
                     </a:xfrm>
                     <a:prstGeom prst="rect">
                       <a:avLst/>
@@ -902,6 +3052,7 @@
           <w:sz w:val="18"/>
           <w:szCs w:val="18"/>
         </w:rPr>
+        <w:lastRenderedPageBreak/>
         <w:t xml:space="preserve">La opción </w:t>
       </w:r>
       <w:r>
@@ -992,7 +3143,7 @@
                     <pic:cNvPicPr/>
                   </pic:nvPicPr>
                   <pic:blipFill>
-                    <a:blip r:embed="rId11"/>
+                    <a:blip r:embed="rId12"/>
                     <a:stretch>
                       <a:fillRect/>
                     </a:stretch>
@@ -1170,15 +3321,7 @@
           <w:sz w:val="18"/>
           <w:szCs w:val="18"/>
         </w:rPr>
-        <w:t xml:space="preserve"> si la acción no se ha podido llevar a cabo, se puede gestionar a través de un código de error que interacción se debe ofrecer al usuario en cada caso. Por motivos de simplicidad, en cada acción se </w:t>
-      </w:r>
-      <w:r>
-        <w:rPr>
-          <w:sz w:val="18"/>
-          <w:szCs w:val="18"/>
-        </w:rPr>
-        <w:lastRenderedPageBreak/>
-        <w:t xml:space="preserve">muestra al usuario el detalle del error, pero al menú principal siempre se devuelve el mismo código de error con </w:t>
+        <w:t xml:space="preserve"> si la acción no se ha podido llevar a cabo, se puede gestionar a través de un código de error que interacción se debe ofrecer al usuario en cada caso. Por motivos de simplicidad, en cada acción se muestra al usuario el detalle del error, pero al menú principal siempre se devuelve el mismo código de error con </w:t>
       </w:r>
       <w:proofErr w:type="spellStart"/>
       <w:r>
@@ -1274,10 +3417,12 @@
       <w:pPr>
         <w:pStyle w:val="Ttulo3"/>
       </w:pPr>
+      <w:bookmarkStart w:id="2" w:name="_Toc218789737"/>
       <w:proofErr w:type="spellStart"/>
       <w:r>
         <w:t>reservar_pto_recarga</w:t>
       </w:r>
+      <w:bookmarkEnd w:id="2"/>
       <w:proofErr w:type="spellEnd"/>
     </w:p>
     <w:p>
@@ -1300,7 +3445,15 @@
           <w:sz w:val="18"/>
           <w:szCs w:val="18"/>
         </w:rPr>
-        <w:t xml:space="preserve"> Tras la introducción de los datos, se hacen unas comprobaciones básicas de que son correctos y se le asigna a la Electrolinera elegida la tarea de comprobar si hay disponibilidad de algún punto de recargas en la franja horaria seleccionada usando el método </w:t>
+        <w:t xml:space="preserve"> Tras la introducción de los datos, se hacen unas comprobaciones básicas de que son correctos y se le asigna a la Electrolinera elegida la tarea de comprobar si hay disponibilidad </w:t>
+      </w:r>
+      <w:r>
+        <w:rPr>
+          <w:sz w:val="18"/>
+          <w:szCs w:val="18"/>
+        </w:rPr>
+        <w:lastRenderedPageBreak/>
+        <w:t xml:space="preserve">de algún punto de recargas en la franja horaria seleccionada usando el método </w:t>
       </w:r>
       <w:proofErr w:type="spellStart"/>
       <w:proofErr w:type="gramStart"/>
@@ -1358,10 +3511,12 @@
       <w:pPr>
         <w:pStyle w:val="Ttulo3"/>
       </w:pPr>
+      <w:bookmarkStart w:id="3" w:name="_Toc218789738"/>
       <w:proofErr w:type="spellStart"/>
       <w:r>
         <w:t>listar_reservas_electrolinera</w:t>
       </w:r>
+      <w:bookmarkEnd w:id="3"/>
       <w:proofErr w:type="spellEnd"/>
       <w:r>
         <w:t xml:space="preserve"> </w:t>
@@ -1426,10 +3581,12 @@
       <w:pPr>
         <w:pStyle w:val="Ttulo3"/>
       </w:pPr>
+      <w:bookmarkStart w:id="4" w:name="_Toc218789739"/>
       <w:proofErr w:type="spellStart"/>
       <w:r>
         <w:t>listar_mensual_pto</w:t>
       </w:r>
+      <w:bookmarkEnd w:id="4"/>
       <w:proofErr w:type="spellEnd"/>
     </w:p>
     <w:p>
@@ -1503,15 +3660,6 @@
         </w:rPr>
         <w:br w:type="page"/>
       </w:r>
-    </w:p>
-    <w:p>
-      <w:pPr>
-        <w:jc w:val="both"/>
-        <w:rPr>
-          <w:sz w:val="18"/>
-          <w:szCs w:val="18"/>
-        </w:rPr>
-      </w:pPr>
     </w:p>
     <w:p>
       <w:pPr>
@@ -1521,10 +3669,13 @@
           <w:bCs/>
         </w:rPr>
       </w:pPr>
-      <w:proofErr w:type="spellStart"/>
-      <w:r>
+      <w:bookmarkStart w:id="5" w:name="_Toc218789740"/>
+      <w:proofErr w:type="spellStart"/>
+      <w:r>
+        <w:lastRenderedPageBreak/>
         <w:t>TADElectrolinera</w:t>
       </w:r>
+      <w:bookmarkEnd w:id="5"/>
       <w:proofErr w:type="spellEnd"/>
       <w:r>
         <w:rPr>
@@ -1533,14 +3684,6 @@
         </w:rPr>
         <w:t xml:space="preserve"> </w:t>
       </w:r>
-    </w:p>
-    <w:p>
-      <w:pPr>
-        <w:rPr>
-          <w:b/>
-          <w:bCs/>
-        </w:rPr>
-      </w:pPr>
     </w:p>
     <w:p>
       <w:pPr>
@@ -1601,7 +3744,7 @@
                     <pic:cNvPicPr/>
                   </pic:nvPicPr>
                   <pic:blipFill>
-                    <a:blip r:embed="rId12"/>
+                    <a:blip r:embed="rId13"/>
                     <a:stretch>
                       <a:fillRect/>
                     </a:stretch>
@@ -1784,7 +3927,7 @@
                     <pic:cNvPicPr/>
                   </pic:nvPicPr>
                   <pic:blipFill>
-                    <a:blip r:embed="rId13"/>
+                    <a:blip r:embed="rId14"/>
                     <a:stretch>
                       <a:fillRect/>
                     </a:stretch>
@@ -1824,6 +3967,7 @@
       <w:pPr>
         <w:pStyle w:val="Ttulo3"/>
       </w:pPr>
+      <w:bookmarkStart w:id="6" w:name="_Toc218789741"/>
       <w:proofErr w:type="spellStart"/>
       <w:r>
         <w:t>CrearElectro</w:t>
@@ -1834,6 +3978,7 @@
       <w:r>
         <w:t>inera</w:t>
       </w:r>
+      <w:bookmarkEnd w:id="6"/>
       <w:proofErr w:type="spellEnd"/>
     </w:p>
     <w:p>
@@ -1949,12 +4094,64 @@
     </w:p>
     <w:p>
       <w:pPr>
+        <w:rPr>
+          <w:sz w:val="18"/>
+          <w:szCs w:val="18"/>
+        </w:rPr>
+      </w:pPr>
+      <w:r>
+        <w:rPr>
+          <w:noProof/>
+          <w:sz w:val="18"/>
+          <w:szCs w:val="18"/>
+        </w:rPr>
+        <w:drawing>
+          <wp:inline distT="0" distB="0" distL="0" distR="0" wp14:anchorId="652960E5" wp14:editId="5DE23CB3">
+            <wp:extent cx="3402280" cy="1488088"/>
+            <wp:effectExtent l="0" t="0" r="8255" b="0"/>
+            <wp:docPr id="932450979" name="Imagen 1"/>
+            <wp:cNvGraphicFramePr>
+              <a:graphicFrameLocks xmlns:a="http://schemas.openxmlformats.org/drawingml/2006/main" noChangeAspect="1"/>
+            </wp:cNvGraphicFramePr>
+            <a:graphic xmlns:a="http://schemas.openxmlformats.org/drawingml/2006/main">
+              <a:graphicData uri="http://schemas.openxmlformats.org/drawingml/2006/picture">
+                <pic:pic xmlns:pic="http://schemas.openxmlformats.org/drawingml/2006/picture">
+                  <pic:nvPicPr>
+                    <pic:cNvPr id="932450979" name=""/>
+                    <pic:cNvPicPr/>
+                  </pic:nvPicPr>
+                  <pic:blipFill>
+                    <a:blip r:embed="rId15"/>
+                    <a:stretch>
+                      <a:fillRect/>
+                    </a:stretch>
+                  </pic:blipFill>
+                  <pic:spPr>
+                    <a:xfrm>
+                      <a:off x="0" y="0"/>
+                      <a:ext cx="3418079" cy="1494998"/>
+                    </a:xfrm>
+                    <a:prstGeom prst="rect">
+                      <a:avLst/>
+                    </a:prstGeom>
+                  </pic:spPr>
+                </pic:pic>
+              </a:graphicData>
+            </a:graphic>
+          </wp:inline>
+        </w:drawing>
+      </w:r>
+    </w:p>
+    <w:p>
+      <w:pPr>
         <w:pStyle w:val="Ttulo3"/>
       </w:pPr>
+      <w:bookmarkStart w:id="7" w:name="_Toc218789742"/>
       <w:proofErr w:type="spellStart"/>
       <w:r>
         <w:t>CrearPuntoRecarga</w:t>
       </w:r>
+      <w:bookmarkEnd w:id="7"/>
       <w:proofErr w:type="spellEnd"/>
     </w:p>
     <w:p>
@@ -2064,6 +4261,7 @@
           <w:sz w:val="18"/>
           <w:szCs w:val="18"/>
         </w:rPr>
+        <w:lastRenderedPageBreak/>
         <w:t xml:space="preserve">Después se comprueba </w:t>
       </w:r>
       <w:r>
@@ -2103,15 +4301,7 @@
           <w:sz w:val="18"/>
           <w:szCs w:val="18"/>
         </w:rPr>
-        <w:t xml:space="preserve"> de puntos disponibles de cada uno de los niveles y se utilizan como contador de los puntos disponibles. Cada vez que se </w:t>
-      </w:r>
-      <w:r>
-        <w:rPr>
-          <w:sz w:val="18"/>
-          <w:szCs w:val="18"/>
-        </w:rPr>
-        <w:lastRenderedPageBreak/>
-        <w:t>crea correctamente un punto de ese nivel, el contador se decrementa de tal forma que cuando llega a 0 es que no se pueden crear más puntos de ese nivel de carga.</w:t>
+        <w:t xml:space="preserve"> de puntos disponibles de cada uno de los niveles y se utilizan como contador de los puntos disponibles. Cada vez que se crea correctamente un punto de ese nivel, el contador se decrementa de tal forma que cuando llega a 0 es que no se pueden crear más puntos de ese nivel de carga.</w:t>
       </w:r>
     </w:p>
     <w:p>
@@ -2243,15 +4433,68 @@
           <w:szCs w:val="18"/>
         </w:rPr>
       </w:pPr>
+      <w:r>
+        <w:rPr>
+          <w:noProof/>
+          <w:sz w:val="18"/>
+          <w:szCs w:val="18"/>
+        </w:rPr>
+        <w:drawing>
+          <wp:inline distT="0" distB="0" distL="0" distR="0" wp14:anchorId="33E19B43" wp14:editId="701A44B1">
+            <wp:extent cx="3782290" cy="1268473"/>
+            <wp:effectExtent l="0" t="0" r="0" b="8255"/>
+            <wp:docPr id="308610544" name="Imagen 1"/>
+            <wp:cNvGraphicFramePr>
+              <a:graphicFrameLocks xmlns:a="http://schemas.openxmlformats.org/drawingml/2006/main" noChangeAspect="1"/>
+            </wp:cNvGraphicFramePr>
+            <a:graphic xmlns:a="http://schemas.openxmlformats.org/drawingml/2006/main">
+              <a:graphicData uri="http://schemas.openxmlformats.org/drawingml/2006/picture">
+                <pic:pic xmlns:pic="http://schemas.openxmlformats.org/drawingml/2006/picture">
+                  <pic:nvPicPr>
+                    <pic:cNvPr id="308610544" name=""/>
+                    <pic:cNvPicPr/>
+                  </pic:nvPicPr>
+                  <pic:blipFill>
+                    <a:blip r:embed="rId16"/>
+                    <a:stretch>
+                      <a:fillRect/>
+                    </a:stretch>
+                  </pic:blipFill>
+                  <pic:spPr>
+                    <a:xfrm>
+                      <a:off x="0" y="0"/>
+                      <a:ext cx="3796338" cy="1273184"/>
+                    </a:xfrm>
+                    <a:prstGeom prst="rect">
+                      <a:avLst/>
+                    </a:prstGeom>
+                  </pic:spPr>
+                </pic:pic>
+              </a:graphicData>
+            </a:graphic>
+          </wp:inline>
+        </w:drawing>
+      </w:r>
+    </w:p>
+    <w:p>
+      <w:pPr>
+        <w:jc w:val="both"/>
+        <w:rPr>
+          <w:sz w:val="18"/>
+          <w:szCs w:val="18"/>
+        </w:rPr>
+      </w:pPr>
     </w:p>
     <w:p>
       <w:pPr>
         <w:pStyle w:val="Ttulo3"/>
       </w:pPr>
+      <w:bookmarkStart w:id="8" w:name="_Toc218789743"/>
       <w:proofErr w:type="spellStart"/>
       <w:r>
         <w:t>BuscarHuecoReserva</w:t>
       </w:r>
+      <w:bookmarkEnd w:id="8"/>
       <w:proofErr w:type="spellEnd"/>
     </w:p>
     <w:p>
@@ -2313,14 +4556,7 @@
           <w:sz w:val="18"/>
           <w:szCs w:val="18"/>
         </w:rPr>
-        <w:t xml:space="preserve"> le</w:t>
-      </w:r>
-      <w:r>
-        <w:rPr>
-          <w:sz w:val="18"/>
-          <w:szCs w:val="18"/>
-        </w:rPr>
-        <w:t xml:space="preserve"> pasaremos a ese punto que intente buscar el hueco utilizando el método </w:t>
+        <w:t xml:space="preserve"> le pasaremos a ese punto que intente buscar el hueco utilizando el método </w:t>
       </w:r>
       <w:proofErr w:type="spellStart"/>
       <w:proofErr w:type="gramStart"/>
@@ -2393,10 +4629,12 @@
       <w:pPr>
         <w:pStyle w:val="Ttulo3"/>
       </w:pPr>
+      <w:bookmarkStart w:id="9" w:name="_Toc218789744"/>
       <w:proofErr w:type="spellStart"/>
       <w:r>
         <w:t>ListarReservas</w:t>
       </w:r>
+      <w:bookmarkEnd w:id="9"/>
       <w:proofErr w:type="spellEnd"/>
     </w:p>
     <w:p>
@@ -2515,15 +4753,59 @@
         <w:t xml:space="preserve"> es cero, se muestra el mensaje de que la electrolinera no tiene reservas para el mes en cuestión</w:t>
       </w:r>
     </w:p>
-    <w:p/>
+    <w:p>
+      <w:r>
+        <w:rPr>
+          <w:noProof/>
+        </w:rPr>
+        <w:lastRenderedPageBreak/>
+        <w:drawing>
+          <wp:inline distT="0" distB="0" distL="0" distR="0" wp14:anchorId="1E57C8FA" wp14:editId="2CA8C760">
+            <wp:extent cx="5400040" cy="1779270"/>
+            <wp:effectExtent l="0" t="0" r="0" b="0"/>
+            <wp:docPr id="1830528926" name="Imagen 1"/>
+            <wp:cNvGraphicFramePr>
+              <a:graphicFrameLocks xmlns:a="http://schemas.openxmlformats.org/drawingml/2006/main" noChangeAspect="1"/>
+            </wp:cNvGraphicFramePr>
+            <a:graphic xmlns:a="http://schemas.openxmlformats.org/drawingml/2006/main">
+              <a:graphicData uri="http://schemas.openxmlformats.org/drawingml/2006/picture">
+                <pic:pic xmlns:pic="http://schemas.openxmlformats.org/drawingml/2006/picture">
+                  <pic:nvPicPr>
+                    <pic:cNvPr id="1830528926" name=""/>
+                    <pic:cNvPicPr/>
+                  </pic:nvPicPr>
+                  <pic:blipFill>
+                    <a:blip r:embed="rId17"/>
+                    <a:stretch>
+                      <a:fillRect/>
+                    </a:stretch>
+                  </pic:blipFill>
+                  <pic:spPr>
+                    <a:xfrm>
+                      <a:off x="0" y="0"/>
+                      <a:ext cx="5400040" cy="1779270"/>
+                    </a:xfrm>
+                    <a:prstGeom prst="rect">
+                      <a:avLst/>
+                    </a:prstGeom>
+                  </pic:spPr>
+                </pic:pic>
+              </a:graphicData>
+            </a:graphic>
+          </wp:inline>
+        </w:drawing>
+      </w:r>
+    </w:p>
     <w:p>
       <w:pPr>
         <w:pStyle w:val="Ttulo3"/>
       </w:pPr>
+      <w:bookmarkStart w:id="10" w:name="_Toc218789745"/>
       <w:proofErr w:type="spellStart"/>
       <w:r>
         <w:t>ImprimirElectrolinera</w:t>
       </w:r>
+      <w:bookmarkEnd w:id="10"/>
       <w:proofErr w:type="spellEnd"/>
     </w:p>
     <w:p>
@@ -2548,6 +4830,56 @@
           <w:szCs w:val="18"/>
         </w:rPr>
       </w:pPr>
+      <w:r>
+        <w:rPr>
+          <w:noProof/>
+          <w:sz w:val="18"/>
+          <w:szCs w:val="18"/>
+        </w:rPr>
+        <w:drawing>
+          <wp:inline distT="0" distB="0" distL="0" distR="0" wp14:anchorId="7D63DAFF" wp14:editId="30E60E6E">
+            <wp:extent cx="5400040" cy="165735"/>
+            <wp:effectExtent l="0" t="0" r="0" b="5715"/>
+            <wp:docPr id="639718565" name="Imagen 1"/>
+            <wp:cNvGraphicFramePr>
+              <a:graphicFrameLocks xmlns:a="http://schemas.openxmlformats.org/drawingml/2006/main" noChangeAspect="1"/>
+            </wp:cNvGraphicFramePr>
+            <a:graphic xmlns:a="http://schemas.openxmlformats.org/drawingml/2006/main">
+              <a:graphicData uri="http://schemas.openxmlformats.org/drawingml/2006/picture">
+                <pic:pic xmlns:pic="http://schemas.openxmlformats.org/drawingml/2006/picture">
+                  <pic:nvPicPr>
+                    <pic:cNvPr id="639718565" name=""/>
+                    <pic:cNvPicPr/>
+                  </pic:nvPicPr>
+                  <pic:blipFill>
+                    <a:blip r:embed="rId18"/>
+                    <a:stretch>
+                      <a:fillRect/>
+                    </a:stretch>
+                  </pic:blipFill>
+                  <pic:spPr>
+                    <a:xfrm>
+                      <a:off x="0" y="0"/>
+                      <a:ext cx="5400040" cy="165735"/>
+                    </a:xfrm>
+                    <a:prstGeom prst="rect">
+                      <a:avLst/>
+                    </a:prstGeom>
+                  </pic:spPr>
+                </pic:pic>
+              </a:graphicData>
+            </a:graphic>
+          </wp:inline>
+        </w:drawing>
+      </w:r>
+    </w:p>
+    <w:p>
+      <w:pPr>
+        <w:rPr>
+          <w:sz w:val="18"/>
+          <w:szCs w:val="18"/>
+        </w:rPr>
+      </w:pPr>
     </w:p>
     <w:p>
       <w:pPr>
@@ -2568,11 +4900,13 @@
       <w:pPr>
         <w:pStyle w:val="Ttulo2"/>
       </w:pPr>
+      <w:bookmarkStart w:id="11" w:name="_Toc218789746"/>
       <w:proofErr w:type="spellStart"/>
       <w:r>
         <w:lastRenderedPageBreak/>
         <w:t>TADPunto</w:t>
       </w:r>
+      <w:bookmarkEnd w:id="11"/>
       <w:proofErr w:type="spellEnd"/>
     </w:p>
     <w:p/>
@@ -2629,7 +4963,7 @@
                     <pic:cNvPicPr/>
                   </pic:nvPicPr>
                   <pic:blipFill>
-                    <a:blip r:embed="rId14"/>
+                    <a:blip r:embed="rId19"/>
                     <a:stretch>
                       <a:fillRect/>
                     </a:stretch>
@@ -2800,6 +5134,9 @@
         <w:jc w:val="both"/>
       </w:pPr>
       <w:r>
+        <w:rPr>
+          <w:noProof/>
+        </w:rPr>
         <w:drawing>
           <wp:inline distT="0" distB="0" distL="0" distR="0" wp14:anchorId="31CAD136" wp14:editId="151C9010">
             <wp:extent cx="5400040" cy="739775"/>
@@ -2816,7 +5153,7 @@
                     <pic:cNvPicPr/>
                   </pic:nvPicPr>
                   <pic:blipFill>
-                    <a:blip r:embed="rId15"/>
+                    <a:blip r:embed="rId20"/>
                     <a:stretch>
                       <a:fillRect/>
                     </a:stretch>
@@ -2842,10 +5179,12 @@
       <w:pPr>
         <w:pStyle w:val="Ttulo3"/>
       </w:pPr>
+      <w:bookmarkStart w:id="12" w:name="_Toc218789747"/>
       <w:proofErr w:type="spellStart"/>
       <w:r>
         <w:t>CrearPtoRecarga</w:t>
       </w:r>
+      <w:bookmarkEnd w:id="12"/>
       <w:proofErr w:type="spellEnd"/>
     </w:p>
     <w:p>
@@ -2861,7 +5200,23 @@
           <w:sz w:val="18"/>
           <w:szCs w:val="18"/>
         </w:rPr>
-        <w:t xml:space="preserve">Las validaciones previas ya se han hecho en el modulo de la Electrolinera y si todo está correcto se llama a esta función que simplemente crea el punto de recarga e inicializa el contador de </w:t>
+        <w:t xml:space="preserve">Las validaciones previas ya se han hecho en el </w:t>
+      </w:r>
+      <w:proofErr w:type="spellStart"/>
+      <w:r>
+        <w:rPr>
+          <w:sz w:val="18"/>
+          <w:szCs w:val="18"/>
+        </w:rPr>
+        <w:t>modulo</w:t>
+      </w:r>
+      <w:proofErr w:type="spellEnd"/>
+      <w:r>
+        <w:rPr>
+          <w:sz w:val="18"/>
+          <w:szCs w:val="18"/>
+        </w:rPr>
+        <w:t xml:space="preserve"> de la Electrolinera y si todo está correcto se llama a esta función que simplemente crea el punto de recarga e inicializa el contador de </w:t>
       </w:r>
       <w:proofErr w:type="spellStart"/>
       <w:r>
@@ -2884,10 +5239,12 @@
       <w:pPr>
         <w:pStyle w:val="Ttulo3"/>
       </w:pPr>
+      <w:bookmarkStart w:id="13" w:name="_Toc218789748"/>
       <w:proofErr w:type="spellStart"/>
       <w:r>
         <w:t>AnadirReserva</w:t>
       </w:r>
+      <w:bookmarkEnd w:id="13"/>
       <w:proofErr w:type="spellEnd"/>
     </w:p>
     <w:p>
@@ -3189,10 +5546,12 @@
       <w:pPr>
         <w:pStyle w:val="Ttulo3"/>
       </w:pPr>
+      <w:bookmarkStart w:id="14" w:name="_Toc218789749"/>
       <w:proofErr w:type="spellStart"/>
       <w:r>
         <w:t>ListarReservas</w:t>
       </w:r>
+      <w:bookmarkEnd w:id="14"/>
       <w:proofErr w:type="spellEnd"/>
     </w:p>
     <w:p>
@@ -3216,10 +5575,12 @@
       <w:pPr>
         <w:pStyle w:val="Ttulo3"/>
       </w:pPr>
+      <w:bookmarkStart w:id="15" w:name="_Toc218789750"/>
       <w:proofErr w:type="spellStart"/>
       <w:r>
         <w:t>CalendarioPunto</w:t>
       </w:r>
+      <w:bookmarkEnd w:id="15"/>
       <w:proofErr w:type="spellEnd"/>
     </w:p>
     <w:p/>
@@ -3340,25 +5701,144 @@
         <w:t xml:space="preserve"> (adaptado de la práctica 3) y los datos del día máximo se imprimen directamente desde este método</w:t>
       </w:r>
     </w:p>
+    <w:p>
+      <w:r>
+        <w:rPr>
+          <w:noProof/>
+        </w:rPr>
+        <w:drawing>
+          <wp:inline distT="0" distB="0" distL="0" distR="0" wp14:anchorId="7802ACEB" wp14:editId="3A157D2B">
+            <wp:extent cx="2339439" cy="2516601"/>
+            <wp:effectExtent l="0" t="0" r="3810" b="0"/>
+            <wp:docPr id="1254383929" name="Imagen 1"/>
+            <wp:cNvGraphicFramePr>
+              <a:graphicFrameLocks xmlns:a="http://schemas.openxmlformats.org/drawingml/2006/main" noChangeAspect="1"/>
+            </wp:cNvGraphicFramePr>
+            <a:graphic xmlns:a="http://schemas.openxmlformats.org/drawingml/2006/main">
+              <a:graphicData uri="http://schemas.openxmlformats.org/drawingml/2006/picture">
+                <pic:pic xmlns:pic="http://schemas.openxmlformats.org/drawingml/2006/picture">
+                  <pic:nvPicPr>
+                    <pic:cNvPr id="1254383929" name=""/>
+                    <pic:cNvPicPr/>
+                  </pic:nvPicPr>
+                  <pic:blipFill>
+                    <a:blip r:embed="rId21"/>
+                    <a:stretch>
+                      <a:fillRect/>
+                    </a:stretch>
+                  </pic:blipFill>
+                  <pic:spPr>
+                    <a:xfrm>
+                      <a:off x="0" y="0"/>
+                      <a:ext cx="2350051" cy="2528017"/>
+                    </a:xfrm>
+                    <a:prstGeom prst="rect">
+                      <a:avLst/>
+                    </a:prstGeom>
+                  </pic:spPr>
+                </pic:pic>
+              </a:graphicData>
+            </a:graphic>
+          </wp:inline>
+        </w:drawing>
+      </w:r>
+    </w:p>
+    <w:p>
+      <w:pPr>
+        <w:pStyle w:val="Ttulo3"/>
+      </w:pPr>
+      <w:bookmarkStart w:id="16" w:name="_Toc218789751"/>
+      <w:proofErr w:type="spellStart"/>
+      <w:r>
+        <w:t>ImprimirPtoRecarga</w:t>
+      </w:r>
+      <w:proofErr w:type="spellEnd"/>
+      <w:r>
+        <w:t xml:space="preserve"> + </w:t>
+      </w:r>
+      <w:proofErr w:type="spellStart"/>
+      <w:r>
+        <w:t>ListarTodasReservas</w:t>
+      </w:r>
+      <w:bookmarkEnd w:id="16"/>
+      <w:proofErr w:type="spellEnd"/>
+    </w:p>
+    <w:p>
+      <w:pPr>
+        <w:jc w:val="both"/>
+        <w:rPr>
+          <w:sz w:val="18"/>
+          <w:szCs w:val="18"/>
+        </w:rPr>
+      </w:pPr>
+      <w:r>
+        <w:rPr>
+          <w:sz w:val="18"/>
+          <w:szCs w:val="18"/>
+        </w:rPr>
+        <w:t>Estos dos métodos son utilizados para la opción no documentada T del menú principal para visualizar los datos del punto de recarga y listar todas sus reservas (independientemente de meses y años)</w:t>
+      </w:r>
+    </w:p>
+    <w:p>
+      <w:r>
+        <w:rPr>
+          <w:noProof/>
+        </w:rPr>
+        <w:lastRenderedPageBreak/>
+        <w:drawing>
+          <wp:inline distT="0" distB="0" distL="0" distR="0" wp14:anchorId="28D26705" wp14:editId="00BD960E">
+            <wp:extent cx="5400040" cy="2394585"/>
+            <wp:effectExtent l="0" t="0" r="0" b="5715"/>
+            <wp:docPr id="390671175" name="Imagen 1"/>
+            <wp:cNvGraphicFramePr>
+              <a:graphicFrameLocks xmlns:a="http://schemas.openxmlformats.org/drawingml/2006/main" noChangeAspect="1"/>
+            </wp:cNvGraphicFramePr>
+            <a:graphic xmlns:a="http://schemas.openxmlformats.org/drawingml/2006/main">
+              <a:graphicData uri="http://schemas.openxmlformats.org/drawingml/2006/picture">
+                <pic:pic xmlns:pic="http://schemas.openxmlformats.org/drawingml/2006/picture">
+                  <pic:nvPicPr>
+                    <pic:cNvPr id="390671175" name=""/>
+                    <pic:cNvPicPr/>
+                  </pic:nvPicPr>
+                  <pic:blipFill>
+                    <a:blip r:embed="rId22"/>
+                    <a:stretch>
+                      <a:fillRect/>
+                    </a:stretch>
+                  </pic:blipFill>
+                  <pic:spPr>
+                    <a:xfrm>
+                      <a:off x="0" y="0"/>
+                      <a:ext cx="5400040" cy="2394585"/>
+                    </a:xfrm>
+                    <a:prstGeom prst="rect">
+                      <a:avLst/>
+                    </a:prstGeom>
+                  </pic:spPr>
+                </pic:pic>
+              </a:graphicData>
+            </a:graphic>
+          </wp:inline>
+        </w:drawing>
+      </w:r>
+      <w:r>
+        <w:br w:type="page"/>
+      </w:r>
+    </w:p>
     <w:p/>
     <w:p>
       <w:pPr>
-        <w:pStyle w:val="Ttulo3"/>
-      </w:pPr>
-      <w:proofErr w:type="spellStart"/>
-      <w:r>
-        <w:t>ImprimirPtoRecarga</w:t>
-      </w:r>
-      <w:proofErr w:type="spellEnd"/>
-      <w:r>
-        <w:t xml:space="preserve"> + </w:t>
-      </w:r>
-      <w:proofErr w:type="spellStart"/>
-      <w:r>
-        <w:t>ListarTodasReservas</w:t>
-      </w:r>
-      <w:proofErr w:type="spellEnd"/>
-    </w:p>
+        <w:pStyle w:val="Ttulo2"/>
+      </w:pPr>
+      <w:bookmarkStart w:id="17" w:name="_Toc218789752"/>
+      <w:proofErr w:type="spellStart"/>
+      <w:r>
+        <w:t>TADReserva</w:t>
+      </w:r>
+      <w:bookmarkEnd w:id="17"/>
+      <w:proofErr w:type="spellEnd"/>
+    </w:p>
+    <w:p/>
     <w:p>
       <w:pPr>
         <w:jc w:val="both"/>
@@ -3372,26 +5852,44 @@
           <w:sz w:val="18"/>
           <w:szCs w:val="18"/>
         </w:rPr>
-        <w:t>Estos dos métodos son utilizados para la opción no documentada T del menú principal para visualizar los datos del punto de recarga y listar todas sus reservas (independientemente de meses y años)</w:t>
-      </w:r>
-    </w:p>
-    <w:p>
-      <w:r>
-        <w:br w:type="page"/>
-      </w:r>
-    </w:p>
-    <w:p/>
-    <w:p>
-      <w:pPr>
-        <w:pStyle w:val="Ttulo2"/>
-      </w:pPr>
-      <w:proofErr w:type="spellStart"/>
-      <w:r>
-        <w:t>TADReserva</w:t>
-      </w:r>
-      <w:proofErr w:type="spellEnd"/>
-    </w:p>
-    <w:p/>
+        <w:t>En este modulose gestionan</w:t>
+      </w:r>
+      <w:r>
+        <w:rPr>
+          <w:sz w:val="18"/>
+          <w:szCs w:val="18"/>
+        </w:rPr>
+        <w:t xml:space="preserve"> los datos de las reservas</w:t>
+      </w:r>
+      <w:r>
+        <w:rPr>
+          <w:sz w:val="18"/>
+          <w:szCs w:val="18"/>
+        </w:rPr>
+        <w:t>, sus propiedades y sus métodos. Y como ya hemos visto anteriormente, se accede a ellos a través de</w:t>
+      </w:r>
+      <w:r>
+        <w:rPr>
+          <w:sz w:val="18"/>
+          <w:szCs w:val="18"/>
+        </w:rPr>
+        <w:t>l Punto de Recarga correspondient</w:t>
+      </w:r>
+      <w:r>
+        <w:rPr>
+          <w:sz w:val="18"/>
+          <w:szCs w:val="18"/>
+        </w:rPr>
+        <w:t>e</w:t>
+      </w:r>
+      <w:r>
+        <w:rPr>
+          <w:sz w:val="18"/>
+          <w:szCs w:val="18"/>
+        </w:rPr>
+        <w:t>.</w:t>
+      </w:r>
+    </w:p>
     <w:p>
       <w:pPr>
         <w:jc w:val="both"/>
@@ -3405,58 +5903,7 @@
           <w:sz w:val="18"/>
           <w:szCs w:val="18"/>
         </w:rPr>
-        <w:t>En este modulose gestionan</w:t>
-      </w:r>
-      <w:r>
-        <w:rPr>
-          <w:sz w:val="18"/>
-          <w:szCs w:val="18"/>
-        </w:rPr>
-        <w:t xml:space="preserve"> los datos de las reservas</w:t>
-      </w:r>
-      <w:r>
-        <w:rPr>
-          <w:sz w:val="18"/>
-          <w:szCs w:val="18"/>
-        </w:rPr>
-        <w:t xml:space="preserve">, sus propiedades y sus métodos. Y como ya hemos visto anteriormente, se accede a ellos a través </w:t>
-      </w:r>
-      <w:proofErr w:type="spellStart"/>
-      <w:r>
-        <w:rPr>
-          <w:sz w:val="18"/>
-          <w:szCs w:val="18"/>
-        </w:rPr>
-        <w:t>de</w:t>
-      </w:r>
-      <w:r>
-        <w:rPr>
-          <w:sz w:val="18"/>
-          <w:szCs w:val="18"/>
-        </w:rPr>
-        <w:t>l</w:t>
-      </w:r>
-      <w:proofErr w:type="spellEnd"/>
-      <w:r>
-        <w:rPr>
-          <w:sz w:val="18"/>
-          <w:szCs w:val="18"/>
-        </w:rPr>
-        <w:t xml:space="preserve"> Punto de Recarga correspondient</w:t>
-      </w:r>
-      <w:r>
-        <w:rPr>
-          <w:sz w:val="18"/>
-          <w:szCs w:val="18"/>
-        </w:rPr>
-        <w:t>e</w:t>
-      </w:r>
-      <w:r>
-        <w:rPr>
-          <w:sz w:val="18"/>
-          <w:szCs w:val="18"/>
-        </w:rPr>
-        <w:t>.</w:t>
+        <w:t>Las propiedades que se guardan son:</w:t>
       </w:r>
     </w:p>
     <w:p>
@@ -3469,22 +5916,7 @@
       </w:pPr>
       <w:r>
         <w:rPr>
-          <w:sz w:val="18"/>
-          <w:szCs w:val="18"/>
-        </w:rPr>
-        <w:t>Las propiedades que se guardan son:</w:t>
-      </w:r>
-    </w:p>
-    <w:p>
-      <w:pPr>
-        <w:jc w:val="both"/>
-        <w:rPr>
-          <w:sz w:val="18"/>
-          <w:szCs w:val="18"/>
-        </w:rPr>
-      </w:pPr>
-      <w:r>
-        <w:rPr>
+          <w:noProof/>
           <w:sz w:val="18"/>
           <w:szCs w:val="18"/>
         </w:rPr>
@@ -3504,7 +5936,7 @@
                     <pic:cNvPicPr/>
                   </pic:nvPicPr>
                   <pic:blipFill>
-                    <a:blip r:embed="rId16"/>
+                    <a:blip r:embed="rId23"/>
                     <a:stretch>
                       <a:fillRect/>
                     </a:stretch>
@@ -3607,6 +6039,9 @@
     </w:p>
     <w:p>
       <w:r>
+        <w:rPr>
+          <w:noProof/>
+        </w:rPr>
         <w:drawing>
           <wp:inline distT="0" distB="0" distL="0" distR="0" wp14:anchorId="3AFB7EC3" wp14:editId="59578F70">
             <wp:extent cx="5400040" cy="411480"/>
@@ -3623,7 +6058,7 @@
                     <pic:cNvPicPr/>
                   </pic:nvPicPr>
                   <pic:blipFill>
-                    <a:blip r:embed="rId17"/>
+                    <a:blip r:embed="rId24"/>
                     <a:stretch>
                       <a:fillRect/>
                     </a:stretch>
@@ -3649,10 +6084,12 @@
       <w:pPr>
         <w:pStyle w:val="Ttulo3"/>
       </w:pPr>
+      <w:bookmarkStart w:id="18" w:name="_Toc218789753"/>
       <w:proofErr w:type="spellStart"/>
       <w:r>
         <w:t>ValidarReserva</w:t>
       </w:r>
+      <w:bookmarkEnd w:id="18"/>
       <w:proofErr w:type="spellEnd"/>
     </w:p>
     <w:p>
@@ -3675,10 +6112,12 @@
       <w:pPr>
         <w:pStyle w:val="Ttulo3"/>
       </w:pPr>
+      <w:bookmarkStart w:id="19" w:name="_Toc218789754"/>
       <w:proofErr w:type="spellStart"/>
       <w:r>
         <w:t>GrabarReserva</w:t>
       </w:r>
+      <w:bookmarkEnd w:id="19"/>
       <w:proofErr w:type="spellEnd"/>
     </w:p>
     <w:p>
@@ -3709,24 +6148,49 @@
       <w:pPr>
         <w:pStyle w:val="Ttulo2"/>
       </w:pPr>
+      <w:bookmarkStart w:id="20" w:name="_Toc218789755"/>
       <w:proofErr w:type="spellStart"/>
       <w:r>
         <w:t>TADCalendario</w:t>
       </w:r>
-      <w:proofErr w:type="spellEnd"/>
-    </w:p>
-    <w:p>
-      <w:r>
+      <w:bookmarkEnd w:id="20"/>
+      <w:proofErr w:type="spellEnd"/>
+    </w:p>
+    <w:p>
+      <w:pPr>
+        <w:rPr>
+          <w:sz w:val="18"/>
+          <w:szCs w:val="18"/>
+        </w:rPr>
+      </w:pPr>
+      <w:r>
+        <w:rPr>
+          <w:sz w:val="18"/>
+          <w:szCs w:val="18"/>
+        </w:rPr>
         <w:t>Aquí se ha hecho una adaptación rápida de la práctica 3 para mostrar el calendario de las reservas del punto de recarga.</w:t>
       </w:r>
     </w:p>
     <w:p>
-      <w:r>
+      <w:pPr>
+        <w:rPr>
+          <w:sz w:val="18"/>
+          <w:szCs w:val="18"/>
+        </w:rPr>
+      </w:pPr>
+      <w:r>
+        <w:rPr>
+          <w:sz w:val="18"/>
+          <w:szCs w:val="18"/>
+        </w:rPr>
         <w:t>Se ha añadido un nuevo TAD ya que aquí hay que tener en cuenta las horas y minutos</w:t>
       </w:r>
     </w:p>
     <w:p>
       <w:r>
+        <w:rPr>
+          <w:noProof/>
+        </w:rPr>
         <w:drawing>
           <wp:inline distT="0" distB="0" distL="0" distR="0" wp14:anchorId="05B2F8E9" wp14:editId="2C0D402C">
             <wp:extent cx="2066306" cy="1156148"/>
@@ -3743,7 +6207,7 @@
                     <pic:cNvPicPr/>
                   </pic:nvPicPr>
                   <pic:blipFill>
-                    <a:blip r:embed="rId18"/>
+                    <a:blip r:embed="rId25"/>
                     <a:stretch>
                       <a:fillRect/>
                     </a:stretch>
@@ -3765,17 +6229,34 @@
       </w:r>
     </w:p>
     <w:p>
-      <w:r>
+      <w:pPr>
+        <w:rPr>
+          <w:sz w:val="18"/>
+          <w:szCs w:val="18"/>
+        </w:rPr>
+      </w:pPr>
+      <w:r>
+        <w:rPr>
+          <w:sz w:val="18"/>
+          <w:szCs w:val="18"/>
+        </w:rPr>
         <w:t xml:space="preserve">Y posteriormente se ha incluido en el </w:t>
       </w:r>
       <w:proofErr w:type="spellStart"/>
       <w:r>
+        <w:rPr>
+          <w:sz w:val="18"/>
+          <w:szCs w:val="18"/>
+        </w:rPr>
         <w:t>TADCalendario</w:t>
       </w:r>
       <w:proofErr w:type="spellEnd"/>
     </w:p>
     <w:p>
       <w:r>
+        <w:rPr>
+          <w:noProof/>
+        </w:rPr>
         <w:drawing>
           <wp:inline distT="0" distB="0" distL="0" distR="0" wp14:anchorId="0B5DE7F6" wp14:editId="0876E4DC">
             <wp:extent cx="5400040" cy="1659890"/>
@@ -3792,7 +6273,7 @@
                     <pic:cNvPicPr/>
                   </pic:nvPicPr>
                   <pic:blipFill>
-                    <a:blip r:embed="rId19"/>
+                    <a:blip r:embed="rId26"/>
                     <a:stretch>
                       <a:fillRect/>
                     </a:stretch>
@@ -3817,10 +6298,12 @@
       <w:pPr>
         <w:pStyle w:val="Ttulo3"/>
       </w:pPr>
+      <w:bookmarkStart w:id="21" w:name="_Toc218789756"/>
       <w:proofErr w:type="spellStart"/>
       <w:r>
         <w:t>mostrar_calendario</w:t>
       </w:r>
+      <w:bookmarkEnd w:id="21"/>
       <w:proofErr w:type="spellEnd"/>
     </w:p>
     <w:p>
@@ -3882,11 +6365,13 @@
       <w:pPr>
         <w:pStyle w:val="Ttulo2"/>
       </w:pPr>
+      <w:bookmarkStart w:id="22" w:name="_Toc218789757"/>
       <w:proofErr w:type="spellStart"/>
       <w:r>
         <w:lastRenderedPageBreak/>
         <w:t>TADUtilidades</w:t>
       </w:r>
+      <w:bookmarkEnd w:id="22"/>
       <w:proofErr w:type="spellEnd"/>
     </w:p>
     <w:p>
@@ -3906,6 +6391,9 @@
     </w:p>
     <w:p>
       <w:r>
+        <w:rPr>
+          <w:noProof/>
+        </w:rPr>
         <w:drawing>
           <wp:inline distT="0" distB="0" distL="0" distR="0" wp14:anchorId="14FA9BEA" wp14:editId="22A33106">
             <wp:extent cx="2452254" cy="732921"/>
@@ -3922,7 +6410,7 @@
                     <pic:cNvPicPr/>
                   </pic:nvPicPr>
                   <pic:blipFill>
-                    <a:blip r:embed="rId20"/>
+                    <a:blip r:embed="rId27"/>
                     <a:stretch>
                       <a:fillRect/>
                     </a:stretch>
@@ -4014,6 +6502,7 @@
       </w:pPr>
       <w:r>
         <w:rPr>
+          <w:noProof/>
           <w:sz w:val="18"/>
           <w:szCs w:val="18"/>
         </w:rPr>
@@ -4033,7 +6522,7 @@
                     <pic:cNvPicPr/>
                   </pic:nvPicPr>
                   <pic:blipFill>
-                    <a:blip r:embed="rId21"/>
+                    <a:blip r:embed="rId28"/>
                     <a:stretch>
                       <a:fillRect/>
                     </a:stretch>
@@ -4063,10 +6552,12 @@
       <w:pPr>
         <w:pStyle w:val="Ttulo3"/>
       </w:pPr>
+      <w:bookmarkStart w:id="23" w:name="_Toc218789758"/>
       <w:proofErr w:type="spellStart"/>
       <w:r>
         <w:t>FechaSecuencia</w:t>
       </w:r>
+      <w:bookmarkEnd w:id="23"/>
       <w:proofErr w:type="spellEnd"/>
     </w:p>
     <w:p>
@@ -4088,10 +6579,12 @@
       <w:pPr>
         <w:pStyle w:val="Ttulo3"/>
       </w:pPr>
+      <w:bookmarkStart w:id="24" w:name="_Toc218789759"/>
       <w:proofErr w:type="spellStart"/>
       <w:r>
         <w:t>ReservaSecuencia</w:t>
       </w:r>
+      <w:bookmarkEnd w:id="24"/>
       <w:proofErr w:type="spellEnd"/>
     </w:p>
     <w:p>
@@ -4114,10 +6607,12 @@
       <w:pPr>
         <w:pStyle w:val="Ttulo3"/>
       </w:pPr>
+      <w:bookmarkStart w:id="25" w:name="_Toc218789760"/>
       <w:proofErr w:type="spellStart"/>
       <w:r>
         <w:t>TransformarFechaHora</w:t>
       </w:r>
+      <w:bookmarkEnd w:id="25"/>
       <w:proofErr w:type="spellEnd"/>
     </w:p>
     <w:p>
@@ -4155,6 +6650,7 @@
       <w:pPr>
         <w:pStyle w:val="Ttulo3"/>
       </w:pPr>
+      <w:bookmarkStart w:id="26" w:name="_Toc218789761"/>
       <w:proofErr w:type="spellStart"/>
       <w:r>
         <w:t>m</w:t>
@@ -4171,6 +6667,7 @@
       <w:r>
         <w:t>_corriente</w:t>
       </w:r>
+      <w:bookmarkEnd w:id="26"/>
       <w:proofErr w:type="spellEnd"/>
     </w:p>
     <w:p>
@@ -4309,10 +6806,12 @@
       <w:pPr>
         <w:pStyle w:val="Ttulo2"/>
       </w:pPr>
+      <w:bookmarkStart w:id="27" w:name="_Toc218789762"/>
       <w:r>
         <w:lastRenderedPageBreak/>
         <w:t>Comentarios finales sobre el desarrollo</w:t>
       </w:r>
+      <w:bookmarkEnd w:id="27"/>
     </w:p>
     <w:p/>
     <w:p>
@@ -4346,7 +6845,7 @@
                     <pic:cNvPicPr/>
                   </pic:nvPicPr>
                   <pic:blipFill>
-                    <a:blip r:embed="rId22"/>
+                    <a:blip r:embed="rId29"/>
                     <a:stretch>
                       <a:fillRect/>
                     </a:stretch>
@@ -4390,28 +6889,50 @@
       </w:r>
     </w:p>
     <w:p>
-      <w:hyperlink r:id="rId23" w:history="1">
-        <w:r>
-          <w:rPr>
-            <w:rStyle w:val="Hipervnculo"/>
-          </w:rPr>
-          <w:t>Repositorio GitHub</w:t>
-        </w:r>
-      </w:hyperlink>
-      <w:r>
-        <w:t xml:space="preserve"> (</w:t>
-      </w:r>
-      <w:r>
-        <w:t>https://github.com/matcimat/Ges-ELECTRERA</w:t>
-      </w:r>
-      <w:r>
-        <w:t>)</w:t>
+      <w:r>
+        <w:rPr>
+          <w:noProof/>
+        </w:rPr>
+        <w:drawing>
+          <wp:inline distT="0" distB="0" distL="0" distR="0" wp14:anchorId="46167AE5" wp14:editId="5FE4294D">
+            <wp:extent cx="5400040" cy="2540635"/>
+            <wp:effectExtent l="0" t="0" r="0" b="0"/>
+            <wp:docPr id="1895708212" name="Imagen 1" descr="Texto&#10;&#10;El contenido generado por IA puede ser incorrecto."/>
+            <wp:cNvGraphicFramePr>
+              <a:graphicFrameLocks xmlns:a="http://schemas.openxmlformats.org/drawingml/2006/main" noChangeAspect="1"/>
+            </wp:cNvGraphicFramePr>
+            <a:graphic xmlns:a="http://schemas.openxmlformats.org/drawingml/2006/main">
+              <a:graphicData uri="http://schemas.openxmlformats.org/drawingml/2006/picture">
+                <pic:pic xmlns:pic="http://schemas.openxmlformats.org/drawingml/2006/picture">
+                  <pic:nvPicPr>
+                    <pic:cNvPr id="1895708212" name="Imagen 1" descr="Texto&#10;&#10;El contenido generado por IA puede ser incorrecto."/>
+                    <pic:cNvPicPr/>
+                  </pic:nvPicPr>
+                  <pic:blipFill>
+                    <a:blip r:embed="rId30"/>
+                    <a:stretch>
+                      <a:fillRect/>
+                    </a:stretch>
+                  </pic:blipFill>
+                  <pic:spPr>
+                    <a:xfrm>
+                      <a:off x="0" y="0"/>
+                      <a:ext cx="5400040" cy="2540635"/>
+                    </a:xfrm>
+                    <a:prstGeom prst="rect">
+                      <a:avLst/>
+                    </a:prstGeom>
+                  </pic:spPr>
+                </pic:pic>
+              </a:graphicData>
+            </a:graphic>
+          </wp:inline>
+        </w:drawing>
       </w:r>
     </w:p>
     <w:sectPr>
-      <w:footerReference w:type="even" r:id="rId24"/>
-      <w:footerReference w:type="default" r:id="rId25"/>
-      <w:footerReference w:type="first" r:id="rId26"/>
+      <w:footerReference w:type="even" r:id="rId31"/>
+      <w:footerReference w:type="first" r:id="rId32"/>
       <w:pgSz w:w="11906" w:h="16838"/>
       <w:pgMar w:top="1417" w:right="1701" w:bottom="1417" w:left="1701" w:header="708" w:footer="708" w:gutter="0"/>
       <w:cols w:space="708"/>
@@ -4589,136 +7110,6 @@
       <mc:AlternateContent>
         <mc:Choice Requires="wps">
           <w:drawing>
-            <wp:anchor distT="0" distB="0" distL="0" distR="0" simplePos="0" relativeHeight="251660288" behindDoc="0" locked="0" layoutInCell="1" allowOverlap="1" wp14:anchorId="58DCAFA0" wp14:editId="49AC784C">
-              <wp:simplePos x="1082650" y="10073030"/>
-              <wp:positionH relativeFrom="page">
-                <wp:align>left</wp:align>
-              </wp:positionH>
-              <wp:positionV relativeFrom="page">
-                <wp:align>bottom</wp:align>
-              </wp:positionV>
-              <wp:extent cx="684530" cy="307340"/>
-              <wp:effectExtent l="0" t="0" r="1270" b="0"/>
-              <wp:wrapNone/>
-              <wp:docPr id="1321842755" name="Cuadro de texto 3" descr="C2 General">
-                <a:extLst xmlns:a="http://schemas.openxmlformats.org/drawingml/2006/main">
-                  <a:ext uri="{5AE41FA2-C0FF-4470-9BD4-5FADCA87CBE2}">
-                    <aclsh:classification xmlns:aclsh="http://schemas.microsoft.com/office/drawing/2020/classificationShape" classificationOutcomeType="ftr"/>
-                  </a:ext>
-                </a:extLst>
-              </wp:docPr>
-              <wp:cNvGraphicFramePr/>
-              <a:graphic xmlns:a="http://schemas.openxmlformats.org/drawingml/2006/main">
-                <a:graphicData uri="http://schemas.microsoft.com/office/word/2010/wordprocessingShape">
-                  <wps:wsp>
-                    <wps:cNvSpPr txBox="1"/>
-                    <wps:spPr>
-                      <a:xfrm>
-                        <a:off x="0" y="0"/>
-                        <a:ext cx="684530" cy="307340"/>
-                      </a:xfrm>
-                      <a:prstGeom prst="rect">
-                        <a:avLst/>
-                      </a:prstGeom>
-                      <a:noFill/>
-                      <a:ln>
-                        <a:noFill/>
-                      </a:ln>
-                    </wps:spPr>
-                    <wps:txbx>
-                      <w:txbxContent>
-                        <w:p>
-                          <w:pPr>
-                            <w:spacing w:after="0"/>
-                            <w:rPr>
-                              <w:rFonts w:ascii="Aptos" w:eastAsia="Aptos" w:hAnsi="Aptos" w:cs="Aptos"/>
-                              <w:noProof/>
-                              <w:color w:val="000000"/>
-                              <w:sz w:val="14"/>
-                              <w:szCs w:val="14"/>
-                            </w:rPr>
-                          </w:pPr>
-                          <w:r>
-                            <w:rPr>
-                              <w:rFonts w:ascii="Aptos" w:eastAsia="Aptos" w:hAnsi="Aptos" w:cs="Aptos"/>
-                              <w:noProof/>
-                              <w:color w:val="000000"/>
-                              <w:sz w:val="14"/>
-                              <w:szCs w:val="14"/>
-                            </w:rPr>
-                            <w:t>C2 General</w:t>
-                          </w:r>
-                        </w:p>
-                      </w:txbxContent>
-                    </wps:txbx>
-                    <wps:bodyPr rot="0" spcFirstLastPara="0" vertOverflow="overflow" horzOverflow="overflow" vert="horz" wrap="none" lIns="254000" tIns="0" rIns="0" bIns="190500" numCol="1" spcCol="0" rtlCol="0" fromWordArt="0" anchor="b" anchorCtr="0" forceAA="0" compatLnSpc="1">
-                      <a:prstTxWarp prst="textNoShape">
-                        <a:avLst/>
-                      </a:prstTxWarp>
-                      <a:spAutoFit/>
-                    </wps:bodyPr>
-                  </wps:wsp>
-                </a:graphicData>
-              </a:graphic>
-            </wp:anchor>
-          </w:drawing>
-        </mc:Choice>
-        <mc:Fallback>
-          <w:pict>
-            <v:shapetype w14:anchorId="58DCAFA0" id="_x0000_t202" coordsize="21600,21600" o:spt="202" path="m,l,21600r21600,l21600,xe">
-              <v:stroke joinstyle="miter"/>
-              <v:path gradientshapeok="t" o:connecttype="rect"/>
-            </v:shapetype>
-            <v:shape id="Cuadro de texto 3" o:spid="_x0000_s1027" type="#_x0000_t202" alt="C2 General" style="position:absolute;margin-left:0;margin-top:0;width:53.9pt;height:24.2pt;z-index:251660288;visibility:visible;mso-wrap-style:none;mso-wrap-distance-left:0;mso-wrap-distance-top:0;mso-wrap-distance-right:0;mso-wrap-distance-bottom:0;mso-position-horizontal:left;mso-position-horizontal-relative:page;mso-position-vertical:bottom;mso-position-vertical-relative:page;v-text-anchor:bottom" o:gfxdata="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" filled="f" stroked="f">
-              <v:textbox style="mso-fit-shape-to-text:t" inset="20pt,0,0,15pt">
-                <w:txbxContent>
-                  <w:p>
-                    <w:pPr>
-                      <w:spacing w:after="0"/>
-                      <w:rPr>
-                        <w:rFonts w:ascii="Aptos" w:eastAsia="Aptos" w:hAnsi="Aptos" w:cs="Aptos"/>
-                        <w:noProof/>
-                        <w:color w:val="000000"/>
-                        <w:sz w:val="14"/>
-                        <w:szCs w:val="14"/>
-                      </w:rPr>
-                    </w:pPr>
-                    <w:r>
-                      <w:rPr>
-                        <w:rFonts w:ascii="Aptos" w:eastAsia="Aptos" w:hAnsi="Aptos" w:cs="Aptos"/>
-                        <w:noProof/>
-                        <w:color w:val="000000"/>
-                        <w:sz w:val="14"/>
-                        <w:szCs w:val="14"/>
-                      </w:rPr>
-                      <w:t>C2 General</w:t>
-                    </w:r>
-                  </w:p>
-                </w:txbxContent>
-              </v:textbox>
-              <w10:wrap anchorx="page" anchory="page"/>
-            </v:shape>
-          </w:pict>
-        </mc:Fallback>
-      </mc:AlternateContent>
-    </w:r>
-  </w:p>
-</w:ftr>
-</file>
-
-<file path=word/footer3.xml><?xml version="1.0" encoding="utf-8"?>
-<w:ftr xmlns:wpc="http://schemas.microsoft.com/office/word/2010/wordprocessingCanvas" xmlns:cx="http://schemas.microsoft.com/office/drawing/2014/chartex" xmlns:cx1="http://schemas.microsoft.com/office/drawing/2015/9/8/chartex" xmlns:cx2="http://schemas.microsoft.com/office/drawing/2015/10/21/chartex" xmlns:cx3="http://schemas.microsoft.com/office/drawing/2016/5/9/chartex" xmlns:cx4="http://schemas.microsoft.com/office/drawing/2016/5/10/chartex" xmlns:cx5="http://schemas.microsoft.com/office/drawing/2016/5/11/chartex" xmlns:cx6="http://schemas.microsoft.com/office/drawing/2016/5/12/chartex" xmlns:cx7="http://schemas.microsoft.com/office/drawing/2016/5/13/chartex" xmlns:cx8="http://schemas.microsoft.com/office/drawing/2016/5/14/chartex" xmlns:mc="http://schemas.openxmlformats.org/markup-compatibility/2006" xmlns:aink="http://schemas.microsoft.com/office/drawing/2016/ink" xmlns:am3d="http://schemas.microsoft.com/office/drawing/2017/model3d" xmlns:o="urn:schemas-microsoft-com:office:office" xmlns:oel="http://schemas.microsoft.com/office/2019/extlst" xmlns:r="http://schemas.openxmlformats.org/officeDocument/2006/relationships" xmlns:m="http://schemas.openxmlformats.org/officeDocument/2006/math" xmlns:v="urn:schemas-microsoft-com:vml" xmlns:wp14="http://schemas.microsoft.com/office/word/2010/wordprocessingDrawing" xmlns:wp="http://schemas.openxmlformats.org/drawingml/2006/wordprocessingDrawing" xmlns:w10="urn:schemas-microsoft-com:office:word" xmlns:w="http://schemas.openxmlformats.org/wordprocessingml/2006/main" xmlns:w14="http://schemas.microsoft.com/office/word/2010/wordml" xmlns:w15="http://schemas.microsoft.com/office/word/2012/wordml" xmlns:w16cex="http://schemas.microsoft.com/office/word/2018/wordml/cex" xmlns:w16cid="http://schemas.microsoft.com/office/word/2016/wordml/cid" xmlns:w16="http://schemas.microsoft.com/office/word/2018/wordml" xmlns:w16du="http://schemas.microsoft.com/office/word/2023/wordml/word16du" xmlns:w16sdtdh="http://schemas.microsoft.com/office/word/2020/wordml/sdtdatahash" xmlns:w16sdtfl="http://schemas.microsoft.com/office/word/2024/wordml/sdtformatlock" xmlns:w16se="http://schemas.microsoft.com/office/word/2015/wordml/symex" xmlns:wpg="http://schemas.microsoft.com/office/word/2010/wordprocessingGroup" xmlns:wpi="http://schemas.microsoft.com/office/word/2010/wordprocessingInk" xmlns:wne="http://schemas.microsoft.com/office/word/2006/wordml" xmlns:wps="http://schemas.microsoft.com/office/word/2010/wordprocessingShape" mc:Ignorable="w14 w15 w16se w16cid w16 w16cex w16sdtdh w16sdtfl w16du wp14">
-  <w:p>
-    <w:pPr>
-      <w:pStyle w:val="Piedepgina"/>
-    </w:pPr>
-    <w:r>
-      <w:rPr>
-        <w:noProof/>
-      </w:rPr>
-      <mc:AlternateContent>
-        <mc:Choice Requires="wps">
-          <w:drawing>
             <wp:anchor distT="0" distB="0" distL="0" distR="0" simplePos="0" relativeHeight="251658240" behindDoc="0" locked="0" layoutInCell="1" allowOverlap="1" wp14:anchorId="3BE5925A" wp14:editId="062C550F">
               <wp:simplePos x="635" y="635"/>
               <wp:positionH relativeFrom="page">
@@ -4799,7 +7190,7 @@
               <v:stroke joinstyle="miter"/>
               <v:path gradientshapeok="t" o:connecttype="rect"/>
             </v:shapetype>
-            <v:shape id="Cuadro de texto 1" o:spid="_x0000_s1028" type="#_x0000_t202" alt="C2 General" style="position:absolute;margin-left:0;margin-top:0;width:53.9pt;height:24.2pt;z-index:251658240;visibility:visible;mso-wrap-style:none;mso-wrap-distance-left:0;mso-wrap-distance-top:0;mso-wrap-distance-right:0;mso-wrap-distance-bottom:0;mso-position-horizontal:left;mso-position-horizontal-relative:page;mso-position-vertical:bottom;mso-position-vertical-relative:page;v-text-anchor:bottom" o:gfxdata="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" filled="f" stroked="f">
+            <v:shape id="Cuadro de texto 1" o:spid="_x0000_s1027" type="#_x0000_t202" alt="C2 General" style="position:absolute;margin-left:0;margin-top:0;width:53.9pt;height:24.2pt;z-index:251658240;visibility:visible;mso-wrap-style:none;mso-wrap-distance-left:0;mso-wrap-distance-top:0;mso-wrap-distance-right:0;mso-wrap-distance-bottom:0;mso-position-horizontal:left;mso-position-horizontal-relative:page;mso-position-vertical:bottom;mso-position-vertical-relative:page;v-text-anchor:bottom" o:gfxdata="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" filled="f" stroked="f">
               <v:textbox style="mso-fit-shape-to-text:t" inset="20pt,0,0,15pt">
                 <w:txbxContent>
                   <w:p>
@@ -6146,6 +8537,92 @@
       <w:shd w:val="clear" w:color="auto" w:fill="E1DFDD"/>
     </w:rPr>
   </w:style>
+  <w:style w:type="paragraph" w:styleId="Encabezado">
+    <w:name w:val="header"/>
+    <w:basedOn w:val="Normal"/>
+    <w:link w:val="EncabezadoCar"/>
+    <w:uiPriority w:val="99"/>
+    <w:unhideWhenUsed/>
+    <w:rsid w:val="00121CAA"/>
+    <w:pPr>
+      <w:tabs>
+        <w:tab w:val="center" w:pos="4252"/>
+        <w:tab w:val="right" w:pos="8504"/>
+      </w:tabs>
+      <w:spacing w:after="0" w:line="240" w:lineRule="auto"/>
+    </w:pPr>
+  </w:style>
+  <w:style w:type="character" w:customStyle="1" w:styleId="EncabezadoCar">
+    <w:name w:val="Encabezado Car"/>
+    <w:basedOn w:val="Fuentedeprrafopredeter"/>
+    <w:link w:val="Encabezado"/>
+    <w:uiPriority w:val="99"/>
+    <w:rsid w:val="00121CAA"/>
+  </w:style>
+  <w:style w:type="paragraph" w:styleId="TtuloTDC">
+    <w:name w:val="TOC Heading"/>
+    <w:basedOn w:val="Ttulo1"/>
+    <w:next w:val="Normal"/>
+    <w:uiPriority w:val="39"/>
+    <w:unhideWhenUsed/>
+    <w:qFormat/>
+    <w:rsid w:val="00F26A4C"/>
+    <w:pPr>
+      <w:spacing w:before="240" w:after="0"/>
+      <w:outlineLvl w:val="9"/>
+    </w:pPr>
+    <w:rPr>
+      <w:kern w:val="0"/>
+      <w:sz w:val="32"/>
+      <w:szCs w:val="32"/>
+      <w:lang w:eastAsia="es-ES"/>
+      <w14:ligatures w14:val="none"/>
+    </w:rPr>
+  </w:style>
+  <w:style w:type="paragraph" w:styleId="TDC2">
+    <w:name w:val="toc 2"/>
+    <w:basedOn w:val="Normal"/>
+    <w:next w:val="Normal"/>
+    <w:autoRedefine/>
+    <w:uiPriority w:val="39"/>
+    <w:unhideWhenUsed/>
+    <w:rsid w:val="00F26A4C"/>
+    <w:pPr>
+      <w:spacing w:after="100"/>
+      <w:ind w:left="220"/>
+    </w:pPr>
+  </w:style>
+  <w:style w:type="paragraph" w:styleId="TDC3">
+    <w:name w:val="toc 3"/>
+    <w:basedOn w:val="Normal"/>
+    <w:next w:val="Normal"/>
+    <w:autoRedefine/>
+    <w:uiPriority w:val="39"/>
+    <w:unhideWhenUsed/>
+    <w:rsid w:val="00F26A4C"/>
+    <w:pPr>
+      <w:spacing w:after="100"/>
+      <w:ind w:left="440"/>
+    </w:pPr>
+  </w:style>
+  <w:style w:type="paragraph" w:styleId="TDC1">
+    <w:name w:val="toc 1"/>
+    <w:basedOn w:val="Normal"/>
+    <w:next w:val="Normal"/>
+    <w:autoRedefine/>
+    <w:uiPriority w:val="39"/>
+    <w:unhideWhenUsed/>
+    <w:rsid w:val="00F26A4C"/>
+    <w:pPr>
+      <w:spacing w:after="100"/>
+    </w:pPr>
+    <w:rPr>
+      <w:rFonts w:eastAsiaTheme="minorEastAsia" w:cs="Times New Roman"/>
+      <w:kern w:val="0"/>
+      <w:lang w:eastAsia="es-ES"/>
+      <w14:ligatures w14:val="none"/>
+    </w:rPr>
+  </w:style>
 </w:styles>
 </file>
 
@@ -6442,4 +8919,16 @@
     </a:ext>
   </a:extLst>
 </a:theme>
+</file>
+
+<file path=customXml/item1.xml><?xml version="1.0" encoding="utf-8"?>
+<b:Sources xmlns:b="http://schemas.openxmlformats.org/officeDocument/2006/bibliography" xmlns="http://schemas.openxmlformats.org/officeDocument/2006/bibliography" SelectedStyle="\APASixthEditionOfficeOnline.xsl" StyleName="APA" Version="6"/>
+</file>
+
+<file path=customXml/itemProps1.xml><?xml version="1.0" encoding="utf-8"?>
+<ds:datastoreItem xmlns:ds="http://schemas.openxmlformats.org/officeDocument/2006/customXml" ds:itemID="{83E649F3-259D-4020-AC3C-101CC48A6F67}">
+  <ds:schemaRefs>
+    <ds:schemaRef ds:uri="http://schemas.openxmlformats.org/officeDocument/2006/bibliography"/>
+  </ds:schemaRefs>
+</ds:datastoreItem>
 </file>